--- a/output/regv2_Baseline_BBsample.docx
+++ b/output/regv2_Baseline_BBsample.docx
@@ -359,70 +359,70 @@
               <w:jc w:val="center"/>
             </w:pPr>
             <w:r>
-              <w:t xml:space="preserve">0.16**</w:t>
-            </w:r>
-          </w:p>
-        </w:tc>
-        <w:tc>
-          <w:tcPr>
-            <w:tcW w:w="1337" w:type="dxa"/>
-            <w:tcBorders>
-              <w:top w:val="nil" w:color="000000"/>
-              <w:left w:val="nil" w:color="000000"/>
-              <w:bottom w:val="nil" w:color="000000"/>
-              <w:right w:val="nil" w:color="000000"/>
-            </w:tcBorders>
-            <w:vAlign w:val="bottom"/>
-          </w:tcPr>
-          <w:p>
-            <w:pPr>
-              <w:spacing w:after="0"/>
-              <w:jc w:val="center"/>
-            </w:pPr>
-            <w:r>
-              <w:t xml:space="preserve">0.02</w:t>
-            </w:r>
-          </w:p>
-        </w:tc>
-        <w:tc>
-          <w:tcPr>
-            <w:tcW w:w="1337" w:type="dxa"/>
-            <w:tcBorders>
-              <w:top w:val="nil" w:color="000000"/>
-              <w:left w:val="nil" w:color="000000"/>
-              <w:bottom w:val="nil" w:color="000000"/>
-              <w:right w:val="nil" w:color="000000"/>
-            </w:tcBorders>
-            <w:vAlign w:val="bottom"/>
-          </w:tcPr>
-          <w:p>
-            <w:pPr>
-              <w:spacing w:after="0"/>
-              <w:jc w:val="center"/>
-            </w:pPr>
-            <w:r>
-              <w:t xml:space="preserve">-0.06</w:t>
-            </w:r>
-          </w:p>
-        </w:tc>
-        <w:tc>
-          <w:tcPr>
-            <w:tcW w:w="1337" w:type="dxa"/>
-            <w:tcBorders>
-              <w:top w:val="nil" w:color="000000"/>
-              <w:left w:val="nil" w:color="000000"/>
-              <w:bottom w:val="nil" w:color="000000"/>
-              <w:right w:val="nil" w:color="000000"/>
-            </w:tcBorders>
-            <w:vAlign w:val="bottom"/>
-          </w:tcPr>
-          <w:p>
-            <w:pPr>
-              <w:spacing w:after="0"/>
-              <w:jc w:val="center"/>
-            </w:pPr>
-            <w:r>
-              <w:t xml:space="preserve">0.01</w:t>
+              <w:t xml:space="preserve">0.06</w:t>
+            </w:r>
+          </w:p>
+        </w:tc>
+        <w:tc>
+          <w:tcPr>
+            <w:tcW w:w="1337" w:type="dxa"/>
+            <w:tcBorders>
+              <w:top w:val="nil" w:color="000000"/>
+              <w:left w:val="nil" w:color="000000"/>
+              <w:bottom w:val="nil" w:color="000000"/>
+              <w:right w:val="nil" w:color="000000"/>
+            </w:tcBorders>
+            <w:vAlign w:val="bottom"/>
+          </w:tcPr>
+          <w:p>
+            <w:pPr>
+              <w:spacing w:after="0"/>
+              <w:jc w:val="center"/>
+            </w:pPr>
+            <w:r>
+              <w:t xml:space="preserve">-0.00</w:t>
+            </w:r>
+          </w:p>
+        </w:tc>
+        <w:tc>
+          <w:tcPr>
+            <w:tcW w:w="1337" w:type="dxa"/>
+            <w:tcBorders>
+              <w:top w:val="nil" w:color="000000"/>
+              <w:left w:val="nil" w:color="000000"/>
+              <w:bottom w:val="nil" w:color="000000"/>
+              <w:right w:val="nil" w:color="000000"/>
+            </w:tcBorders>
+            <w:vAlign w:val="bottom"/>
+          </w:tcPr>
+          <w:p>
+            <w:pPr>
+              <w:spacing w:after="0"/>
+              <w:jc w:val="center"/>
+            </w:pPr>
+            <w:r>
+              <w:t xml:space="preserve">-0.11</w:t>
+            </w:r>
+          </w:p>
+        </w:tc>
+        <w:tc>
+          <w:tcPr>
+            <w:tcW w:w="1337" w:type="dxa"/>
+            <w:tcBorders>
+              <w:top w:val="nil" w:color="000000"/>
+              <w:left w:val="nil" w:color="000000"/>
+              <w:bottom w:val="nil" w:color="000000"/>
+              <w:right w:val="nil" w:color="000000"/>
+            </w:tcBorders>
+            <w:vAlign w:val="bottom"/>
+          </w:tcPr>
+          <w:p>
+            <w:pPr>
+              <w:spacing w:after="0"/>
+              <w:jc w:val="center"/>
+            </w:pPr>
+            <w:r>
+              <w:t xml:space="preserve">-0.12</w:t>
             </w:r>
           </w:p>
         </w:tc>
@@ -503,70 +503,70 @@
               <w:jc w:val="center"/>
             </w:pPr>
             <w:r>
-              <w:t xml:space="preserve">[0.02,0.30]</w:t>
-            </w:r>
-          </w:p>
-        </w:tc>
-        <w:tc>
-          <w:tcPr>
-            <w:tcW w:w="1337" w:type="dxa"/>
-            <w:tcBorders>
-              <w:top w:val="nil" w:color="000000"/>
-              <w:left w:val="nil" w:color="000000"/>
-              <w:bottom w:val="nil" w:color="000000"/>
-              <w:right w:val="nil" w:color="000000"/>
-            </w:tcBorders>
-            <w:vAlign w:val="bottom"/>
-          </w:tcPr>
-          <w:p>
-            <w:pPr>
-              <w:spacing w:after="0"/>
-              <w:jc w:val="center"/>
-            </w:pPr>
-            <w:r>
-              <w:t xml:space="preserve">[-0.14,0.19]</w:t>
-            </w:r>
-          </w:p>
-        </w:tc>
-        <w:tc>
-          <w:tcPr>
-            <w:tcW w:w="1337" w:type="dxa"/>
-            <w:tcBorders>
-              <w:top w:val="nil" w:color="000000"/>
-              <w:left w:val="nil" w:color="000000"/>
-              <w:bottom w:val="nil" w:color="000000"/>
-              <w:right w:val="nil" w:color="000000"/>
-            </w:tcBorders>
-            <w:vAlign w:val="bottom"/>
-          </w:tcPr>
-          <w:p>
-            <w:pPr>
-              <w:spacing w:after="0"/>
-              <w:jc w:val="center"/>
-            </w:pPr>
-            <w:r>
-              <w:t xml:space="preserve">[-0.22,0.10]</w:t>
-            </w:r>
-          </w:p>
-        </w:tc>
-        <w:tc>
-          <w:tcPr>
-            <w:tcW w:w="1337" w:type="dxa"/>
-            <w:tcBorders>
-              <w:top w:val="nil" w:color="000000"/>
-              <w:left w:val="nil" w:color="000000"/>
-              <w:bottom w:val="nil" w:color="000000"/>
-              <w:right w:val="nil" w:color="000000"/>
-            </w:tcBorders>
-            <w:vAlign w:val="bottom"/>
-          </w:tcPr>
-          <w:p>
-            <w:pPr>
-              <w:spacing w:after="0"/>
-              <w:jc w:val="center"/>
-            </w:pPr>
-            <w:r>
-              <w:t xml:space="preserve">[-0.27,0.29]</w:t>
+              <w:t xml:space="preserve">[-0.05,0.17]</w:t>
+            </w:r>
+          </w:p>
+        </w:tc>
+        <w:tc>
+          <w:tcPr>
+            <w:tcW w:w="1337" w:type="dxa"/>
+            <w:tcBorders>
+              <w:top w:val="nil" w:color="000000"/>
+              <w:left w:val="nil" w:color="000000"/>
+              <w:bottom w:val="nil" w:color="000000"/>
+              <w:right w:val="nil" w:color="000000"/>
+            </w:tcBorders>
+            <w:vAlign w:val="bottom"/>
+          </w:tcPr>
+          <w:p>
+            <w:pPr>
+              <w:spacing w:after="0"/>
+              <w:jc w:val="center"/>
+            </w:pPr>
+            <w:r>
+              <w:t xml:space="preserve">[-0.15,0.15]</w:t>
+            </w:r>
+          </w:p>
+        </w:tc>
+        <w:tc>
+          <w:tcPr>
+            <w:tcW w:w="1337" w:type="dxa"/>
+            <w:tcBorders>
+              <w:top w:val="nil" w:color="000000"/>
+              <w:left w:val="nil" w:color="000000"/>
+              <w:bottom w:val="nil" w:color="000000"/>
+              <w:right w:val="nil" w:color="000000"/>
+            </w:tcBorders>
+            <w:vAlign w:val="bottom"/>
+          </w:tcPr>
+          <w:p>
+            <w:pPr>
+              <w:spacing w:after="0"/>
+              <w:jc w:val="center"/>
+            </w:pPr>
+            <w:r>
+              <w:t xml:space="preserve">[-0.28,0.06]</w:t>
+            </w:r>
+          </w:p>
+        </w:tc>
+        <w:tc>
+          <w:tcPr>
+            <w:tcW w:w="1337" w:type="dxa"/>
+            <w:tcBorders>
+              <w:top w:val="nil" w:color="000000"/>
+              <w:left w:val="nil" w:color="000000"/>
+              <w:bottom w:val="nil" w:color="000000"/>
+              <w:right w:val="nil" w:color="000000"/>
+            </w:tcBorders>
+            <w:vAlign w:val="bottom"/>
+          </w:tcPr>
+          <w:p>
+            <w:pPr>
+              <w:spacing w:after="0"/>
+              <w:jc w:val="center"/>
+            </w:pPr>
+            <w:r>
+              <w:t xml:space="preserve">[-0.30,0.05]</w:t>
             </w:r>
           </w:p>
         </w:tc>
@@ -652,70 +652,70 @@
               <w:jc w:val="center"/>
             </w:pPr>
             <w:r>
-              <w:t xml:space="preserve">0.21*</w:t>
-            </w:r>
-          </w:p>
-        </w:tc>
-        <w:tc>
-          <w:tcPr>
-            <w:tcW w:w="1337" w:type="dxa"/>
-            <w:tcBorders>
-              <w:top w:val="nil" w:color="000000"/>
-              <w:left w:val="nil" w:color="000000"/>
-              <w:bottom w:val="nil" w:color="000000"/>
-              <w:right w:val="nil" w:color="000000"/>
-            </w:tcBorders>
-            <w:vAlign w:val="bottom"/>
-          </w:tcPr>
-          <w:p>
-            <w:pPr>
-              <w:spacing w:after="0"/>
-              <w:jc w:val="center"/>
-            </w:pPr>
-            <w:r>
-              <w:t xml:space="preserve">0.09</w:t>
-            </w:r>
-          </w:p>
-        </w:tc>
-        <w:tc>
-          <w:tcPr>
-            <w:tcW w:w="1337" w:type="dxa"/>
-            <w:tcBorders>
-              <w:top w:val="nil" w:color="000000"/>
-              <w:left w:val="nil" w:color="000000"/>
-              <w:bottom w:val="nil" w:color="000000"/>
-              <w:right w:val="nil" w:color="000000"/>
-            </w:tcBorders>
-            <w:vAlign w:val="bottom"/>
-          </w:tcPr>
-          <w:p>
-            <w:pPr>
-              <w:spacing w:after="0"/>
-              <w:jc w:val="center"/>
-            </w:pPr>
-            <w:r>
-              <w:t xml:space="preserve">0.14</w:t>
-            </w:r>
-          </w:p>
-        </w:tc>
-        <w:tc>
-          <w:tcPr>
-            <w:tcW w:w="1337" w:type="dxa"/>
-            <w:tcBorders>
-              <w:top w:val="nil" w:color="000000"/>
-              <w:left w:val="nil" w:color="000000"/>
-              <w:bottom w:val="nil" w:color="000000"/>
-              <w:right w:val="nil" w:color="000000"/>
-            </w:tcBorders>
-            <w:vAlign w:val="bottom"/>
-          </w:tcPr>
-          <w:p>
-            <w:pPr>
-              <w:spacing w:after="0"/>
-              <w:jc w:val="center"/>
-            </w:pPr>
-            <w:r>
-              <w:t xml:space="preserve">0.16</w:t>
+              <w:t xml:space="preserve">0.13</w:t>
+            </w:r>
+          </w:p>
+        </w:tc>
+        <w:tc>
+          <w:tcPr>
+            <w:tcW w:w="1337" w:type="dxa"/>
+            <w:tcBorders>
+              <w:top w:val="nil" w:color="000000"/>
+              <w:left w:val="nil" w:color="000000"/>
+              <w:bottom w:val="nil" w:color="000000"/>
+              <w:right w:val="nil" w:color="000000"/>
+            </w:tcBorders>
+            <w:vAlign w:val="bottom"/>
+          </w:tcPr>
+          <w:p>
+            <w:pPr>
+              <w:spacing w:after="0"/>
+              <w:jc w:val="center"/>
+            </w:pPr>
+            <w:r>
+              <w:t xml:space="preserve">0.10</w:t>
+            </w:r>
+          </w:p>
+        </w:tc>
+        <w:tc>
+          <w:tcPr>
+            <w:tcW w:w="1337" w:type="dxa"/>
+            <w:tcBorders>
+              <w:top w:val="nil" w:color="000000"/>
+              <w:left w:val="nil" w:color="000000"/>
+              <w:bottom w:val="nil" w:color="000000"/>
+              <w:right w:val="nil" w:color="000000"/>
+            </w:tcBorders>
+            <w:vAlign w:val="bottom"/>
+          </w:tcPr>
+          <w:p>
+            <w:pPr>
+              <w:spacing w:after="0"/>
+              <w:jc w:val="center"/>
+            </w:pPr>
+            <w:r>
+              <w:t xml:space="preserve">0.15</w:t>
+            </w:r>
+          </w:p>
+        </w:tc>
+        <w:tc>
+          <w:tcPr>
+            <w:tcW w:w="1337" w:type="dxa"/>
+            <w:tcBorders>
+              <w:top w:val="nil" w:color="000000"/>
+              <w:left w:val="nil" w:color="000000"/>
+              <w:bottom w:val="nil" w:color="000000"/>
+              <w:right w:val="nil" w:color="000000"/>
+            </w:tcBorders>
+            <w:vAlign w:val="bottom"/>
+          </w:tcPr>
+          <w:p>
+            <w:pPr>
+              <w:spacing w:after="0"/>
+              <w:jc w:val="center"/>
+            </w:pPr>
+            <w:r>
+              <w:t xml:space="preserve">0.24**</w:t>
             </w:r>
           </w:p>
         </w:tc>
@@ -796,70 +796,70 @@
               <w:jc w:val="center"/>
             </w:pPr>
             <w:r>
-              <w:t xml:space="preserve">[-0.03,0.45]</w:t>
-            </w:r>
-          </w:p>
-        </w:tc>
-        <w:tc>
-          <w:tcPr>
-            <w:tcW w:w="1337" w:type="dxa"/>
-            <w:tcBorders>
-              <w:top w:val="nil" w:color="000000"/>
-              <w:left w:val="nil" w:color="000000"/>
-              <w:bottom w:val="nil" w:color="000000"/>
-              <w:right w:val="nil" w:color="000000"/>
-            </w:tcBorders>
-            <w:vAlign w:val="bottom"/>
-          </w:tcPr>
-          <w:p>
-            <w:pPr>
-              <w:spacing w:after="0"/>
-              <w:jc w:val="center"/>
-            </w:pPr>
-            <w:r>
-              <w:t xml:space="preserve">[-0.15,0.32]</w:t>
-            </w:r>
-          </w:p>
-        </w:tc>
-        <w:tc>
-          <w:tcPr>
-            <w:tcW w:w="1337" w:type="dxa"/>
-            <w:tcBorders>
-              <w:top w:val="nil" w:color="000000"/>
-              <w:left w:val="nil" w:color="000000"/>
-              <w:bottom w:val="nil" w:color="000000"/>
-              <w:right w:val="nil" w:color="000000"/>
-            </w:tcBorders>
-            <w:vAlign w:val="bottom"/>
-          </w:tcPr>
-          <w:p>
-            <w:pPr>
-              <w:spacing w:after="0"/>
-              <w:jc w:val="center"/>
-            </w:pPr>
-            <w:r>
-              <w:t xml:space="preserve">[-0.06,0.34]</w:t>
-            </w:r>
-          </w:p>
-        </w:tc>
-        <w:tc>
-          <w:tcPr>
-            <w:tcW w:w="1337" w:type="dxa"/>
-            <w:tcBorders>
-              <w:top w:val="nil" w:color="000000"/>
-              <w:left w:val="nil" w:color="000000"/>
-              <w:bottom w:val="nil" w:color="000000"/>
-              <w:right w:val="nil" w:color="000000"/>
-            </w:tcBorders>
-            <w:vAlign w:val="bottom"/>
-          </w:tcPr>
-          <w:p>
-            <w:pPr>
-              <w:spacing w:after="0"/>
-              <w:jc w:val="center"/>
-            </w:pPr>
-            <w:r>
-              <w:t xml:space="preserve">[-0.05,0.36]</w:t>
+              <w:t xml:space="preserve">[-0.06,0.32]</w:t>
+            </w:r>
+          </w:p>
+        </w:tc>
+        <w:tc>
+          <w:tcPr>
+            <w:tcW w:w="1337" w:type="dxa"/>
+            <w:tcBorders>
+              <w:top w:val="nil" w:color="000000"/>
+              <w:left w:val="nil" w:color="000000"/>
+              <w:bottom w:val="nil" w:color="000000"/>
+              <w:right w:val="nil" w:color="000000"/>
+            </w:tcBorders>
+            <w:vAlign w:val="bottom"/>
+          </w:tcPr>
+          <w:p>
+            <w:pPr>
+              <w:spacing w:after="0"/>
+              <w:jc w:val="center"/>
+            </w:pPr>
+            <w:r>
+              <w:t xml:space="preserve">[-0.13,0.34]</w:t>
+            </w:r>
+          </w:p>
+        </w:tc>
+        <w:tc>
+          <w:tcPr>
+            <w:tcW w:w="1337" w:type="dxa"/>
+            <w:tcBorders>
+              <w:top w:val="nil" w:color="000000"/>
+              <w:left w:val="nil" w:color="000000"/>
+              <w:bottom w:val="nil" w:color="000000"/>
+              <w:right w:val="nil" w:color="000000"/>
+            </w:tcBorders>
+            <w:vAlign w:val="bottom"/>
+          </w:tcPr>
+          <w:p>
+            <w:pPr>
+              <w:spacing w:after="0"/>
+              <w:jc w:val="center"/>
+            </w:pPr>
+            <w:r>
+              <w:t xml:space="preserve">[-0.06,0.37]</w:t>
+            </w:r>
+          </w:p>
+        </w:tc>
+        <w:tc>
+          <w:tcPr>
+            <w:tcW w:w="1337" w:type="dxa"/>
+            <w:tcBorders>
+              <w:top w:val="nil" w:color="000000"/>
+              <w:left w:val="nil" w:color="000000"/>
+              <w:bottom w:val="nil" w:color="000000"/>
+              <w:right w:val="nil" w:color="000000"/>
+            </w:tcBorders>
+            <w:vAlign w:val="bottom"/>
+          </w:tcPr>
+          <w:p>
+            <w:pPr>
+              <w:spacing w:after="0"/>
+              <w:jc w:val="center"/>
+            </w:pPr>
+            <w:r>
+              <w:t xml:space="preserve">[0.02,0.45]</w:t>
             </w:r>
           </w:p>
         </w:tc>
@@ -945,28 +945,7 @@
               <w:jc w:val="center"/>
             </w:pPr>
             <w:r>
-              <w:t xml:space="preserve">0.02</w:t>
-            </w:r>
-          </w:p>
-        </w:tc>
-        <w:tc>
-          <w:tcPr>
-            <w:tcW w:w="1337" w:type="dxa"/>
-            <w:tcBorders>
-              <w:top w:val="nil" w:color="000000"/>
-              <w:left w:val="nil" w:color="000000"/>
-              <w:bottom w:val="nil" w:color="000000"/>
-              <w:right w:val="nil" w:color="000000"/>
-            </w:tcBorders>
-            <w:vAlign w:val="bottom"/>
-          </w:tcPr>
-          <w:p>
-            <w:pPr>
-              <w:spacing w:after="0"/>
-              <w:jc w:val="center"/>
-            </w:pPr>
-            <w:r>
-              <w:t xml:space="preserve">0.02</w:t>
+              <w:t xml:space="preserve">0.07</w:t>
             </w:r>
           </w:p>
         </w:tc>
@@ -1008,7 +987,28 @@
               <w:jc w:val="center"/>
             </w:pPr>
             <w:r>
-              <w:t xml:space="preserve">0.04</w:t>
+              <w:t xml:space="preserve">0.09</w:t>
+            </w:r>
+          </w:p>
+        </w:tc>
+        <w:tc>
+          <w:tcPr>
+            <w:tcW w:w="1337" w:type="dxa"/>
+            <w:tcBorders>
+              <w:top w:val="nil" w:color="000000"/>
+              <w:left w:val="nil" w:color="000000"/>
+              <w:bottom w:val="nil" w:color="000000"/>
+              <w:right w:val="nil" w:color="000000"/>
+            </w:tcBorders>
+            <w:vAlign w:val="bottom"/>
+          </w:tcPr>
+          <w:p>
+            <w:pPr>
+              <w:spacing w:after="0"/>
+              <w:jc w:val="center"/>
+            </w:pPr>
+            <w:r>
+              <w:t xml:space="preserve">0.08</w:t>
             </w:r>
           </w:p>
         </w:tc>
@@ -1089,70 +1089,70 @@
               <w:jc w:val="center"/>
             </w:pPr>
             <w:r>
-              <w:t xml:space="preserve">[-0.10,0.15]</w:t>
-            </w:r>
-          </w:p>
-        </w:tc>
-        <w:tc>
-          <w:tcPr>
-            <w:tcW w:w="1337" w:type="dxa"/>
-            <w:tcBorders>
-              <w:top w:val="nil" w:color="000000"/>
-              <w:left w:val="nil" w:color="000000"/>
-              <w:bottom w:val="nil" w:color="000000"/>
-              <w:right w:val="nil" w:color="000000"/>
-            </w:tcBorders>
-            <w:vAlign w:val="bottom"/>
-          </w:tcPr>
-          <w:p>
-            <w:pPr>
-              <w:spacing w:after="0"/>
-              <w:jc w:val="center"/>
-            </w:pPr>
-            <w:r>
-              <w:t xml:space="preserve">[-0.11,0.15]</w:t>
-            </w:r>
-          </w:p>
-        </w:tc>
-        <w:tc>
-          <w:tcPr>
-            <w:tcW w:w="1337" w:type="dxa"/>
-            <w:tcBorders>
-              <w:top w:val="nil" w:color="000000"/>
-              <w:left w:val="nil" w:color="000000"/>
-              <w:bottom w:val="nil" w:color="000000"/>
-              <w:right w:val="nil" w:color="000000"/>
-            </w:tcBorders>
-            <w:vAlign w:val="bottom"/>
-          </w:tcPr>
-          <w:p>
-            <w:pPr>
-              <w:spacing w:after="0"/>
-              <w:jc w:val="center"/>
-            </w:pPr>
-            <w:r>
-              <w:t xml:space="preserve">[-0.08,0.16]</w:t>
-            </w:r>
-          </w:p>
-        </w:tc>
-        <w:tc>
-          <w:tcPr>
-            <w:tcW w:w="1337" w:type="dxa"/>
-            <w:tcBorders>
-              <w:top w:val="nil" w:color="000000"/>
-              <w:left w:val="nil" w:color="000000"/>
-              <w:bottom w:val="nil" w:color="000000"/>
-              <w:right w:val="nil" w:color="000000"/>
-            </w:tcBorders>
-            <w:vAlign w:val="bottom"/>
-          </w:tcPr>
-          <w:p>
-            <w:pPr>
-              <w:spacing w:after="0"/>
-              <w:jc w:val="center"/>
-            </w:pPr>
-            <w:r>
-              <w:t xml:space="preserve">[-0.09,0.16]</w:t>
+              <w:t xml:space="preserve">[-0.06,0.19]</w:t>
+            </w:r>
+          </w:p>
+        </w:tc>
+        <w:tc>
+          <w:tcPr>
+            <w:tcW w:w="1337" w:type="dxa"/>
+            <w:tcBorders>
+              <w:top w:val="nil" w:color="000000"/>
+              <w:left w:val="nil" w:color="000000"/>
+              <w:bottom w:val="nil" w:color="000000"/>
+              <w:right w:val="nil" w:color="000000"/>
+            </w:tcBorders>
+            <w:vAlign w:val="bottom"/>
+          </w:tcPr>
+          <w:p>
+            <w:pPr>
+              <w:spacing w:after="0"/>
+              <w:jc w:val="center"/>
+            </w:pPr>
+            <w:r>
+              <w:t xml:space="preserve">[-0.08,0.17]</w:t>
+            </w:r>
+          </w:p>
+        </w:tc>
+        <w:tc>
+          <w:tcPr>
+            <w:tcW w:w="1337" w:type="dxa"/>
+            <w:tcBorders>
+              <w:top w:val="nil" w:color="000000"/>
+              <w:left w:val="nil" w:color="000000"/>
+              <w:bottom w:val="nil" w:color="000000"/>
+              <w:right w:val="nil" w:color="000000"/>
+            </w:tcBorders>
+            <w:vAlign w:val="bottom"/>
+          </w:tcPr>
+          <w:p>
+            <w:pPr>
+              <w:spacing w:after="0"/>
+              <w:jc w:val="center"/>
+            </w:pPr>
+            <w:r>
+              <w:t xml:space="preserve">[-0.04,0.22]</w:t>
+            </w:r>
+          </w:p>
+        </w:tc>
+        <w:tc>
+          <w:tcPr>
+            <w:tcW w:w="1337" w:type="dxa"/>
+            <w:tcBorders>
+              <w:top w:val="nil" w:color="000000"/>
+              <w:left w:val="nil" w:color="000000"/>
+              <w:bottom w:val="nil" w:color="000000"/>
+              <w:right w:val="nil" w:color="000000"/>
+            </w:tcBorders>
+            <w:vAlign w:val="bottom"/>
+          </w:tcPr>
+          <w:p>
+            <w:pPr>
+              <w:spacing w:after="0"/>
+              <w:jc w:val="center"/>
+            </w:pPr>
+            <w:r>
+              <w:t xml:space="preserve">[-0.05,0.22]</w:t>
             </w:r>
           </w:p>
         </w:tc>
@@ -1238,70 +1238,70 @@
               <w:jc w:val="center"/>
             </w:pPr>
             <w:r>
-              <w:t xml:space="preserve">-0.06</w:t>
-            </w:r>
-          </w:p>
-        </w:tc>
-        <w:tc>
-          <w:tcPr>
-            <w:tcW w:w="1337" w:type="dxa"/>
-            <w:tcBorders>
-              <w:top w:val="nil" w:color="000000"/>
-              <w:left w:val="nil" w:color="000000"/>
-              <w:bottom w:val="nil" w:color="000000"/>
-              <w:right w:val="nil" w:color="000000"/>
-            </w:tcBorders>
-            <w:vAlign w:val="bottom"/>
-          </w:tcPr>
-          <w:p>
-            <w:pPr>
-              <w:spacing w:after="0"/>
-              <w:jc w:val="center"/>
-            </w:pPr>
-            <w:r>
-              <w:t xml:space="preserve">-0.05</w:t>
-            </w:r>
-          </w:p>
-        </w:tc>
-        <w:tc>
-          <w:tcPr>
-            <w:tcW w:w="1337" w:type="dxa"/>
-            <w:tcBorders>
-              <w:top w:val="nil" w:color="000000"/>
-              <w:left w:val="nil" w:color="000000"/>
-              <w:bottom w:val="nil" w:color="000000"/>
-              <w:right w:val="nil" w:color="000000"/>
-            </w:tcBorders>
-            <w:vAlign w:val="bottom"/>
-          </w:tcPr>
-          <w:p>
-            <w:pPr>
-              <w:spacing w:after="0"/>
-              <w:jc w:val="center"/>
-            </w:pPr>
-            <w:r>
-              <w:t xml:space="preserve">-0.04</w:t>
-            </w:r>
-          </w:p>
-        </w:tc>
-        <w:tc>
-          <w:tcPr>
-            <w:tcW w:w="1337" w:type="dxa"/>
-            <w:tcBorders>
-              <w:top w:val="nil" w:color="000000"/>
-              <w:left w:val="nil" w:color="000000"/>
-              <w:bottom w:val="nil" w:color="000000"/>
-              <w:right w:val="nil" w:color="000000"/>
-            </w:tcBorders>
-            <w:vAlign w:val="bottom"/>
-          </w:tcPr>
-          <w:p>
-            <w:pPr>
-              <w:spacing w:after="0"/>
-              <w:jc w:val="center"/>
-            </w:pPr>
-            <w:r>
-              <w:t xml:space="preserve">-0.03</w:t>
+              <w:t xml:space="preserve">-0.01</w:t>
+            </w:r>
+          </w:p>
+        </w:tc>
+        <w:tc>
+          <w:tcPr>
+            <w:tcW w:w="1337" w:type="dxa"/>
+            <w:tcBorders>
+              <w:top w:val="nil" w:color="000000"/>
+              <w:left w:val="nil" w:color="000000"/>
+              <w:bottom w:val="nil" w:color="000000"/>
+              <w:right w:val="nil" w:color="000000"/>
+            </w:tcBorders>
+            <w:vAlign w:val="bottom"/>
+          </w:tcPr>
+          <w:p>
+            <w:pPr>
+              <w:spacing w:after="0"/>
+              <w:jc w:val="center"/>
+            </w:pPr>
+            <w:r>
+              <w:t xml:space="preserve">-0.02</w:t>
+            </w:r>
+          </w:p>
+        </w:tc>
+        <w:tc>
+          <w:tcPr>
+            <w:tcW w:w="1337" w:type="dxa"/>
+            <w:tcBorders>
+              <w:top w:val="nil" w:color="000000"/>
+              <w:left w:val="nil" w:color="000000"/>
+              <w:bottom w:val="nil" w:color="000000"/>
+              <w:right w:val="nil" w:color="000000"/>
+            </w:tcBorders>
+            <w:vAlign w:val="bottom"/>
+          </w:tcPr>
+          <w:p>
+            <w:pPr>
+              <w:spacing w:after="0"/>
+              <w:jc w:val="center"/>
+            </w:pPr>
+            <w:r>
+              <w:t xml:space="preserve">0.02</w:t>
+            </w:r>
+          </w:p>
+        </w:tc>
+        <w:tc>
+          <w:tcPr>
+            <w:tcW w:w="1337" w:type="dxa"/>
+            <w:tcBorders>
+              <w:top w:val="nil" w:color="000000"/>
+              <w:left w:val="nil" w:color="000000"/>
+              <w:bottom w:val="nil" w:color="000000"/>
+              <w:right w:val="nil" w:color="000000"/>
+            </w:tcBorders>
+            <w:vAlign w:val="bottom"/>
+          </w:tcPr>
+          <w:p>
+            <w:pPr>
+              <w:spacing w:after="0"/>
+              <w:jc w:val="center"/>
+            </w:pPr>
+            <w:r>
+              <w:t xml:space="preserve">0.00</w:t>
             </w:r>
           </w:p>
         </w:tc>
@@ -1382,70 +1382,70 @@
               <w:jc w:val="center"/>
             </w:pPr>
             <w:r>
-              <w:t xml:space="preserve">[-0.21,0.08]</w:t>
-            </w:r>
-          </w:p>
-        </w:tc>
-        <w:tc>
-          <w:tcPr>
-            <w:tcW w:w="1337" w:type="dxa"/>
-            <w:tcBorders>
-              <w:top w:val="nil" w:color="000000"/>
-              <w:left w:val="nil" w:color="000000"/>
-              <w:bottom w:val="nil" w:color="000000"/>
-              <w:right w:val="nil" w:color="000000"/>
-            </w:tcBorders>
-            <w:vAlign w:val="bottom"/>
-          </w:tcPr>
-          <w:p>
-            <w:pPr>
-              <w:spacing w:after="0"/>
-              <w:jc w:val="center"/>
-            </w:pPr>
-            <w:r>
-              <w:t xml:space="preserve">[-0.20,0.10]</w:t>
-            </w:r>
-          </w:p>
-        </w:tc>
-        <w:tc>
-          <w:tcPr>
-            <w:tcW w:w="1337" w:type="dxa"/>
-            <w:tcBorders>
-              <w:top w:val="nil" w:color="000000"/>
-              <w:left w:val="nil" w:color="000000"/>
-              <w:bottom w:val="nil" w:color="000000"/>
-              <w:right w:val="nil" w:color="000000"/>
-            </w:tcBorders>
-            <w:vAlign w:val="bottom"/>
-          </w:tcPr>
-          <w:p>
-            <w:pPr>
-              <w:spacing w:after="0"/>
-              <w:jc w:val="center"/>
-            </w:pPr>
-            <w:r>
-              <w:t xml:space="preserve">[-0.18,0.09]</w:t>
-            </w:r>
-          </w:p>
-        </w:tc>
-        <w:tc>
-          <w:tcPr>
-            <w:tcW w:w="1337" w:type="dxa"/>
-            <w:tcBorders>
-              <w:top w:val="nil" w:color="000000"/>
-              <w:left w:val="nil" w:color="000000"/>
-              <w:bottom w:val="nil" w:color="000000"/>
-              <w:right w:val="nil" w:color="000000"/>
-            </w:tcBorders>
-            <w:vAlign w:val="bottom"/>
-          </w:tcPr>
-          <w:p>
-            <w:pPr>
-              <w:spacing w:after="0"/>
-              <w:jc w:val="center"/>
-            </w:pPr>
-            <w:r>
-              <w:t xml:space="preserve">[-0.18,0.11]</w:t>
+              <w:t xml:space="preserve">[-0.14,0.13]</w:t>
+            </w:r>
+          </w:p>
+        </w:tc>
+        <w:tc>
+          <w:tcPr>
+            <w:tcW w:w="1337" w:type="dxa"/>
+            <w:tcBorders>
+              <w:top w:val="nil" w:color="000000"/>
+              <w:left w:val="nil" w:color="000000"/>
+              <w:bottom w:val="nil" w:color="000000"/>
+              <w:right w:val="nil" w:color="000000"/>
+            </w:tcBorders>
+            <w:vAlign w:val="bottom"/>
+          </w:tcPr>
+          <w:p>
+            <w:pPr>
+              <w:spacing w:after="0"/>
+              <w:jc w:val="center"/>
+            </w:pPr>
+            <w:r>
+              <w:t xml:space="preserve">[-0.16,0.12]</w:t>
+            </w:r>
+          </w:p>
+        </w:tc>
+        <w:tc>
+          <w:tcPr>
+            <w:tcW w:w="1337" w:type="dxa"/>
+            <w:tcBorders>
+              <w:top w:val="nil" w:color="000000"/>
+              <w:left w:val="nil" w:color="000000"/>
+              <w:bottom w:val="nil" w:color="000000"/>
+              <w:right w:val="nil" w:color="000000"/>
+            </w:tcBorders>
+            <w:vAlign w:val="bottom"/>
+          </w:tcPr>
+          <w:p>
+            <w:pPr>
+              <w:spacing w:after="0"/>
+              <w:jc w:val="center"/>
+            </w:pPr>
+            <w:r>
+              <w:t xml:space="preserve">[-0.10,0.15]</w:t>
+            </w:r>
+          </w:p>
+        </w:tc>
+        <w:tc>
+          <w:tcPr>
+            <w:tcW w:w="1337" w:type="dxa"/>
+            <w:tcBorders>
+              <w:top w:val="nil" w:color="000000"/>
+              <w:left w:val="nil" w:color="000000"/>
+              <w:bottom w:val="nil" w:color="000000"/>
+              <w:right w:val="nil" w:color="000000"/>
+            </w:tcBorders>
+            <w:vAlign w:val="bottom"/>
+          </w:tcPr>
+          <w:p>
+            <w:pPr>
+              <w:spacing w:after="0"/>
+              <w:jc w:val="center"/>
+            </w:pPr>
+            <w:r>
+              <w:t xml:space="preserve">[-0.13,0.13]</w:t>
             </w:r>
           </w:p>
         </w:tc>
@@ -1650,70 +1650,70 @@
               <w:jc w:val="center"/>
             </w:pPr>
             <w:r>
-              <w:t xml:space="preserve">-0.14**</w:t>
-            </w:r>
-          </w:p>
-        </w:tc>
-        <w:tc>
-          <w:tcPr>
-            <w:tcW w:w="1337" w:type="dxa"/>
-            <w:tcBorders>
-              <w:top w:val="nil" w:color="000000"/>
-              <w:left w:val="nil" w:color="000000"/>
-              <w:bottom w:val="nil" w:color="000000"/>
-              <w:right w:val="nil" w:color="000000"/>
-            </w:tcBorders>
-            <w:vAlign w:val="bottom"/>
-          </w:tcPr>
-          <w:p>
-            <w:pPr>
-              <w:spacing w:after="0"/>
-              <w:jc w:val="center"/>
-            </w:pPr>
-            <w:r>
-              <w:t xml:space="preserve">-0.09</w:t>
-            </w:r>
-          </w:p>
-        </w:tc>
-        <w:tc>
-          <w:tcPr>
-            <w:tcW w:w="1337" w:type="dxa"/>
-            <w:tcBorders>
-              <w:top w:val="nil" w:color="000000"/>
-              <w:left w:val="nil" w:color="000000"/>
-              <w:bottom w:val="nil" w:color="000000"/>
-              <w:right w:val="nil" w:color="000000"/>
-            </w:tcBorders>
-            <w:vAlign w:val="bottom"/>
-          </w:tcPr>
-          <w:p>
-            <w:pPr>
-              <w:spacing w:after="0"/>
-              <w:jc w:val="center"/>
-            </w:pPr>
-            <w:r>
-              <w:t xml:space="preserve">-0.16**</w:t>
-            </w:r>
-          </w:p>
-        </w:tc>
-        <w:tc>
-          <w:tcPr>
-            <w:tcW w:w="1337" w:type="dxa"/>
-            <w:tcBorders>
-              <w:top w:val="nil" w:color="000000"/>
-              <w:left w:val="nil" w:color="000000"/>
-              <w:bottom w:val="nil" w:color="000000"/>
-              <w:right w:val="nil" w:color="000000"/>
-            </w:tcBorders>
-            <w:vAlign w:val="bottom"/>
-          </w:tcPr>
-          <w:p>
-            <w:pPr>
-              <w:spacing w:after="0"/>
-              <w:jc w:val="center"/>
-            </w:pPr>
-            <w:r>
-              <w:t xml:space="preserve">-0.15*</w:t>
+              <w:t xml:space="preserve">-0.04</w:t>
+            </w:r>
+          </w:p>
+        </w:tc>
+        <w:tc>
+          <w:tcPr>
+            <w:tcW w:w="1337" w:type="dxa"/>
+            <w:tcBorders>
+              <w:top w:val="nil" w:color="000000"/>
+              <w:left w:val="nil" w:color="000000"/>
+              <w:bottom w:val="nil" w:color="000000"/>
+              <w:right w:val="nil" w:color="000000"/>
+            </w:tcBorders>
+            <w:vAlign w:val="bottom"/>
+          </w:tcPr>
+          <w:p>
+            <w:pPr>
+              <w:spacing w:after="0"/>
+              <w:jc w:val="center"/>
+            </w:pPr>
+            <w:r>
+              <w:t xml:space="preserve">-0.02</w:t>
+            </w:r>
+          </w:p>
+        </w:tc>
+        <w:tc>
+          <w:tcPr>
+            <w:tcW w:w="1337" w:type="dxa"/>
+            <w:tcBorders>
+              <w:top w:val="nil" w:color="000000"/>
+              <w:left w:val="nil" w:color="000000"/>
+              <w:bottom w:val="nil" w:color="000000"/>
+              <w:right w:val="nil" w:color="000000"/>
+            </w:tcBorders>
+            <w:vAlign w:val="bottom"/>
+          </w:tcPr>
+          <w:p>
+            <w:pPr>
+              <w:spacing w:after="0"/>
+              <w:jc w:val="center"/>
+            </w:pPr>
+            <w:r>
+              <w:t xml:space="preserve">0.01</w:t>
+            </w:r>
+          </w:p>
+        </w:tc>
+        <w:tc>
+          <w:tcPr>
+            <w:tcW w:w="1337" w:type="dxa"/>
+            <w:tcBorders>
+              <w:top w:val="nil" w:color="000000"/>
+              <w:left w:val="nil" w:color="000000"/>
+              <w:bottom w:val="nil" w:color="000000"/>
+              <w:right w:val="nil" w:color="000000"/>
+            </w:tcBorders>
+            <w:vAlign w:val="bottom"/>
+          </w:tcPr>
+          <w:p>
+            <w:pPr>
+              <w:spacing w:after="0"/>
+              <w:jc w:val="center"/>
+            </w:pPr>
+            <w:r>
+              <w:t xml:space="preserve">0.01</w:t>
             </w:r>
           </w:p>
         </w:tc>
@@ -1794,70 +1794,70 @@
               <w:jc w:val="center"/>
             </w:pPr>
             <w:r>
-              <w:t xml:space="preserve">[-0.26,-0.02]</w:t>
-            </w:r>
-          </w:p>
-        </w:tc>
-        <w:tc>
-          <w:tcPr>
-            <w:tcW w:w="1337" w:type="dxa"/>
-            <w:tcBorders>
-              <w:top w:val="nil" w:color="000000"/>
-              <w:left w:val="nil" w:color="000000"/>
-              <w:bottom w:val="nil" w:color="000000"/>
-              <w:right w:val="nil" w:color="000000"/>
-            </w:tcBorders>
-            <w:vAlign w:val="bottom"/>
-          </w:tcPr>
-          <w:p>
-            <w:pPr>
-              <w:spacing w:after="0"/>
-              <w:jc w:val="center"/>
-            </w:pPr>
-            <w:r>
-              <w:t xml:space="preserve">[-0.20,0.02]</w:t>
-            </w:r>
-          </w:p>
-        </w:tc>
-        <w:tc>
-          <w:tcPr>
-            <w:tcW w:w="1337" w:type="dxa"/>
-            <w:tcBorders>
-              <w:top w:val="nil" w:color="000000"/>
-              <w:left w:val="nil" w:color="000000"/>
-              <w:bottom w:val="nil" w:color="000000"/>
-              <w:right w:val="nil" w:color="000000"/>
-            </w:tcBorders>
-            <w:vAlign w:val="bottom"/>
-          </w:tcPr>
-          <w:p>
-            <w:pPr>
-              <w:spacing w:after="0"/>
-              <w:jc w:val="center"/>
-            </w:pPr>
-            <w:r>
-              <w:t xml:space="preserve">[-0.29,-0.04]</w:t>
-            </w:r>
-          </w:p>
-        </w:tc>
-        <w:tc>
-          <w:tcPr>
-            <w:tcW w:w="1337" w:type="dxa"/>
-            <w:tcBorders>
-              <w:top w:val="nil" w:color="000000"/>
-              <w:left w:val="nil" w:color="000000"/>
-              <w:bottom w:val="nil" w:color="000000"/>
-              <w:right w:val="nil" w:color="000000"/>
-            </w:tcBorders>
-            <w:vAlign w:val="bottom"/>
-          </w:tcPr>
-          <w:p>
-            <w:pPr>
-              <w:spacing w:after="0"/>
-              <w:jc w:val="center"/>
-            </w:pPr>
-            <w:r>
-              <w:t xml:space="preserve">[-0.30,0.00]</w:t>
+              <w:t xml:space="preserve">[-0.12,0.04]</w:t>
+            </w:r>
+          </w:p>
+        </w:tc>
+        <w:tc>
+          <w:tcPr>
+            <w:tcW w:w="1337" w:type="dxa"/>
+            <w:tcBorders>
+              <w:top w:val="nil" w:color="000000"/>
+              <w:left w:val="nil" w:color="000000"/>
+              <w:bottom w:val="nil" w:color="000000"/>
+              <w:right w:val="nil" w:color="000000"/>
+            </w:tcBorders>
+            <w:vAlign w:val="bottom"/>
+          </w:tcPr>
+          <w:p>
+            <w:pPr>
+              <w:spacing w:after="0"/>
+              <w:jc w:val="center"/>
+            </w:pPr>
+            <w:r>
+              <w:t xml:space="preserve">[-0.10,0.07]</w:t>
+            </w:r>
+          </w:p>
+        </w:tc>
+        <w:tc>
+          <w:tcPr>
+            <w:tcW w:w="1337" w:type="dxa"/>
+            <w:tcBorders>
+              <w:top w:val="nil" w:color="000000"/>
+              <w:left w:val="nil" w:color="000000"/>
+              <w:bottom w:val="nil" w:color="000000"/>
+              <w:right w:val="nil" w:color="000000"/>
+            </w:tcBorders>
+            <w:vAlign w:val="bottom"/>
+          </w:tcPr>
+          <w:p>
+            <w:pPr>
+              <w:spacing w:after="0"/>
+              <w:jc w:val="center"/>
+            </w:pPr>
+            <w:r>
+              <w:t xml:space="preserve">[-0.07,0.09]</w:t>
+            </w:r>
+          </w:p>
+        </w:tc>
+        <w:tc>
+          <w:tcPr>
+            <w:tcW w:w="1337" w:type="dxa"/>
+            <w:tcBorders>
+              <w:top w:val="nil" w:color="000000"/>
+              <w:left w:val="nil" w:color="000000"/>
+              <w:bottom w:val="nil" w:color="000000"/>
+              <w:right w:val="nil" w:color="000000"/>
+            </w:tcBorders>
+            <w:vAlign w:val="bottom"/>
+          </w:tcPr>
+          <w:p>
+            <w:pPr>
+              <w:spacing w:after="0"/>
+              <w:jc w:val="center"/>
+            </w:pPr>
+            <w:r>
+              <w:t xml:space="preserve">[-0.07,0.09]</w:t>
             </w:r>
           </w:p>
         </w:tc>
@@ -1943,70 +1943,70 @@
               <w:jc w:val="center"/>
             </w:pPr>
             <w:r>
-              <w:t xml:space="preserve">0.28**</w:t>
-            </w:r>
-          </w:p>
-        </w:tc>
-        <w:tc>
-          <w:tcPr>
-            <w:tcW w:w="1337" w:type="dxa"/>
-            <w:tcBorders>
-              <w:top w:val="nil" w:color="000000"/>
-              <w:left w:val="nil" w:color="000000"/>
-              <w:bottom w:val="nil" w:color="000000"/>
-              <w:right w:val="nil" w:color="000000"/>
-            </w:tcBorders>
-            <w:vAlign w:val="bottom"/>
-          </w:tcPr>
-          <w:p>
-            <w:pPr>
-              <w:spacing w:after="0"/>
-              <w:jc w:val="center"/>
-            </w:pPr>
-            <w:r>
-              <w:t xml:space="preserve">0.17</w:t>
-            </w:r>
-          </w:p>
-        </w:tc>
-        <w:tc>
-          <w:tcPr>
-            <w:tcW w:w="1337" w:type="dxa"/>
-            <w:tcBorders>
-              <w:top w:val="nil" w:color="000000"/>
-              <w:left w:val="nil" w:color="000000"/>
-              <w:bottom w:val="nil" w:color="000000"/>
-              <w:right w:val="nil" w:color="000000"/>
-            </w:tcBorders>
-            <w:vAlign w:val="bottom"/>
-          </w:tcPr>
-          <w:p>
-            <w:pPr>
-              <w:spacing w:after="0"/>
-              <w:jc w:val="center"/>
-            </w:pPr>
-            <w:r>
-              <w:t xml:space="preserve">0.23**</w:t>
-            </w:r>
-          </w:p>
-        </w:tc>
-        <w:tc>
-          <w:tcPr>
-            <w:tcW w:w="1337" w:type="dxa"/>
-            <w:tcBorders>
-              <w:top w:val="nil" w:color="000000"/>
-              <w:left w:val="nil" w:color="000000"/>
-              <w:bottom w:val="nil" w:color="000000"/>
-              <w:right w:val="nil" w:color="000000"/>
-            </w:tcBorders>
-            <w:vAlign w:val="bottom"/>
-          </w:tcPr>
-          <w:p>
-            <w:pPr>
-              <w:spacing w:after="0"/>
-              <w:jc w:val="center"/>
-            </w:pPr>
-            <w:r>
-              <w:t xml:space="preserve">0.23**</w:t>
+              <w:t xml:space="preserve">0.22**</w:t>
+            </w:r>
+          </w:p>
+        </w:tc>
+        <w:tc>
+          <w:tcPr>
+            <w:tcW w:w="1337" w:type="dxa"/>
+            <w:tcBorders>
+              <w:top w:val="nil" w:color="000000"/>
+              <w:left w:val="nil" w:color="000000"/>
+              <w:bottom w:val="nil" w:color="000000"/>
+              <w:right w:val="nil" w:color="000000"/>
+            </w:tcBorders>
+            <w:vAlign w:val="bottom"/>
+          </w:tcPr>
+          <w:p>
+            <w:pPr>
+              <w:spacing w:after="0"/>
+              <w:jc w:val="center"/>
+            </w:pPr>
+            <w:r>
+              <w:t xml:space="preserve">0.17*</w:t>
+            </w:r>
+          </w:p>
+        </w:tc>
+        <w:tc>
+          <w:tcPr>
+            <w:tcW w:w="1337" w:type="dxa"/>
+            <w:tcBorders>
+              <w:top w:val="nil" w:color="000000"/>
+              <w:left w:val="nil" w:color="000000"/>
+              <w:bottom w:val="nil" w:color="000000"/>
+              <w:right w:val="nil" w:color="000000"/>
+            </w:tcBorders>
+            <w:vAlign w:val="bottom"/>
+          </w:tcPr>
+          <w:p>
+            <w:pPr>
+              <w:spacing w:after="0"/>
+              <w:jc w:val="center"/>
+            </w:pPr>
+            <w:r>
+              <w:t xml:space="preserve">0.22**</w:t>
+            </w:r>
+          </w:p>
+        </w:tc>
+        <w:tc>
+          <w:tcPr>
+            <w:tcW w:w="1337" w:type="dxa"/>
+            <w:tcBorders>
+              <w:top w:val="nil" w:color="000000"/>
+              <w:left w:val="nil" w:color="000000"/>
+              <w:bottom w:val="nil" w:color="000000"/>
+              <w:right w:val="nil" w:color="000000"/>
+            </w:tcBorders>
+            <w:vAlign w:val="bottom"/>
+          </w:tcPr>
+          <w:p>
+            <w:pPr>
+              <w:spacing w:after="0"/>
+              <w:jc w:val="center"/>
+            </w:pPr>
+            <w:r>
+              <w:t xml:space="preserve">0.24**</w:t>
             </w:r>
           </w:p>
         </w:tc>
@@ -2087,7 +2087,7 @@
               <w:jc w:val="center"/>
             </w:pPr>
             <w:r>
-              <w:t xml:space="preserve">[0.05,0.51]</w:t>
+              <w:t xml:space="preserve">[0.02,0.42]</w:t>
             </w:r>
           </w:p>
         </w:tc>
@@ -2129,28 +2129,28 @@
               <w:jc w:val="center"/>
             </w:pPr>
             <w:r>
-              <w:t xml:space="preserve">[0.04,0.43]</w:t>
-            </w:r>
-          </w:p>
-        </w:tc>
-        <w:tc>
-          <w:tcPr>
-            <w:tcW w:w="1337" w:type="dxa"/>
-            <w:tcBorders>
-              <w:top w:val="nil" w:color="000000"/>
-              <w:left w:val="nil" w:color="000000"/>
-              <w:bottom w:val="nil" w:color="000000"/>
-              <w:right w:val="nil" w:color="000000"/>
-            </w:tcBorders>
-            <w:vAlign w:val="bottom"/>
-          </w:tcPr>
-          <w:p>
-            <w:pPr>
-              <w:spacing w:after="0"/>
-              <w:jc w:val="center"/>
-            </w:pPr>
-            <w:r>
-              <w:t xml:space="preserve">[0.03,0.42]</w:t>
+              <w:t xml:space="preserve">[0.02,0.41]</w:t>
+            </w:r>
+          </w:p>
+        </w:tc>
+        <w:tc>
+          <w:tcPr>
+            <w:tcW w:w="1337" w:type="dxa"/>
+            <w:tcBorders>
+              <w:top w:val="nil" w:color="000000"/>
+              <w:left w:val="nil" w:color="000000"/>
+              <w:bottom w:val="nil" w:color="000000"/>
+              <w:right w:val="nil" w:color="000000"/>
+            </w:tcBorders>
+            <w:vAlign w:val="bottom"/>
+          </w:tcPr>
+          <w:p>
+            <w:pPr>
+              <w:spacing w:after="0"/>
+              <w:jc w:val="center"/>
+            </w:pPr>
+            <w:r>
+              <w:t xml:space="preserve">[0.03,0.44]</w:t>
             </w:r>
           </w:p>
         </w:tc>
@@ -2350,70 +2350,70 @@
               <w:jc w:val="center"/>
             </w:pPr>
             <w:r>
-              <w:t xml:space="preserve">0.10</w:t>
-            </w:r>
-          </w:p>
-        </w:tc>
-        <w:tc>
-          <w:tcPr>
-            <w:tcW w:w="1337" w:type="dxa"/>
-            <w:tcBorders>
-              <w:top w:val="nil" w:color="000000"/>
-              <w:left w:val="nil" w:color="000000"/>
-              <w:bottom w:val="nil" w:color="000000"/>
-              <w:right w:val="nil" w:color="000000"/>
-            </w:tcBorders>
-            <w:vAlign w:val="bottom"/>
-          </w:tcPr>
-          <w:p>
-            <w:pPr>
-              <w:spacing w:after="0"/>
-              <w:jc w:val="center"/>
-            </w:pPr>
-            <w:r>
-              <w:t xml:space="preserve">0.10</w:t>
-            </w:r>
-          </w:p>
-        </w:tc>
-        <w:tc>
-          <w:tcPr>
-            <w:tcW w:w="1337" w:type="dxa"/>
-            <w:tcBorders>
-              <w:top w:val="nil" w:color="000000"/>
-              <w:left w:val="nil" w:color="000000"/>
-              <w:bottom w:val="nil" w:color="000000"/>
-              <w:right w:val="nil" w:color="000000"/>
-            </w:tcBorders>
-            <w:vAlign w:val="bottom"/>
-          </w:tcPr>
-          <w:p>
-            <w:pPr>
-              <w:spacing w:after="0"/>
-              <w:jc w:val="center"/>
-            </w:pPr>
-            <w:r>
-              <w:t xml:space="preserve">0.09</w:t>
-            </w:r>
-          </w:p>
-        </w:tc>
-        <w:tc>
-          <w:tcPr>
-            <w:tcW w:w="1337" w:type="dxa"/>
-            <w:tcBorders>
-              <w:top w:val="nil" w:color="000000"/>
-              <w:left w:val="nil" w:color="000000"/>
-              <w:bottom w:val="nil" w:color="000000"/>
-              <w:right w:val="nil" w:color="000000"/>
-            </w:tcBorders>
-            <w:vAlign w:val="bottom"/>
-          </w:tcPr>
-          <w:p>
-            <w:pPr>
-              <w:spacing w:after="0"/>
-              <w:jc w:val="center"/>
-            </w:pPr>
-            <w:r>
-              <w:t xml:space="preserve">0.10</w:t>
+              <w:t xml:space="preserve">0.13</w:t>
+            </w:r>
+          </w:p>
+        </w:tc>
+        <w:tc>
+          <w:tcPr>
+            <w:tcW w:w="1337" w:type="dxa"/>
+            <w:tcBorders>
+              <w:top w:val="nil" w:color="000000"/>
+              <w:left w:val="nil" w:color="000000"/>
+              <w:bottom w:val="nil" w:color="000000"/>
+              <w:right w:val="nil" w:color="000000"/>
+            </w:tcBorders>
+            <w:vAlign w:val="bottom"/>
+          </w:tcPr>
+          <w:p>
+            <w:pPr>
+              <w:spacing w:after="0"/>
+              <w:jc w:val="center"/>
+            </w:pPr>
+            <w:r>
+              <w:t xml:space="preserve">0.13</w:t>
+            </w:r>
+          </w:p>
+        </w:tc>
+        <w:tc>
+          <w:tcPr>
+            <w:tcW w:w="1337" w:type="dxa"/>
+            <w:tcBorders>
+              <w:top w:val="nil" w:color="000000"/>
+              <w:left w:val="nil" w:color="000000"/>
+              <w:bottom w:val="nil" w:color="000000"/>
+              <w:right w:val="nil" w:color="000000"/>
+            </w:tcBorders>
+            <w:vAlign w:val="bottom"/>
+          </w:tcPr>
+          <w:p>
+            <w:pPr>
+              <w:spacing w:after="0"/>
+              <w:jc w:val="center"/>
+            </w:pPr>
+            <w:r>
+              <w:t xml:space="preserve">0.16</w:t>
+            </w:r>
+          </w:p>
+        </w:tc>
+        <w:tc>
+          <w:tcPr>
+            <w:tcW w:w="1337" w:type="dxa"/>
+            <w:tcBorders>
+              <w:top w:val="nil" w:color="000000"/>
+              <w:left w:val="nil" w:color="000000"/>
+              <w:bottom w:val="nil" w:color="000000"/>
+              <w:right w:val="nil" w:color="000000"/>
+            </w:tcBorders>
+            <w:vAlign w:val="bottom"/>
+          </w:tcPr>
+          <w:p>
+            <w:pPr>
+              <w:spacing w:after="0"/>
+              <w:jc w:val="center"/>
+            </w:pPr>
+            <w:r>
+              <w:t xml:space="preserve">0.17*</w:t>
             </w:r>
           </w:p>
         </w:tc>
@@ -2489,70 +2489,70 @@
               <w:jc w:val="center"/>
             </w:pPr>
             <w:r>
-              <w:t xml:space="preserve">[-0.09,0.29]</w:t>
-            </w:r>
-          </w:p>
-        </w:tc>
-        <w:tc>
-          <w:tcPr>
-            <w:tcW w:w="1337" w:type="dxa"/>
-            <w:tcBorders>
-              <w:top w:val="nil" w:color="000000"/>
-              <w:left w:val="nil" w:color="000000"/>
-              <w:bottom w:val="nil" w:color="000000"/>
-              <w:right w:val="nil" w:color="000000"/>
-            </w:tcBorders>
-            <w:vAlign w:val="bottom"/>
-          </w:tcPr>
-          <w:p>
-            <w:pPr>
-              <w:spacing w:after="0"/>
-              <w:jc w:val="center"/>
-            </w:pPr>
-            <w:r>
-              <w:t xml:space="preserve">[-0.12,0.32]</w:t>
-            </w:r>
-          </w:p>
-        </w:tc>
-        <w:tc>
-          <w:tcPr>
-            <w:tcW w:w="1337" w:type="dxa"/>
-            <w:tcBorders>
-              <w:top w:val="nil" w:color="000000"/>
-              <w:left w:val="nil" w:color="000000"/>
-              <w:bottom w:val="nil" w:color="000000"/>
-              <w:right w:val="nil" w:color="000000"/>
-            </w:tcBorders>
-            <w:vAlign w:val="bottom"/>
-          </w:tcPr>
-          <w:p>
-            <w:pPr>
-              <w:spacing w:after="0"/>
-              <w:jc w:val="center"/>
-            </w:pPr>
-            <w:r>
-              <w:t xml:space="preserve">[-0.08,0.26]</w:t>
-            </w:r>
-          </w:p>
-        </w:tc>
-        <w:tc>
-          <w:tcPr>
-            <w:tcW w:w="1337" w:type="dxa"/>
-            <w:tcBorders>
-              <w:top w:val="nil" w:color="000000"/>
-              <w:left w:val="nil" w:color="000000"/>
-              <w:bottom w:val="nil" w:color="000000"/>
-              <w:right w:val="nil" w:color="000000"/>
-            </w:tcBorders>
-            <w:vAlign w:val="bottom"/>
-          </w:tcPr>
-          <w:p>
-            <w:pPr>
-              <w:spacing w:after="0"/>
-              <w:jc w:val="center"/>
-            </w:pPr>
-            <w:r>
-              <w:t xml:space="preserve">[-0.08,0.28]</w:t>
+              <w:t xml:space="preserve">[-0.04,0.31]</w:t>
+            </w:r>
+          </w:p>
+        </w:tc>
+        <w:tc>
+          <w:tcPr>
+            <w:tcW w:w="1337" w:type="dxa"/>
+            <w:tcBorders>
+              <w:top w:val="nil" w:color="000000"/>
+              <w:left w:val="nil" w:color="000000"/>
+              <w:bottom w:val="nil" w:color="000000"/>
+              <w:right w:val="nil" w:color="000000"/>
+            </w:tcBorders>
+            <w:vAlign w:val="bottom"/>
+          </w:tcPr>
+          <w:p>
+            <w:pPr>
+              <w:spacing w:after="0"/>
+              <w:jc w:val="center"/>
+            </w:pPr>
+            <w:r>
+              <w:t xml:space="preserve">[-0.09,0.35]</w:t>
+            </w:r>
+          </w:p>
+        </w:tc>
+        <w:tc>
+          <w:tcPr>
+            <w:tcW w:w="1337" w:type="dxa"/>
+            <w:tcBorders>
+              <w:top w:val="nil" w:color="000000"/>
+              <w:left w:val="nil" w:color="000000"/>
+              <w:bottom w:val="nil" w:color="000000"/>
+              <w:right w:val="nil" w:color="000000"/>
+            </w:tcBorders>
+            <w:vAlign w:val="bottom"/>
+          </w:tcPr>
+          <w:p>
+            <w:pPr>
+              <w:spacing w:after="0"/>
+              <w:jc w:val="center"/>
+            </w:pPr>
+            <w:r>
+              <w:t xml:space="preserve">[-0.04,0.36]</w:t>
+            </w:r>
+          </w:p>
+        </w:tc>
+        <w:tc>
+          <w:tcPr>
+            <w:tcW w:w="1337" w:type="dxa"/>
+            <w:tcBorders>
+              <w:top w:val="nil" w:color="000000"/>
+              <w:left w:val="nil" w:color="000000"/>
+              <w:bottom w:val="nil" w:color="000000"/>
+              <w:right w:val="nil" w:color="000000"/>
+            </w:tcBorders>
+            <w:vAlign w:val="bottom"/>
+          </w:tcPr>
+          <w:p>
+            <w:pPr>
+              <w:spacing w:after="0"/>
+              <w:jc w:val="center"/>
+            </w:pPr>
+            <w:r>
+              <w:t xml:space="preserve">[-0.03,0.37]</w:t>
             </w:r>
           </w:p>
         </w:tc>
@@ -2654,7 +2654,7 @@
               <w:jc w:val="center"/>
             </w:pPr>
             <w:r>
-              <w:t xml:space="preserve">0.02</w:t>
+              <w:t xml:space="preserve">0.01</w:t>
             </w:r>
           </w:p>
         </w:tc>
@@ -2696,7 +2696,7 @@
               <w:jc w:val="center"/>
             </w:pPr>
             <w:r>
-              <w:t xml:space="preserve">-0.03</w:t>
+              <w:t xml:space="preserve">-0.05</w:t>
             </w:r>
           </w:p>
         </w:tc>
@@ -2772,28 +2772,28 @@
               <w:jc w:val="center"/>
             </w:pPr>
             <w:r>
-              <w:t xml:space="preserve">[-0.15,0.04]</w:t>
-            </w:r>
-          </w:p>
-        </w:tc>
-        <w:tc>
-          <w:tcPr>
-            <w:tcW w:w="1337" w:type="dxa"/>
-            <w:tcBorders>
-              <w:top w:val="nil" w:color="000000"/>
-              <w:left w:val="nil" w:color="000000"/>
-              <w:bottom w:val="nil" w:color="000000"/>
-              <w:right w:val="nil" w:color="000000"/>
-            </w:tcBorders>
-            <w:vAlign w:val="bottom"/>
-          </w:tcPr>
-          <w:p>
-            <w:pPr>
-              <w:spacing w:after="0"/>
-              <w:jc w:val="center"/>
-            </w:pPr>
-            <w:r>
-              <w:t xml:space="preserve">[-0.08,0.11]</w:t>
+              <w:t xml:space="preserve">[-0.16,0.03]</w:t>
+            </w:r>
+          </w:p>
+        </w:tc>
+        <w:tc>
+          <w:tcPr>
+            <w:tcW w:w="1337" w:type="dxa"/>
+            <w:tcBorders>
+              <w:top w:val="nil" w:color="000000"/>
+              <w:left w:val="nil" w:color="000000"/>
+              <w:bottom w:val="nil" w:color="000000"/>
+              <w:right w:val="nil" w:color="000000"/>
+            </w:tcBorders>
+            <w:vAlign w:val="bottom"/>
+          </w:tcPr>
+          <w:p>
+            <w:pPr>
+              <w:spacing w:after="0"/>
+              <w:jc w:val="center"/>
+            </w:pPr>
+            <w:r>
+              <w:t xml:space="preserve">[-0.08,0.10]</w:t>
             </w:r>
           </w:p>
         </w:tc>
@@ -2835,7 +2835,7 @@
               <w:jc w:val="center"/>
             </w:pPr>
             <w:r>
-              <w:t xml:space="preserve">[-0.13,0.06]</w:t>
+              <w:t xml:space="preserve">[-0.14,0.05]</w:t>
             </w:r>
           </w:p>
         </w:tc>
@@ -2916,6 +2916,27 @@
               <w:jc w:val="center"/>
             </w:pPr>
             <w:r>
+              <w:t xml:space="preserve">-0.05</w:t>
+            </w:r>
+          </w:p>
+        </w:tc>
+        <w:tc>
+          <w:tcPr>
+            <w:tcW w:w="1337" w:type="dxa"/>
+            <w:tcBorders>
+              <w:top w:val="nil" w:color="000000"/>
+              <w:left w:val="nil" w:color="000000"/>
+              <w:bottom w:val="nil" w:color="000000"/>
+              <w:right w:val="nil" w:color="000000"/>
+            </w:tcBorders>
+            <w:vAlign w:val="bottom"/>
+          </w:tcPr>
+          <w:p>
+            <w:pPr>
+              <w:spacing w:after="0"/>
+              <w:jc w:val="center"/>
+            </w:pPr>
+            <w:r>
               <w:t xml:space="preserve">-0.07</w:t>
             </w:r>
           </w:p>
@@ -2937,28 +2958,7 @@
               <w:jc w:val="center"/>
             </w:pPr>
             <w:r>
-              <w:t xml:space="preserve">-0.08</w:t>
-            </w:r>
-          </w:p>
-        </w:tc>
-        <w:tc>
-          <w:tcPr>
-            <w:tcW w:w="1337" w:type="dxa"/>
-            <w:tcBorders>
-              <w:top w:val="nil" w:color="000000"/>
-              <w:left w:val="nil" w:color="000000"/>
-              <w:bottom w:val="nil" w:color="000000"/>
-              <w:right w:val="nil" w:color="000000"/>
-            </w:tcBorders>
-            <w:vAlign w:val="bottom"/>
-          </w:tcPr>
-          <w:p>
-            <w:pPr>
-              <w:spacing w:after="0"/>
-              <w:jc w:val="center"/>
-            </w:pPr>
-            <w:r>
-              <w:t xml:space="preserve">-0.07</w:t>
+              <w:t xml:space="preserve">-0.06</w:t>
             </w:r>
           </w:p>
         </w:tc>
@@ -3055,49 +3055,49 @@
               <w:jc w:val="center"/>
             </w:pPr>
             <w:r>
-              <w:t xml:space="preserve">[-0.16,0.02]</w:t>
-            </w:r>
-          </w:p>
-        </w:tc>
-        <w:tc>
-          <w:tcPr>
-            <w:tcW w:w="1337" w:type="dxa"/>
-            <w:tcBorders>
-              <w:top w:val="nil" w:color="000000"/>
-              <w:left w:val="nil" w:color="000000"/>
-              <w:bottom w:val="nil" w:color="000000"/>
-              <w:right w:val="nil" w:color="000000"/>
-            </w:tcBorders>
-            <w:vAlign w:val="bottom"/>
-          </w:tcPr>
-          <w:p>
-            <w:pPr>
-              <w:spacing w:after="0"/>
-              <w:jc w:val="center"/>
-            </w:pPr>
-            <w:r>
-              <w:t xml:space="preserve">[-0.19,0.03]</w:t>
-            </w:r>
-          </w:p>
-        </w:tc>
-        <w:tc>
-          <w:tcPr>
-            <w:tcW w:w="1337" w:type="dxa"/>
-            <w:tcBorders>
-              <w:top w:val="nil" w:color="000000"/>
-              <w:left w:val="nil" w:color="000000"/>
-              <w:bottom w:val="nil" w:color="000000"/>
-              <w:right w:val="nil" w:color="000000"/>
-            </w:tcBorders>
-            <w:vAlign w:val="bottom"/>
-          </w:tcPr>
-          <w:p>
-            <w:pPr>
-              <w:spacing w:after="0"/>
-              <w:jc w:val="center"/>
-            </w:pPr>
-            <w:r>
-              <w:t xml:space="preserve">[-0.16,0.02]</w:t>
+              <w:t xml:space="preserve">[-0.14,0.04]</w:t>
+            </w:r>
+          </w:p>
+        </w:tc>
+        <w:tc>
+          <w:tcPr>
+            <w:tcW w:w="1337" w:type="dxa"/>
+            <w:tcBorders>
+              <w:top w:val="nil" w:color="000000"/>
+              <w:left w:val="nil" w:color="000000"/>
+              <w:bottom w:val="nil" w:color="000000"/>
+              <w:right w:val="nil" w:color="000000"/>
+            </w:tcBorders>
+            <w:vAlign w:val="bottom"/>
+          </w:tcPr>
+          <w:p>
+            <w:pPr>
+              <w:spacing w:after="0"/>
+              <w:jc w:val="center"/>
+            </w:pPr>
+            <w:r>
+              <w:t xml:space="preserve">[-0.18,0.03]</w:t>
+            </w:r>
+          </w:p>
+        </w:tc>
+        <w:tc>
+          <w:tcPr>
+            <w:tcW w:w="1337" w:type="dxa"/>
+            <w:tcBorders>
+              <w:top w:val="nil" w:color="000000"/>
+              <w:left w:val="nil" w:color="000000"/>
+              <w:bottom w:val="nil" w:color="000000"/>
+              <w:right w:val="nil" w:color="000000"/>
+            </w:tcBorders>
+            <w:vAlign w:val="bottom"/>
+          </w:tcPr>
+          <w:p>
+            <w:pPr>
+              <w:spacing w:after="0"/>
+              <w:jc w:val="center"/>
+            </w:pPr>
+            <w:r>
+              <w:t xml:space="preserve">[-0.15,0.03]</w:t>
             </w:r>
           </w:p>
         </w:tc>
@@ -3194,65 +3194,65 @@
               <w:jc w:val="center"/>
             </w:pPr>
             <w:r>
-              <w:t xml:space="preserve">-0.32***</w:t>
-            </w:r>
-          </w:p>
-        </w:tc>
-        <w:tc>
-          <w:tcPr>
-            <w:tcW w:w="1337" w:type="dxa"/>
-            <w:tcBorders>
-              <w:top w:val="nil" w:color="000000"/>
-              <w:left w:val="nil" w:color="000000"/>
-              <w:bottom w:val="nil" w:color="000000"/>
-              <w:right w:val="nil" w:color="000000"/>
-            </w:tcBorders>
-          </w:tcPr>
-          <w:p>
-            <w:pPr>
-              <w:spacing w:after="0"/>
-            </w:pPr>
-          </w:p>
-        </w:tc>
-        <w:tc>
-          <w:tcPr>
-            <w:tcW w:w="1337" w:type="dxa"/>
-            <w:tcBorders>
-              <w:top w:val="nil" w:color="000000"/>
-              <w:left w:val="nil" w:color="000000"/>
-              <w:bottom w:val="nil" w:color="000000"/>
-              <w:right w:val="nil" w:color="000000"/>
-            </w:tcBorders>
-            <w:vAlign w:val="bottom"/>
-          </w:tcPr>
-          <w:p>
-            <w:pPr>
-              <w:spacing w:after="0"/>
-              <w:jc w:val="center"/>
-            </w:pPr>
-            <w:r>
-              <w:t xml:space="preserve">-0.53***</w:t>
-            </w:r>
-          </w:p>
-        </w:tc>
-        <w:tc>
-          <w:tcPr>
-            <w:tcW w:w="1337" w:type="dxa"/>
-            <w:tcBorders>
-              <w:top w:val="nil" w:color="000000"/>
-              <w:left w:val="nil" w:color="000000"/>
-              <w:bottom w:val="nil" w:color="000000"/>
-              <w:right w:val="nil" w:color="000000"/>
-            </w:tcBorders>
-            <w:vAlign w:val="bottom"/>
-          </w:tcPr>
-          <w:p>
-            <w:pPr>
-              <w:spacing w:after="0"/>
-              <w:jc w:val="center"/>
-            </w:pPr>
-            <w:r>
-              <w:t xml:space="preserve">-0.53***</w:t>
+              <w:t xml:space="preserve">-0.29***</w:t>
+            </w:r>
+          </w:p>
+        </w:tc>
+        <w:tc>
+          <w:tcPr>
+            <w:tcW w:w="1337" w:type="dxa"/>
+            <w:tcBorders>
+              <w:top w:val="nil" w:color="000000"/>
+              <w:left w:val="nil" w:color="000000"/>
+              <w:bottom w:val="nil" w:color="000000"/>
+              <w:right w:val="nil" w:color="000000"/>
+            </w:tcBorders>
+          </w:tcPr>
+          <w:p>
+            <w:pPr>
+              <w:spacing w:after="0"/>
+            </w:pPr>
+          </w:p>
+        </w:tc>
+        <w:tc>
+          <w:tcPr>
+            <w:tcW w:w="1337" w:type="dxa"/>
+            <w:tcBorders>
+              <w:top w:val="nil" w:color="000000"/>
+              <w:left w:val="nil" w:color="000000"/>
+              <w:bottom w:val="nil" w:color="000000"/>
+              <w:right w:val="nil" w:color="000000"/>
+            </w:tcBorders>
+            <w:vAlign w:val="bottom"/>
+          </w:tcPr>
+          <w:p>
+            <w:pPr>
+              <w:spacing w:after="0"/>
+              <w:jc w:val="center"/>
+            </w:pPr>
+            <w:r>
+              <w:t xml:space="preserve">-0.40***</w:t>
+            </w:r>
+          </w:p>
+        </w:tc>
+        <w:tc>
+          <w:tcPr>
+            <w:tcW w:w="1337" w:type="dxa"/>
+            <w:tcBorders>
+              <w:top w:val="nil" w:color="000000"/>
+              <w:left w:val="nil" w:color="000000"/>
+              <w:bottom w:val="nil" w:color="000000"/>
+              <w:right w:val="nil" w:color="000000"/>
+            </w:tcBorders>
+            <w:vAlign w:val="bottom"/>
+          </w:tcPr>
+          <w:p>
+            <w:pPr>
+              <w:spacing w:after="0"/>
+              <w:jc w:val="center"/>
+            </w:pPr>
+            <w:r>
+              <w:t xml:space="preserve">-0.42***</w:t>
             </w:r>
           </w:p>
         </w:tc>
@@ -3323,65 +3323,65 @@
               <w:jc w:val="center"/>
             </w:pPr>
             <w:r>
-              <w:t xml:space="preserve">[-0.53,-0.10]</w:t>
-            </w:r>
-          </w:p>
-        </w:tc>
-        <w:tc>
-          <w:tcPr>
-            <w:tcW w:w="1337" w:type="dxa"/>
-            <w:tcBorders>
-              <w:top w:val="nil" w:color="000000"/>
-              <w:left w:val="nil" w:color="000000"/>
-              <w:bottom w:val="nil" w:color="000000"/>
-              <w:right w:val="nil" w:color="000000"/>
-            </w:tcBorders>
-          </w:tcPr>
-          <w:p>
-            <w:pPr>
-              <w:spacing w:after="0"/>
-            </w:pPr>
-          </w:p>
-        </w:tc>
-        <w:tc>
-          <w:tcPr>
-            <w:tcW w:w="1337" w:type="dxa"/>
-            <w:tcBorders>
-              <w:top w:val="nil" w:color="000000"/>
-              <w:left w:val="nil" w:color="000000"/>
-              <w:bottom w:val="nil" w:color="000000"/>
-              <w:right w:val="nil" w:color="000000"/>
-            </w:tcBorders>
-            <w:vAlign w:val="bottom"/>
-          </w:tcPr>
-          <w:p>
-            <w:pPr>
-              <w:spacing w:after="0"/>
-              <w:jc w:val="center"/>
-            </w:pPr>
-            <w:r>
-              <w:t xml:space="preserve">[-0.84,-0.22]</w:t>
-            </w:r>
-          </w:p>
-        </w:tc>
-        <w:tc>
-          <w:tcPr>
-            <w:tcW w:w="1337" w:type="dxa"/>
-            <w:tcBorders>
-              <w:top w:val="nil" w:color="000000"/>
-              <w:left w:val="nil" w:color="000000"/>
-              <w:bottom w:val="nil" w:color="000000"/>
-              <w:right w:val="nil" w:color="000000"/>
-            </w:tcBorders>
-            <w:vAlign w:val="bottom"/>
-          </w:tcPr>
-          <w:p>
-            <w:pPr>
-              <w:spacing w:after="0"/>
-              <w:jc w:val="center"/>
-            </w:pPr>
-            <w:r>
-              <w:t xml:space="preserve">[-0.84,-0.22]</w:t>
+              <w:t xml:space="preserve">[-0.49,-0.09]</w:t>
+            </w:r>
+          </w:p>
+        </w:tc>
+        <w:tc>
+          <w:tcPr>
+            <w:tcW w:w="1337" w:type="dxa"/>
+            <w:tcBorders>
+              <w:top w:val="nil" w:color="000000"/>
+              <w:left w:val="nil" w:color="000000"/>
+              <w:bottom w:val="nil" w:color="000000"/>
+              <w:right w:val="nil" w:color="000000"/>
+            </w:tcBorders>
+          </w:tcPr>
+          <w:p>
+            <w:pPr>
+              <w:spacing w:after="0"/>
+            </w:pPr>
+          </w:p>
+        </w:tc>
+        <w:tc>
+          <w:tcPr>
+            <w:tcW w:w="1337" w:type="dxa"/>
+            <w:tcBorders>
+              <w:top w:val="nil" w:color="000000"/>
+              <w:left w:val="nil" w:color="000000"/>
+              <w:bottom w:val="nil" w:color="000000"/>
+              <w:right w:val="nil" w:color="000000"/>
+            </w:tcBorders>
+            <w:vAlign w:val="bottom"/>
+          </w:tcPr>
+          <w:p>
+            <w:pPr>
+              <w:spacing w:after="0"/>
+              <w:jc w:val="center"/>
+            </w:pPr>
+            <w:r>
+              <w:t xml:space="preserve">[-0.69,-0.11]</w:t>
+            </w:r>
+          </w:p>
+        </w:tc>
+        <w:tc>
+          <w:tcPr>
+            <w:tcW w:w="1337" w:type="dxa"/>
+            <w:tcBorders>
+              <w:top w:val="nil" w:color="000000"/>
+              <w:left w:val="nil" w:color="000000"/>
+              <w:bottom w:val="nil" w:color="000000"/>
+              <w:right w:val="nil" w:color="000000"/>
+            </w:tcBorders>
+            <w:vAlign w:val="bottom"/>
+          </w:tcPr>
+          <w:p>
+            <w:pPr>
+              <w:spacing w:after="0"/>
+              <w:jc w:val="center"/>
+            </w:pPr>
+            <w:r>
+              <w:t xml:space="preserve">[-0.70,-0.13]</w:t>
             </w:r>
           </w:p>
         </w:tc>
@@ -3404,7 +3404,7 @@
               <w:jc w:val="left"/>
             </w:pPr>
             <w:r>
-              <w:t xml:space="preserve">Number of embarked enslaved people per ton</w:t>
+              <w:t xml:space="preserve">Tonnage standardized on British measured tons, 1773-1835</w:t>
             </w:r>
           </w:p>
         </w:tc>
@@ -3449,78 +3449,73 @@
               <w:bottom w:val="nil" w:color="000000"/>
               <w:right w:val="nil" w:color="000000"/>
             </w:tcBorders>
-            <w:vAlign w:val="bottom"/>
-          </w:tcPr>
-          <w:p>
-            <w:pPr>
-              <w:spacing w:after="0"/>
-              <w:jc w:val="center"/>
-            </w:pPr>
-            <w:r>
-              <w:t xml:space="preserve">0.14***</w:t>
-            </w:r>
-          </w:p>
-        </w:tc>
-        <w:tc>
-          <w:tcPr>
-            <w:tcW w:w="1337" w:type="dxa"/>
-            <w:tcBorders>
-              <w:top w:val="nil" w:color="000000"/>
-              <w:left w:val="nil" w:color="000000"/>
-              <w:bottom w:val="nil" w:color="000000"/>
-              <w:right w:val="nil" w:color="000000"/>
-            </w:tcBorders>
-            <w:vAlign w:val="bottom"/>
-          </w:tcPr>
-          <w:p>
-            <w:pPr>
-              <w:spacing w:after="0"/>
-              <w:jc w:val="center"/>
-            </w:pPr>
-            <w:r>
-              <w:t xml:space="preserve">0.10**</w:t>
-            </w:r>
-          </w:p>
-        </w:tc>
-        <w:tc>
-          <w:tcPr>
-            <w:tcW w:w="1337" w:type="dxa"/>
-            <w:tcBorders>
-              <w:top w:val="nil" w:color="000000"/>
-              <w:left w:val="nil" w:color="000000"/>
-              <w:bottom w:val="nil" w:color="000000"/>
-              <w:right w:val="nil" w:color="000000"/>
-            </w:tcBorders>
-            <w:vAlign w:val="bottom"/>
-          </w:tcPr>
-          <w:p>
-            <w:pPr>
-              <w:spacing w:after="0"/>
-              <w:jc w:val="center"/>
-            </w:pPr>
-            <w:r>
-              <w:t xml:space="preserve">0.25***</w:t>
-            </w:r>
-          </w:p>
-        </w:tc>
-        <w:tc>
-          <w:tcPr>
-            <w:tcW w:w="1337" w:type="dxa"/>
-            <w:tcBorders>
-              <w:top w:val="nil" w:color="000000"/>
-              <w:left w:val="nil" w:color="000000"/>
-              <w:bottom w:val="nil" w:color="000000"/>
-              <w:right w:val="nil" w:color="000000"/>
-            </w:tcBorders>
-            <w:vAlign w:val="bottom"/>
-          </w:tcPr>
-          <w:p>
-            <w:pPr>
-              <w:spacing w:after="0"/>
-              <w:jc w:val="center"/>
-            </w:pPr>
-            <w:r>
-              <w:t xml:space="preserve">0.25***</w:t>
+          </w:tcPr>
+          <w:p>
+            <w:pPr>
+              <w:spacing w:after="0"/>
+            </w:pPr>
+          </w:p>
+        </w:tc>
+        <w:tc>
+          <w:tcPr>
+            <w:tcW w:w="1337" w:type="dxa"/>
+            <w:tcBorders>
+              <w:top w:val="nil" w:color="000000"/>
+              <w:left w:val="nil" w:color="000000"/>
+              <w:bottom w:val="nil" w:color="000000"/>
+              <w:right w:val="nil" w:color="000000"/>
+            </w:tcBorders>
+            <w:vAlign w:val="bottom"/>
+          </w:tcPr>
+          <w:p>
+            <w:pPr>
+              <w:spacing w:after="0"/>
+              <w:jc w:val="center"/>
+            </w:pPr>
+            <w:r>
+              <w:t xml:space="preserve">-0.0004</w:t>
+            </w:r>
+          </w:p>
+        </w:tc>
+        <w:tc>
+          <w:tcPr>
+            <w:tcW w:w="1337" w:type="dxa"/>
+            <w:tcBorders>
+              <w:top w:val="nil" w:color="000000"/>
+              <w:left w:val="nil" w:color="000000"/>
+              <w:bottom w:val="nil" w:color="000000"/>
+              <w:right w:val="nil" w:color="000000"/>
+            </w:tcBorders>
+            <w:vAlign w:val="bottom"/>
+          </w:tcPr>
+          <w:p>
+            <w:pPr>
+              <w:spacing w:after="0"/>
+              <w:jc w:val="center"/>
+            </w:pPr>
+            <w:r>
+              <w:t xml:space="preserve">0.0011*</w:t>
+            </w:r>
+          </w:p>
+        </w:tc>
+        <w:tc>
+          <w:tcPr>
+            <w:tcW w:w="1337" w:type="dxa"/>
+            <w:tcBorders>
+              <w:top w:val="nil" w:color="000000"/>
+              <w:left w:val="nil" w:color="000000"/>
+              <w:bottom w:val="nil" w:color="000000"/>
+              <w:right w:val="nil" w:color="000000"/>
+            </w:tcBorders>
+            <w:vAlign w:val="bottom"/>
+          </w:tcPr>
+          <w:p>
+            <w:pPr>
+              <w:spacing w:after="0"/>
+              <w:jc w:val="center"/>
+            </w:pPr>
+            <w:r>
+              <w:t xml:space="preserve">0.0012**</w:t>
             </w:r>
           </w:p>
         </w:tc>
@@ -3583,78 +3578,73 @@
               <w:bottom w:val="nil" w:color="000000"/>
               <w:right w:val="nil" w:color="000000"/>
             </w:tcBorders>
-            <w:vAlign w:val="bottom"/>
-          </w:tcPr>
-          <w:p>
-            <w:pPr>
-              <w:spacing w:after="0"/>
-              <w:jc w:val="center"/>
-            </w:pPr>
-            <w:r>
-              <w:t xml:space="preserve">[0.04,0.24]</w:t>
-            </w:r>
-          </w:p>
-        </w:tc>
-        <w:tc>
-          <w:tcPr>
-            <w:tcW w:w="1337" w:type="dxa"/>
-            <w:tcBorders>
-              <w:top w:val="nil" w:color="000000"/>
-              <w:left w:val="nil" w:color="000000"/>
-              <w:bottom w:val="nil" w:color="000000"/>
-              <w:right w:val="nil" w:color="000000"/>
-            </w:tcBorders>
-            <w:vAlign w:val="bottom"/>
-          </w:tcPr>
-          <w:p>
-            <w:pPr>
-              <w:spacing w:after="0"/>
-              <w:jc w:val="center"/>
-            </w:pPr>
-            <w:r>
-              <w:t xml:space="preserve">[0.01,0.20]</w:t>
-            </w:r>
-          </w:p>
-        </w:tc>
-        <w:tc>
-          <w:tcPr>
-            <w:tcW w:w="1337" w:type="dxa"/>
-            <w:tcBorders>
-              <w:top w:val="nil" w:color="000000"/>
-              <w:left w:val="nil" w:color="000000"/>
-              <w:bottom w:val="nil" w:color="000000"/>
-              <w:right w:val="nil" w:color="000000"/>
-            </w:tcBorders>
-            <w:vAlign w:val="bottom"/>
-          </w:tcPr>
-          <w:p>
-            <w:pPr>
-              <w:spacing w:after="0"/>
-              <w:jc w:val="center"/>
-            </w:pPr>
-            <w:r>
-              <w:t xml:space="preserve">[0.12,0.39]</w:t>
-            </w:r>
-          </w:p>
-        </w:tc>
-        <w:tc>
-          <w:tcPr>
-            <w:tcW w:w="1337" w:type="dxa"/>
-            <w:tcBorders>
-              <w:top w:val="nil" w:color="000000"/>
-              <w:left w:val="nil" w:color="000000"/>
-              <w:bottom w:val="nil" w:color="000000"/>
-              <w:right w:val="nil" w:color="000000"/>
-            </w:tcBorders>
-            <w:vAlign w:val="bottom"/>
-          </w:tcPr>
-          <w:p>
-            <w:pPr>
-              <w:spacing w:after="0"/>
-              <w:jc w:val="center"/>
-            </w:pPr>
-            <w:r>
-              <w:t xml:space="preserve">[0.12,0.38]</w:t>
+          </w:tcPr>
+          <w:p>
+            <w:pPr>
+              <w:spacing w:after="0"/>
+            </w:pPr>
+          </w:p>
+        </w:tc>
+        <w:tc>
+          <w:tcPr>
+            <w:tcW w:w="1337" w:type="dxa"/>
+            <w:tcBorders>
+              <w:top w:val="nil" w:color="000000"/>
+              <w:left w:val="nil" w:color="000000"/>
+              <w:bottom w:val="nil" w:color="000000"/>
+              <w:right w:val="nil" w:color="000000"/>
+            </w:tcBorders>
+            <w:vAlign w:val="bottom"/>
+          </w:tcPr>
+          <w:p>
+            <w:pPr>
+              <w:spacing w:after="0"/>
+              <w:jc w:val="center"/>
+            </w:pPr>
+            <w:r>
+              <w:t xml:space="preserve">[-0.00,0.00]</w:t>
+            </w:r>
+          </w:p>
+        </w:tc>
+        <w:tc>
+          <w:tcPr>
+            <w:tcW w:w="1337" w:type="dxa"/>
+            <w:tcBorders>
+              <w:top w:val="nil" w:color="000000"/>
+              <w:left w:val="nil" w:color="000000"/>
+              <w:bottom w:val="nil" w:color="000000"/>
+              <w:right w:val="nil" w:color="000000"/>
+            </w:tcBorders>
+            <w:vAlign w:val="bottom"/>
+          </w:tcPr>
+          <w:p>
+            <w:pPr>
+              <w:spacing w:after="0"/>
+              <w:jc w:val="center"/>
+            </w:pPr>
+            <w:r>
+              <w:t xml:space="preserve">[-0.00,0.00]</w:t>
+            </w:r>
+          </w:p>
+        </w:tc>
+        <w:tc>
+          <w:tcPr>
+            <w:tcW w:w="1337" w:type="dxa"/>
+            <w:tcBorders>
+              <w:top w:val="nil" w:color="000000"/>
+              <w:left w:val="nil" w:color="000000"/>
+              <w:bottom w:val="nil" w:color="000000"/>
+              <w:right w:val="nil" w:color="000000"/>
+            </w:tcBorders>
+            <w:vAlign w:val="bottom"/>
+          </w:tcPr>
+          <w:p>
+            <w:pPr>
+              <w:spacing w:after="0"/>
+              <w:jc w:val="center"/>
+            </w:pPr>
+            <w:r>
+              <w:t xml:space="preserve">[0.00,0.00]</w:t>
             </w:r>
           </w:p>
         </w:tc>
@@ -3722,78 +3712,63 @@
               <w:bottom w:val="nil" w:color="000000"/>
               <w:right w:val="nil" w:color="000000"/>
             </w:tcBorders>
-            <w:vAlign w:val="bottom"/>
-          </w:tcPr>
-          <w:p>
-            <w:pPr>
-              <w:spacing w:after="0"/>
-              <w:jc w:val="center"/>
-            </w:pPr>
-            <w:r>
-              <w:t xml:space="preserve">0.07</w:t>
-            </w:r>
-          </w:p>
-        </w:tc>
-        <w:tc>
-          <w:tcPr>
-            <w:tcW w:w="1337" w:type="dxa"/>
-            <w:tcBorders>
-              <w:top w:val="nil" w:color="000000"/>
-              <w:left w:val="nil" w:color="000000"/>
-              <w:bottom w:val="nil" w:color="000000"/>
-              <w:right w:val="nil" w:color="000000"/>
-            </w:tcBorders>
-            <w:vAlign w:val="bottom"/>
-          </w:tcPr>
-          <w:p>
-            <w:pPr>
-              <w:spacing w:after="0"/>
-              <w:jc w:val="center"/>
-            </w:pPr>
-            <w:r>
-              <w:t xml:space="preserve">0.07</w:t>
-            </w:r>
-          </w:p>
-        </w:tc>
-        <w:tc>
-          <w:tcPr>
-            <w:tcW w:w="1337" w:type="dxa"/>
-            <w:tcBorders>
-              <w:top w:val="nil" w:color="000000"/>
-              <w:left w:val="nil" w:color="000000"/>
-              <w:bottom w:val="nil" w:color="000000"/>
-              <w:right w:val="nil" w:color="000000"/>
-            </w:tcBorders>
-            <w:vAlign w:val="bottom"/>
-          </w:tcPr>
-          <w:p>
-            <w:pPr>
-              <w:spacing w:after="0"/>
-              <w:jc w:val="center"/>
-            </w:pPr>
-            <w:r>
-              <w:t xml:space="preserve">0.09</w:t>
-            </w:r>
-          </w:p>
-        </w:tc>
-        <w:tc>
-          <w:tcPr>
-            <w:tcW w:w="1337" w:type="dxa"/>
-            <w:tcBorders>
-              <w:top w:val="nil" w:color="000000"/>
-              <w:left w:val="nil" w:color="000000"/>
-              <w:bottom w:val="nil" w:color="000000"/>
-              <w:right w:val="nil" w:color="000000"/>
-            </w:tcBorders>
-            <w:vAlign w:val="bottom"/>
-          </w:tcPr>
-          <w:p>
-            <w:pPr>
-              <w:spacing w:after="0"/>
-              <w:jc w:val="center"/>
-            </w:pPr>
-            <w:r>
-              <w:t xml:space="preserve">0.06</w:t>
+          </w:tcPr>
+          <w:p>
+            <w:pPr>
+              <w:spacing w:after="0"/>
+            </w:pPr>
+          </w:p>
+        </w:tc>
+        <w:tc>
+          <w:tcPr>
+            <w:tcW w:w="1337" w:type="dxa"/>
+            <w:tcBorders>
+              <w:top w:val="nil" w:color="000000"/>
+              <w:left w:val="nil" w:color="000000"/>
+              <w:bottom w:val="nil" w:color="000000"/>
+              <w:right w:val="nil" w:color="000000"/>
+            </w:tcBorders>
+          </w:tcPr>
+          <w:p>
+            <w:pPr>
+              <w:spacing w:after="0"/>
+            </w:pPr>
+          </w:p>
+        </w:tc>
+        <w:tc>
+          <w:tcPr>
+            <w:tcW w:w="1337" w:type="dxa"/>
+            <w:tcBorders>
+              <w:top w:val="nil" w:color="000000"/>
+              <w:left w:val="nil" w:color="000000"/>
+              <w:bottom w:val="nil" w:color="000000"/>
+              <w:right w:val="nil" w:color="000000"/>
+            </w:tcBorders>
+          </w:tcPr>
+          <w:p>
+            <w:pPr>
+              <w:spacing w:after="0"/>
+            </w:pPr>
+          </w:p>
+        </w:tc>
+        <w:tc>
+          <w:tcPr>
+            <w:tcW w:w="1337" w:type="dxa"/>
+            <w:tcBorders>
+              <w:top w:val="nil" w:color="000000"/>
+              <w:left w:val="nil" w:color="000000"/>
+              <w:bottom w:val="nil" w:color="000000"/>
+              <w:right w:val="nil" w:color="000000"/>
+            </w:tcBorders>
+            <w:vAlign w:val="bottom"/>
+          </w:tcPr>
+          <w:p>
+            <w:pPr>
+              <w:spacing w:after="0"/>
+              <w:jc w:val="center"/>
+            </w:pPr>
+            <w:r>
+              <w:t xml:space="preserve">-0.07</w:t>
             </w:r>
           </w:p>
         </w:tc>
@@ -3856,78 +3831,63 @@
               <w:bottom w:val="nil" w:color="000000"/>
               <w:right w:val="nil" w:color="000000"/>
             </w:tcBorders>
-            <w:vAlign w:val="bottom"/>
-          </w:tcPr>
-          <w:p>
-            <w:pPr>
-              <w:spacing w:after="0"/>
-              <w:jc w:val="center"/>
-            </w:pPr>
-            <w:r>
-              <w:t xml:space="preserve">[-0.07,0.21]</w:t>
-            </w:r>
-          </w:p>
-        </w:tc>
-        <w:tc>
-          <w:tcPr>
-            <w:tcW w:w="1337" w:type="dxa"/>
-            <w:tcBorders>
-              <w:top w:val="nil" w:color="000000"/>
-              <w:left w:val="nil" w:color="000000"/>
-              <w:bottom w:val="nil" w:color="000000"/>
-              <w:right w:val="nil" w:color="000000"/>
-            </w:tcBorders>
-            <w:vAlign w:val="bottom"/>
-          </w:tcPr>
-          <w:p>
-            <w:pPr>
-              <w:spacing w:after="0"/>
-              <w:jc w:val="center"/>
-            </w:pPr>
-            <w:r>
-              <w:t xml:space="preserve">[-0.07,0.21]</w:t>
-            </w:r>
-          </w:p>
-        </w:tc>
-        <w:tc>
-          <w:tcPr>
-            <w:tcW w:w="1337" w:type="dxa"/>
-            <w:tcBorders>
-              <w:top w:val="nil" w:color="000000"/>
-              <w:left w:val="nil" w:color="000000"/>
-              <w:bottom w:val="nil" w:color="000000"/>
-              <w:right w:val="nil" w:color="000000"/>
-            </w:tcBorders>
-            <w:vAlign w:val="bottom"/>
-          </w:tcPr>
-          <w:p>
-            <w:pPr>
-              <w:spacing w:after="0"/>
-              <w:jc w:val="center"/>
-            </w:pPr>
-            <w:r>
-              <w:t xml:space="preserve">[-0.05,0.22]</w:t>
-            </w:r>
-          </w:p>
-        </w:tc>
-        <w:tc>
-          <w:tcPr>
-            <w:tcW w:w="1337" w:type="dxa"/>
-            <w:tcBorders>
-              <w:top w:val="nil" w:color="000000"/>
-              <w:left w:val="nil" w:color="000000"/>
-              <w:bottom w:val="nil" w:color="000000"/>
-              <w:right w:val="nil" w:color="000000"/>
-            </w:tcBorders>
-            <w:vAlign w:val="bottom"/>
-          </w:tcPr>
-          <w:p>
-            <w:pPr>
-              <w:spacing w:after="0"/>
-              <w:jc w:val="center"/>
-            </w:pPr>
-            <w:r>
-              <w:t xml:space="preserve">[-0.20,0.32]</w:t>
+          </w:tcPr>
+          <w:p>
+            <w:pPr>
+              <w:spacing w:after="0"/>
+            </w:pPr>
+          </w:p>
+        </w:tc>
+        <w:tc>
+          <w:tcPr>
+            <w:tcW w:w="1337" w:type="dxa"/>
+            <w:tcBorders>
+              <w:top w:val="nil" w:color="000000"/>
+              <w:left w:val="nil" w:color="000000"/>
+              <w:bottom w:val="nil" w:color="000000"/>
+              <w:right w:val="nil" w:color="000000"/>
+            </w:tcBorders>
+          </w:tcPr>
+          <w:p>
+            <w:pPr>
+              <w:spacing w:after="0"/>
+            </w:pPr>
+          </w:p>
+        </w:tc>
+        <w:tc>
+          <w:tcPr>
+            <w:tcW w:w="1337" w:type="dxa"/>
+            <w:tcBorders>
+              <w:top w:val="nil" w:color="000000"/>
+              <w:left w:val="nil" w:color="000000"/>
+              <w:bottom w:val="nil" w:color="000000"/>
+              <w:right w:val="nil" w:color="000000"/>
+            </w:tcBorders>
+          </w:tcPr>
+          <w:p>
+            <w:pPr>
+              <w:spacing w:after="0"/>
+            </w:pPr>
+          </w:p>
+        </w:tc>
+        <w:tc>
+          <w:tcPr>
+            <w:tcW w:w="1337" w:type="dxa"/>
+            <w:tcBorders>
+              <w:top w:val="nil" w:color="000000"/>
+              <w:left w:val="nil" w:color="000000"/>
+              <w:bottom w:val="nil" w:color="000000"/>
+              <w:right w:val="nil" w:color="000000"/>
+            </w:tcBorders>
+            <w:vAlign w:val="bottom"/>
+          </w:tcPr>
+          <w:p>
+            <w:pPr>
+              <w:spacing w:after="0"/>
+              <w:jc w:val="center"/>
+            </w:pPr>
+            <w:r>
+              <w:t xml:space="preserve">[-0.19,0.06]</w:t>
             </w:r>
           </w:p>
         </w:tc>
@@ -3995,78 +3955,63 @@
               <w:bottom w:val="nil" w:color="000000"/>
               <w:right w:val="nil" w:color="000000"/>
             </w:tcBorders>
-            <w:vAlign w:val="bottom"/>
-          </w:tcPr>
-          <w:p>
-            <w:pPr>
-              <w:spacing w:after="0"/>
-              <w:jc w:val="center"/>
-            </w:pPr>
-            <w:r>
-              <w:t xml:space="preserve">0.04</w:t>
-            </w:r>
-          </w:p>
-        </w:tc>
-        <w:tc>
-          <w:tcPr>
-            <w:tcW w:w="1337" w:type="dxa"/>
-            <w:tcBorders>
-              <w:top w:val="nil" w:color="000000"/>
-              <w:left w:val="nil" w:color="000000"/>
-              <w:bottom w:val="nil" w:color="000000"/>
-              <w:right w:val="nil" w:color="000000"/>
-            </w:tcBorders>
-            <w:vAlign w:val="bottom"/>
-          </w:tcPr>
-          <w:p>
-            <w:pPr>
-              <w:spacing w:after="0"/>
-              <w:jc w:val="center"/>
-            </w:pPr>
-            <w:r>
-              <w:t xml:space="preserve">-0.01</w:t>
-            </w:r>
-          </w:p>
-        </w:tc>
-        <w:tc>
-          <w:tcPr>
-            <w:tcW w:w="1337" w:type="dxa"/>
-            <w:tcBorders>
-              <w:top w:val="nil" w:color="000000"/>
-              <w:left w:val="nil" w:color="000000"/>
-              <w:bottom w:val="nil" w:color="000000"/>
-              <w:right w:val="nil" w:color="000000"/>
-            </w:tcBorders>
-            <w:vAlign w:val="bottom"/>
-          </w:tcPr>
-          <w:p>
-            <w:pPr>
-              <w:spacing w:after="0"/>
-              <w:jc w:val="center"/>
-            </w:pPr>
-            <w:r>
-              <w:t xml:space="preserve">0.02</w:t>
-            </w:r>
-          </w:p>
-        </w:tc>
-        <w:tc>
-          <w:tcPr>
-            <w:tcW w:w="1337" w:type="dxa"/>
-            <w:tcBorders>
-              <w:top w:val="nil" w:color="000000"/>
-              <w:left w:val="nil" w:color="000000"/>
-              <w:bottom w:val="nil" w:color="000000"/>
-              <w:right w:val="nil" w:color="000000"/>
-            </w:tcBorders>
-            <w:vAlign w:val="bottom"/>
-          </w:tcPr>
-          <w:p>
-            <w:pPr>
-              <w:spacing w:after="0"/>
-              <w:jc w:val="center"/>
-            </w:pPr>
-            <w:r>
-              <w:t xml:space="preserve">-0.00</w:t>
+          </w:tcPr>
+          <w:p>
+            <w:pPr>
+              <w:spacing w:after="0"/>
+            </w:pPr>
+          </w:p>
+        </w:tc>
+        <w:tc>
+          <w:tcPr>
+            <w:tcW w:w="1337" w:type="dxa"/>
+            <w:tcBorders>
+              <w:top w:val="nil" w:color="000000"/>
+              <w:left w:val="nil" w:color="000000"/>
+              <w:bottom w:val="nil" w:color="000000"/>
+              <w:right w:val="nil" w:color="000000"/>
+            </w:tcBorders>
+          </w:tcPr>
+          <w:p>
+            <w:pPr>
+              <w:spacing w:after="0"/>
+            </w:pPr>
+          </w:p>
+        </w:tc>
+        <w:tc>
+          <w:tcPr>
+            <w:tcW w:w="1337" w:type="dxa"/>
+            <w:tcBorders>
+              <w:top w:val="nil" w:color="000000"/>
+              <w:left w:val="nil" w:color="000000"/>
+              <w:bottom w:val="nil" w:color="000000"/>
+              <w:right w:val="nil" w:color="000000"/>
+            </w:tcBorders>
+          </w:tcPr>
+          <w:p>
+            <w:pPr>
+              <w:spacing w:after="0"/>
+            </w:pPr>
+          </w:p>
+        </w:tc>
+        <w:tc>
+          <w:tcPr>
+            <w:tcW w:w="1337" w:type="dxa"/>
+            <w:tcBorders>
+              <w:top w:val="nil" w:color="000000"/>
+              <w:left w:val="nil" w:color="000000"/>
+              <w:bottom w:val="nil" w:color="000000"/>
+              <w:right w:val="nil" w:color="000000"/>
+            </w:tcBorders>
+            <w:vAlign w:val="bottom"/>
+          </w:tcPr>
+          <w:p>
+            <w:pPr>
+              <w:spacing w:after="0"/>
+              <w:jc w:val="center"/>
+            </w:pPr>
+            <w:r>
+              <w:t xml:space="preserve">-0.05</w:t>
             </w:r>
           </w:p>
         </w:tc>
@@ -4129,78 +4074,63 @@
               <w:bottom w:val="nil" w:color="000000"/>
               <w:right w:val="nil" w:color="000000"/>
             </w:tcBorders>
-            <w:vAlign w:val="bottom"/>
-          </w:tcPr>
-          <w:p>
-            <w:pPr>
-              <w:spacing w:after="0"/>
-              <w:jc w:val="center"/>
-            </w:pPr>
-            <w:r>
-              <w:t xml:space="preserve">[-0.08,0.16]</w:t>
-            </w:r>
-          </w:p>
-        </w:tc>
-        <w:tc>
-          <w:tcPr>
-            <w:tcW w:w="1337" w:type="dxa"/>
-            <w:tcBorders>
-              <w:top w:val="nil" w:color="000000"/>
-              <w:left w:val="nil" w:color="000000"/>
-              <w:bottom w:val="nil" w:color="000000"/>
-              <w:right w:val="nil" w:color="000000"/>
-            </w:tcBorders>
-            <w:vAlign w:val="bottom"/>
-          </w:tcPr>
-          <w:p>
-            <w:pPr>
-              <w:spacing w:after="0"/>
-              <w:jc w:val="center"/>
-            </w:pPr>
-            <w:r>
-              <w:t xml:space="preserve">[-0.13,0.11]</w:t>
-            </w:r>
-          </w:p>
-        </w:tc>
-        <w:tc>
-          <w:tcPr>
-            <w:tcW w:w="1337" w:type="dxa"/>
-            <w:tcBorders>
-              <w:top w:val="nil" w:color="000000"/>
-              <w:left w:val="nil" w:color="000000"/>
-              <w:bottom w:val="nil" w:color="000000"/>
-              <w:right w:val="nil" w:color="000000"/>
-            </w:tcBorders>
-            <w:vAlign w:val="bottom"/>
-          </w:tcPr>
-          <w:p>
-            <w:pPr>
-              <w:spacing w:after="0"/>
-              <w:jc w:val="center"/>
-            </w:pPr>
-            <w:r>
-              <w:t xml:space="preserve">[-0.09,0.12]</w:t>
-            </w:r>
-          </w:p>
-        </w:tc>
-        <w:tc>
-          <w:tcPr>
-            <w:tcW w:w="1337" w:type="dxa"/>
-            <w:tcBorders>
-              <w:top w:val="nil" w:color="000000"/>
-              <w:left w:val="nil" w:color="000000"/>
-              <w:bottom w:val="nil" w:color="000000"/>
-              <w:right w:val="nil" w:color="000000"/>
-            </w:tcBorders>
-            <w:vAlign w:val="bottom"/>
-          </w:tcPr>
-          <w:p>
-            <w:pPr>
-              <w:spacing w:after="0"/>
-              <w:jc w:val="center"/>
-            </w:pPr>
-            <w:r>
-              <w:t xml:space="preserve">[-0.20,0.20]</w:t>
+          </w:tcPr>
+          <w:p>
+            <w:pPr>
+              <w:spacing w:after="0"/>
+            </w:pPr>
+          </w:p>
+        </w:tc>
+        <w:tc>
+          <w:tcPr>
+            <w:tcW w:w="1337" w:type="dxa"/>
+            <w:tcBorders>
+              <w:top w:val="nil" w:color="000000"/>
+              <w:left w:val="nil" w:color="000000"/>
+              <w:bottom w:val="nil" w:color="000000"/>
+              <w:right w:val="nil" w:color="000000"/>
+            </w:tcBorders>
+          </w:tcPr>
+          <w:p>
+            <w:pPr>
+              <w:spacing w:after="0"/>
+            </w:pPr>
+          </w:p>
+        </w:tc>
+        <w:tc>
+          <w:tcPr>
+            <w:tcW w:w="1337" w:type="dxa"/>
+            <w:tcBorders>
+              <w:top w:val="nil" w:color="000000"/>
+              <w:left w:val="nil" w:color="000000"/>
+              <w:bottom w:val="nil" w:color="000000"/>
+              <w:right w:val="nil" w:color="000000"/>
+            </w:tcBorders>
+          </w:tcPr>
+          <w:p>
+            <w:pPr>
+              <w:spacing w:after="0"/>
+            </w:pPr>
+          </w:p>
+        </w:tc>
+        <w:tc>
+          <w:tcPr>
+            <w:tcW w:w="1337" w:type="dxa"/>
+            <w:tcBorders>
+              <w:top w:val="nil" w:color="000000"/>
+              <w:left w:val="nil" w:color="000000"/>
+              <w:bottom w:val="nil" w:color="000000"/>
+              <w:right w:val="nil" w:color="000000"/>
+            </w:tcBorders>
+            <w:vAlign w:val="bottom"/>
+          </w:tcPr>
+          <w:p>
+            <w:pPr>
+              <w:spacing w:after="0"/>
+              <w:jc w:val="center"/>
+            </w:pPr>
+            <w:r>
+              <w:t xml:space="preserve">[-0.16,0.07]</w:t>
             </w:r>
           </w:p>
         </w:tc>
@@ -4223,7 +4153,7 @@
               <w:jc w:val="left"/>
             </w:pPr>
             <w:r>
-              <w:t xml:space="preserve">Tonnage standardized on British measured tons, 1773-1835</w:t>
+              <w:t xml:space="preserve">Not the first voyage of both the captain and the outfitter</w:t>
             </w:r>
           </w:p>
         </w:tc>
@@ -4284,57 +4214,47 @@
               <w:bottom w:val="nil" w:color="000000"/>
               <w:right w:val="nil" w:color="000000"/>
             </w:tcBorders>
-            <w:vAlign w:val="bottom"/>
-          </w:tcPr>
-          <w:p>
-            <w:pPr>
-              <w:spacing w:after="0"/>
-              <w:jc w:val="center"/>
-            </w:pPr>
-            <w:r>
-              <w:t xml:space="preserve">-0.0002</w:t>
-            </w:r>
-          </w:p>
-        </w:tc>
-        <w:tc>
-          <w:tcPr>
-            <w:tcW w:w="1337" w:type="dxa"/>
-            <w:tcBorders>
-              <w:top w:val="nil" w:color="000000"/>
-              <w:left w:val="nil" w:color="000000"/>
-              <w:bottom w:val="nil" w:color="000000"/>
-              <w:right w:val="nil" w:color="000000"/>
-            </w:tcBorders>
-            <w:vAlign w:val="bottom"/>
-          </w:tcPr>
-          <w:p>
-            <w:pPr>
-              <w:spacing w:after="0"/>
-              <w:jc w:val="center"/>
-            </w:pPr>
-            <w:r>
-              <w:t xml:space="preserve">0.0022***</w:t>
-            </w:r>
-          </w:p>
-        </w:tc>
-        <w:tc>
-          <w:tcPr>
-            <w:tcW w:w="1337" w:type="dxa"/>
-            <w:tcBorders>
-              <w:top w:val="nil" w:color="000000"/>
-              <w:left w:val="nil" w:color="000000"/>
-              <w:bottom w:val="nil" w:color="000000"/>
-              <w:right w:val="nil" w:color="000000"/>
-            </w:tcBorders>
-            <w:vAlign w:val="bottom"/>
-          </w:tcPr>
-          <w:p>
-            <w:pPr>
-              <w:spacing w:after="0"/>
-              <w:jc w:val="center"/>
-            </w:pPr>
-            <w:r>
-              <w:t xml:space="preserve">0.0022***</w:t>
+          </w:tcPr>
+          <w:p>
+            <w:pPr>
+              <w:spacing w:after="0"/>
+            </w:pPr>
+          </w:p>
+        </w:tc>
+        <w:tc>
+          <w:tcPr>
+            <w:tcW w:w="1337" w:type="dxa"/>
+            <w:tcBorders>
+              <w:top w:val="nil" w:color="000000"/>
+              <w:left w:val="nil" w:color="000000"/>
+              <w:bottom w:val="nil" w:color="000000"/>
+              <w:right w:val="nil" w:color="000000"/>
+            </w:tcBorders>
+          </w:tcPr>
+          <w:p>
+            <w:pPr>
+              <w:spacing w:after="0"/>
+            </w:pPr>
+          </w:p>
+        </w:tc>
+        <w:tc>
+          <w:tcPr>
+            <w:tcW w:w="1337" w:type="dxa"/>
+            <w:tcBorders>
+              <w:top w:val="nil" w:color="000000"/>
+              <w:left w:val="nil" w:color="000000"/>
+              <w:bottom w:val="nil" w:color="000000"/>
+              <w:right w:val="nil" w:color="000000"/>
+            </w:tcBorders>
+            <w:vAlign w:val="bottom"/>
+          </w:tcPr>
+          <w:p>
+            <w:pPr>
+              <w:spacing w:after="0"/>
+              <w:jc w:val="center"/>
+            </w:pPr>
+            <w:r>
+              <w:t xml:space="preserve">0.46***</w:t>
             </w:r>
           </w:p>
         </w:tc>
@@ -4413,57 +4333,47 @@
               <w:bottom w:val="nil" w:color="000000"/>
               <w:right w:val="nil" w:color="000000"/>
             </w:tcBorders>
-            <w:vAlign w:val="bottom"/>
-          </w:tcPr>
-          <w:p>
-            <w:pPr>
-              <w:spacing w:after="0"/>
-              <w:jc w:val="center"/>
-            </w:pPr>
-            <w:r>
-              <w:t xml:space="preserve">[-0.00,0.00]</w:t>
-            </w:r>
-          </w:p>
-        </w:tc>
-        <w:tc>
-          <w:tcPr>
-            <w:tcW w:w="1337" w:type="dxa"/>
-            <w:tcBorders>
-              <w:top w:val="nil" w:color="000000"/>
-              <w:left w:val="nil" w:color="000000"/>
-              <w:bottom w:val="nil" w:color="000000"/>
-              <w:right w:val="nil" w:color="000000"/>
-            </w:tcBorders>
-            <w:vAlign w:val="bottom"/>
-          </w:tcPr>
-          <w:p>
-            <w:pPr>
-              <w:spacing w:after="0"/>
-              <w:jc w:val="center"/>
-            </w:pPr>
-            <w:r>
-              <w:t xml:space="preserve">[0.00,0.00]</w:t>
-            </w:r>
-          </w:p>
-        </w:tc>
-        <w:tc>
-          <w:tcPr>
-            <w:tcW w:w="1337" w:type="dxa"/>
-            <w:tcBorders>
-              <w:top w:val="nil" w:color="000000"/>
-              <w:left w:val="nil" w:color="000000"/>
-              <w:bottom w:val="nil" w:color="000000"/>
-              <w:right w:val="nil" w:color="000000"/>
-            </w:tcBorders>
-            <w:vAlign w:val="bottom"/>
-          </w:tcPr>
-          <w:p>
-            <w:pPr>
-              <w:spacing w:after="0"/>
-              <w:jc w:val="center"/>
-            </w:pPr>
-            <w:r>
-              <w:t xml:space="preserve">[0.00,0.00]</w:t>
+          </w:tcPr>
+          <w:p>
+            <w:pPr>
+              <w:spacing w:after="0"/>
+            </w:pPr>
+          </w:p>
+        </w:tc>
+        <w:tc>
+          <w:tcPr>
+            <w:tcW w:w="1337" w:type="dxa"/>
+            <w:tcBorders>
+              <w:top w:val="nil" w:color="000000"/>
+              <w:left w:val="nil" w:color="000000"/>
+              <w:bottom w:val="nil" w:color="000000"/>
+              <w:right w:val="nil" w:color="000000"/>
+            </w:tcBorders>
+          </w:tcPr>
+          <w:p>
+            <w:pPr>
+              <w:spacing w:after="0"/>
+            </w:pPr>
+          </w:p>
+        </w:tc>
+        <w:tc>
+          <w:tcPr>
+            <w:tcW w:w="1337" w:type="dxa"/>
+            <w:tcBorders>
+              <w:top w:val="nil" w:color="000000"/>
+              <w:left w:val="nil" w:color="000000"/>
+              <w:bottom w:val="nil" w:color="000000"/>
+              <w:right w:val="nil" w:color="000000"/>
+            </w:tcBorders>
+            <w:vAlign w:val="bottom"/>
+          </w:tcPr>
+          <w:p>
+            <w:pPr>
+              <w:spacing w:after="0"/>
+              <w:jc w:val="center"/>
+            </w:pPr>
+            <w:r>
+              <w:t xml:space="preserve">[0.15,0.77]</w:t>
             </w:r>
           </w:p>
         </w:tc>
@@ -4486,7 +4396,7 @@
               <w:jc w:val="left"/>
             </w:pPr>
             <w:r>
-              <w:t xml:space="preserve">Total number of voyages of the outfitter</w:t>
+              <w:t xml:space="preserve">Intercept</w:t>
             </w:r>
           </w:p>
         </w:tc>
@@ -4499,95 +4409,120 @@
               <w:bottom w:val="nil" w:color="000000"/>
               <w:right w:val="nil" w:color="000000"/>
             </w:tcBorders>
-          </w:tcPr>
-          <w:p>
-            <w:pPr>
-              <w:spacing w:after="0"/>
-            </w:pPr>
-          </w:p>
-        </w:tc>
-        <w:tc>
-          <w:tcPr>
-            <w:tcW w:w="1337" w:type="dxa"/>
-            <w:tcBorders>
-              <w:top w:val="nil" w:color="000000"/>
-              <w:left w:val="nil" w:color="000000"/>
-              <w:bottom w:val="nil" w:color="000000"/>
-              <w:right w:val="nil" w:color="000000"/>
-            </w:tcBorders>
-          </w:tcPr>
-          <w:p>
-            <w:pPr>
-              <w:spacing w:after="0"/>
-            </w:pPr>
-          </w:p>
-        </w:tc>
-        <w:tc>
-          <w:tcPr>
-            <w:tcW w:w="1337" w:type="dxa"/>
-            <w:tcBorders>
-              <w:top w:val="nil" w:color="000000"/>
-              <w:left w:val="nil" w:color="000000"/>
-              <w:bottom w:val="nil" w:color="000000"/>
-              <w:right w:val="nil" w:color="000000"/>
-            </w:tcBorders>
-          </w:tcPr>
-          <w:p>
-            <w:pPr>
-              <w:spacing w:after="0"/>
-            </w:pPr>
-          </w:p>
-        </w:tc>
-        <w:tc>
-          <w:tcPr>
-            <w:tcW w:w="1337" w:type="dxa"/>
-            <w:tcBorders>
-              <w:top w:val="nil" w:color="000000"/>
-              <w:left w:val="nil" w:color="000000"/>
-              <w:bottom w:val="nil" w:color="000000"/>
-              <w:right w:val="nil" w:color="000000"/>
-            </w:tcBorders>
-          </w:tcPr>
-          <w:p>
-            <w:pPr>
-              <w:spacing w:after="0"/>
-            </w:pPr>
-          </w:p>
-        </w:tc>
-        <w:tc>
-          <w:tcPr>
-            <w:tcW w:w="1337" w:type="dxa"/>
-            <w:tcBorders>
-              <w:top w:val="nil" w:color="000000"/>
-              <w:left w:val="nil" w:color="000000"/>
-              <w:bottom w:val="nil" w:color="000000"/>
-              <w:right w:val="nil" w:color="000000"/>
-            </w:tcBorders>
-          </w:tcPr>
-          <w:p>
-            <w:pPr>
-              <w:spacing w:after="0"/>
-            </w:pPr>
-          </w:p>
-        </w:tc>
-        <w:tc>
-          <w:tcPr>
-            <w:tcW w:w="1337" w:type="dxa"/>
-            <w:tcBorders>
-              <w:top w:val="nil" w:color="000000"/>
-              <w:left w:val="nil" w:color="000000"/>
-              <w:bottom w:val="nil" w:color="000000"/>
-              <w:right w:val="nil" w:color="000000"/>
-            </w:tcBorders>
-            <w:vAlign w:val="bottom"/>
-          </w:tcPr>
-          <w:p>
-            <w:pPr>
-              <w:spacing w:after="0"/>
-              <w:jc w:val="center"/>
-            </w:pPr>
-            <w:r>
-              <w:t xml:space="preserve">-0.00</w:t>
+            <w:vAlign w:val="bottom"/>
+          </w:tcPr>
+          <w:p>
+            <w:pPr>
+              <w:spacing w:after="0"/>
+              <w:jc w:val="center"/>
+            </w:pPr>
+            <w:r>
+              <w:t xml:space="preserve">0.07**</w:t>
+            </w:r>
+          </w:p>
+        </w:tc>
+        <w:tc>
+          <w:tcPr>
+            <w:tcW w:w="1337" w:type="dxa"/>
+            <w:tcBorders>
+              <w:top w:val="nil" w:color="000000"/>
+              <w:left w:val="nil" w:color="000000"/>
+              <w:bottom w:val="nil" w:color="000000"/>
+              <w:right w:val="nil" w:color="000000"/>
+            </w:tcBorders>
+            <w:vAlign w:val="bottom"/>
+          </w:tcPr>
+          <w:p>
+            <w:pPr>
+              <w:spacing w:after="0"/>
+              <w:jc w:val="center"/>
+            </w:pPr>
+            <w:r>
+              <w:t xml:space="preserve">0.08*</w:t>
+            </w:r>
+          </w:p>
+        </w:tc>
+        <w:tc>
+          <w:tcPr>
+            <w:tcW w:w="1337" w:type="dxa"/>
+            <w:tcBorders>
+              <w:top w:val="nil" w:color="000000"/>
+              <w:left w:val="nil" w:color="000000"/>
+              <w:bottom w:val="nil" w:color="000000"/>
+              <w:right w:val="nil" w:color="000000"/>
+            </w:tcBorders>
+            <w:vAlign w:val="bottom"/>
+          </w:tcPr>
+          <w:p>
+            <w:pPr>
+              <w:spacing w:after="0"/>
+              <w:jc w:val="center"/>
+            </w:pPr>
+            <w:r>
+              <w:t xml:space="preserve">1.88***</w:t>
+            </w:r>
+          </w:p>
+        </w:tc>
+        <w:tc>
+          <w:tcPr>
+            <w:tcW w:w="1337" w:type="dxa"/>
+            <w:tcBorders>
+              <w:top w:val="nil" w:color="000000"/>
+              <w:left w:val="nil" w:color="000000"/>
+              <w:bottom w:val="nil" w:color="000000"/>
+              <w:right w:val="nil" w:color="000000"/>
+            </w:tcBorders>
+            <w:vAlign w:val="bottom"/>
+          </w:tcPr>
+          <w:p>
+            <w:pPr>
+              <w:spacing w:after="0"/>
+              <w:jc w:val="center"/>
+            </w:pPr>
+            <w:r>
+              <w:t xml:space="preserve">0.16**</w:t>
+            </w:r>
+          </w:p>
+        </w:tc>
+        <w:tc>
+          <w:tcPr>
+            <w:tcW w:w="1337" w:type="dxa"/>
+            <w:tcBorders>
+              <w:top w:val="nil" w:color="000000"/>
+              <w:left w:val="nil" w:color="000000"/>
+              <w:bottom w:val="nil" w:color="000000"/>
+              <w:right w:val="nil" w:color="000000"/>
+            </w:tcBorders>
+            <w:vAlign w:val="bottom"/>
+          </w:tcPr>
+          <w:p>
+            <w:pPr>
+              <w:spacing w:after="0"/>
+              <w:jc w:val="center"/>
+            </w:pPr>
+            <w:r>
+              <w:t xml:space="preserve">2.37***</w:t>
+            </w:r>
+          </w:p>
+        </w:tc>
+        <w:tc>
+          <w:tcPr>
+            <w:tcW w:w="1337" w:type="dxa"/>
+            <w:tcBorders>
+              <w:top w:val="nil" w:color="000000"/>
+              <w:left w:val="nil" w:color="000000"/>
+              <w:bottom w:val="nil" w:color="000000"/>
+              <w:right w:val="nil" w:color="000000"/>
+            </w:tcBorders>
+            <w:vAlign w:val="bottom"/>
+          </w:tcPr>
+          <w:p>
+            <w:pPr>
+              <w:spacing w:after="0"/>
+              <w:jc w:val="center"/>
+            </w:pPr>
+            <w:r>
+              <w:t xml:space="preserve">2.11***</w:t>
             </w:r>
           </w:p>
         </w:tc>
@@ -4618,95 +4553,120 @@
               <w:bottom w:val="nil" w:color="000000"/>
               <w:right w:val="nil" w:color="000000"/>
             </w:tcBorders>
-          </w:tcPr>
-          <w:p>
-            <w:pPr>
-              <w:spacing w:after="0"/>
-            </w:pPr>
-          </w:p>
-        </w:tc>
-        <w:tc>
-          <w:tcPr>
-            <w:tcW w:w="1337" w:type="dxa"/>
-            <w:tcBorders>
-              <w:top w:val="nil" w:color="000000"/>
-              <w:left w:val="nil" w:color="000000"/>
-              <w:bottom w:val="nil" w:color="000000"/>
-              <w:right w:val="nil" w:color="000000"/>
-            </w:tcBorders>
-          </w:tcPr>
-          <w:p>
-            <w:pPr>
-              <w:spacing w:after="0"/>
-            </w:pPr>
-          </w:p>
-        </w:tc>
-        <w:tc>
-          <w:tcPr>
-            <w:tcW w:w="1337" w:type="dxa"/>
-            <w:tcBorders>
-              <w:top w:val="nil" w:color="000000"/>
-              <w:left w:val="nil" w:color="000000"/>
-              <w:bottom w:val="nil" w:color="000000"/>
-              <w:right w:val="nil" w:color="000000"/>
-            </w:tcBorders>
-          </w:tcPr>
-          <w:p>
-            <w:pPr>
-              <w:spacing w:after="0"/>
-            </w:pPr>
-          </w:p>
-        </w:tc>
-        <w:tc>
-          <w:tcPr>
-            <w:tcW w:w="1337" w:type="dxa"/>
-            <w:tcBorders>
-              <w:top w:val="nil" w:color="000000"/>
-              <w:left w:val="nil" w:color="000000"/>
-              <w:bottom w:val="nil" w:color="000000"/>
-              <w:right w:val="nil" w:color="000000"/>
-            </w:tcBorders>
-          </w:tcPr>
-          <w:p>
-            <w:pPr>
-              <w:spacing w:after="0"/>
-            </w:pPr>
-          </w:p>
-        </w:tc>
-        <w:tc>
-          <w:tcPr>
-            <w:tcW w:w="1337" w:type="dxa"/>
-            <w:tcBorders>
-              <w:top w:val="nil" w:color="000000"/>
-              <w:left w:val="nil" w:color="000000"/>
-              <w:bottom w:val="nil" w:color="000000"/>
-              <w:right w:val="nil" w:color="000000"/>
-            </w:tcBorders>
-          </w:tcPr>
-          <w:p>
-            <w:pPr>
-              <w:spacing w:after="0"/>
-            </w:pPr>
-          </w:p>
-        </w:tc>
-        <w:tc>
-          <w:tcPr>
-            <w:tcW w:w="1337" w:type="dxa"/>
-            <w:tcBorders>
-              <w:top w:val="nil" w:color="000000"/>
-              <w:left w:val="nil" w:color="000000"/>
-              <w:bottom w:val="nil" w:color="000000"/>
-              <w:right w:val="nil" w:color="000000"/>
-            </w:tcBorders>
-            <w:vAlign w:val="bottom"/>
-          </w:tcPr>
-          <w:p>
-            <w:pPr>
-              <w:spacing w:after="0"/>
-              <w:jc w:val="center"/>
-            </w:pPr>
-            <w:r>
-              <w:t xml:space="preserve">[-0.00,0.00]</w:t>
+            <w:vAlign w:val="bottom"/>
+          </w:tcPr>
+          <w:p>
+            <w:pPr>
+              <w:spacing w:after="0"/>
+              <w:jc w:val="center"/>
+            </w:pPr>
+            <w:r>
+              <w:t xml:space="preserve">[0.01,0.12]</w:t>
+            </w:r>
+          </w:p>
+        </w:tc>
+        <w:tc>
+          <w:tcPr>
+            <w:tcW w:w="1337" w:type="dxa"/>
+            <w:tcBorders>
+              <w:top w:val="nil" w:color="000000"/>
+              <w:left w:val="nil" w:color="000000"/>
+              <w:bottom w:val="nil" w:color="000000"/>
+              <w:right w:val="nil" w:color="000000"/>
+            </w:tcBorders>
+            <w:vAlign w:val="bottom"/>
+          </w:tcPr>
+          <w:p>
+            <w:pPr>
+              <w:spacing w:after="0"/>
+              <w:jc w:val="center"/>
+            </w:pPr>
+            <w:r>
+              <w:t xml:space="preserve">[-0.00,0.16]</w:t>
+            </w:r>
+          </w:p>
+        </w:tc>
+        <w:tc>
+          <w:tcPr>
+            <w:tcW w:w="1337" w:type="dxa"/>
+            <w:tcBorders>
+              <w:top w:val="nil" w:color="000000"/>
+              <w:left w:val="nil" w:color="000000"/>
+              <w:bottom w:val="nil" w:color="000000"/>
+              <w:right w:val="nil" w:color="000000"/>
+            </w:tcBorders>
+            <w:vAlign w:val="bottom"/>
+          </w:tcPr>
+          <w:p>
+            <w:pPr>
+              <w:spacing w:after="0"/>
+              <w:jc w:val="center"/>
+            </w:pPr>
+            <w:r>
+              <w:t xml:space="preserve">[0.61,3.15]</w:t>
+            </w:r>
+          </w:p>
+        </w:tc>
+        <w:tc>
+          <w:tcPr>
+            <w:tcW w:w="1337" w:type="dxa"/>
+            <w:tcBorders>
+              <w:top w:val="nil" w:color="000000"/>
+              <w:left w:val="nil" w:color="000000"/>
+              <w:bottom w:val="nil" w:color="000000"/>
+              <w:right w:val="nil" w:color="000000"/>
+            </w:tcBorders>
+            <w:vAlign w:val="bottom"/>
+          </w:tcPr>
+          <w:p>
+            <w:pPr>
+              <w:spacing w:after="0"/>
+              <w:jc w:val="center"/>
+            </w:pPr>
+            <w:r>
+              <w:t xml:space="preserve">[0.01,0.31]</w:t>
+            </w:r>
+          </w:p>
+        </w:tc>
+        <w:tc>
+          <w:tcPr>
+            <w:tcW w:w="1337" w:type="dxa"/>
+            <w:tcBorders>
+              <w:top w:val="nil" w:color="000000"/>
+              <w:left w:val="nil" w:color="000000"/>
+              <w:bottom w:val="nil" w:color="000000"/>
+              <w:right w:val="nil" w:color="000000"/>
+            </w:tcBorders>
+            <w:vAlign w:val="bottom"/>
+          </w:tcPr>
+          <w:p>
+            <w:pPr>
+              <w:spacing w:after="0"/>
+              <w:jc w:val="center"/>
+            </w:pPr>
+            <w:r>
+              <w:t xml:space="preserve">[0.74,3.99]</w:t>
+            </w:r>
+          </w:p>
+        </w:tc>
+        <w:tc>
+          <w:tcPr>
+            <w:tcW w:w="1337" w:type="dxa"/>
+            <w:tcBorders>
+              <w:top w:val="nil" w:color="000000"/>
+              <w:left w:val="nil" w:color="000000"/>
+              <w:bottom w:val="nil" w:color="000000"/>
+              <w:right w:val="nil" w:color="000000"/>
+            </w:tcBorders>
+            <w:vAlign w:val="bottom"/>
+          </w:tcPr>
+          <w:p>
+            <w:pPr>
+              <w:spacing w:after="0"/>
+              <w:jc w:val="center"/>
+            </w:pPr>
+            <w:r>
+              <w:t xml:space="preserve">[0.53,3.69]</w:t>
             </w:r>
           </w:p>
         </w:tc>
@@ -4729,7 +4689,7 @@
               <w:jc w:val="left"/>
             </w:pPr>
             <w:r>
-              <w:t xml:space="preserve">Total number of voyages of the captain</w:t>
+              <w:t xml:space="preserve">Number of observations</w:t>
             </w:r>
           </w:p>
         </w:tc>
@@ -4742,95 +4702,120 @@
               <w:bottom w:val="nil" w:color="000000"/>
               <w:right w:val="nil" w:color="000000"/>
             </w:tcBorders>
-          </w:tcPr>
-          <w:p>
-            <w:pPr>
-              <w:spacing w:after="0"/>
-            </w:pPr>
-          </w:p>
-        </w:tc>
-        <w:tc>
-          <w:tcPr>
-            <w:tcW w:w="1337" w:type="dxa"/>
-            <w:tcBorders>
-              <w:top w:val="nil" w:color="000000"/>
-              <w:left w:val="nil" w:color="000000"/>
-              <w:bottom w:val="nil" w:color="000000"/>
-              <w:right w:val="nil" w:color="000000"/>
-            </w:tcBorders>
-          </w:tcPr>
-          <w:p>
-            <w:pPr>
-              <w:spacing w:after="0"/>
-            </w:pPr>
-          </w:p>
-        </w:tc>
-        <w:tc>
-          <w:tcPr>
-            <w:tcW w:w="1337" w:type="dxa"/>
-            <w:tcBorders>
-              <w:top w:val="nil" w:color="000000"/>
-              <w:left w:val="nil" w:color="000000"/>
-              <w:bottom w:val="nil" w:color="000000"/>
-              <w:right w:val="nil" w:color="000000"/>
-            </w:tcBorders>
-          </w:tcPr>
-          <w:p>
-            <w:pPr>
-              <w:spacing w:after="0"/>
-            </w:pPr>
-          </w:p>
-        </w:tc>
-        <w:tc>
-          <w:tcPr>
-            <w:tcW w:w="1337" w:type="dxa"/>
-            <w:tcBorders>
-              <w:top w:val="nil" w:color="000000"/>
-              <w:left w:val="nil" w:color="000000"/>
-              <w:bottom w:val="nil" w:color="000000"/>
-              <w:right w:val="nil" w:color="000000"/>
-            </w:tcBorders>
-          </w:tcPr>
-          <w:p>
-            <w:pPr>
-              <w:spacing w:after="0"/>
-            </w:pPr>
-          </w:p>
-        </w:tc>
-        <w:tc>
-          <w:tcPr>
-            <w:tcW w:w="1337" w:type="dxa"/>
-            <w:tcBorders>
-              <w:top w:val="nil" w:color="000000"/>
-              <w:left w:val="nil" w:color="000000"/>
-              <w:bottom w:val="nil" w:color="000000"/>
-              <w:right w:val="nil" w:color="000000"/>
-            </w:tcBorders>
-          </w:tcPr>
-          <w:p>
-            <w:pPr>
-              <w:spacing w:after="0"/>
-            </w:pPr>
-          </w:p>
-        </w:tc>
-        <w:tc>
-          <w:tcPr>
-            <w:tcW w:w="1337" w:type="dxa"/>
-            <w:tcBorders>
-              <w:top w:val="nil" w:color="000000"/>
-              <w:left w:val="nil" w:color="000000"/>
-              <w:bottom w:val="nil" w:color="000000"/>
-              <w:right w:val="nil" w:color="000000"/>
-            </w:tcBorders>
-            <w:vAlign w:val="bottom"/>
-          </w:tcPr>
-          <w:p>
-            <w:pPr>
-              <w:spacing w:after="0"/>
-              <w:jc w:val="center"/>
-            </w:pPr>
-            <w:r>
-              <w:t xml:space="preserve">0.00</w:t>
+            <w:vAlign w:val="bottom"/>
+          </w:tcPr>
+          <w:p>
+            <w:pPr>
+              <w:spacing w:after="0"/>
+              <w:jc w:val="center"/>
+            </w:pPr>
+            <w:r>
+              <w:t xml:space="preserve">332</w:t>
+            </w:r>
+          </w:p>
+        </w:tc>
+        <w:tc>
+          <w:tcPr>
+            <w:tcW w:w="1337" w:type="dxa"/>
+            <w:tcBorders>
+              <w:top w:val="nil" w:color="000000"/>
+              <w:left w:val="nil" w:color="000000"/>
+              <w:bottom w:val="nil" w:color="000000"/>
+              <w:right w:val="nil" w:color="000000"/>
+            </w:tcBorders>
+            <w:vAlign w:val="bottom"/>
+          </w:tcPr>
+          <w:p>
+            <w:pPr>
+              <w:spacing w:after="0"/>
+              <w:jc w:val="center"/>
+            </w:pPr>
+            <w:r>
+              <w:t xml:space="preserve">290</w:t>
+            </w:r>
+          </w:p>
+        </w:tc>
+        <w:tc>
+          <w:tcPr>
+            <w:tcW w:w="1337" w:type="dxa"/>
+            <w:tcBorders>
+              <w:top w:val="nil" w:color="000000"/>
+              <w:left w:val="nil" w:color="000000"/>
+              <w:bottom w:val="nil" w:color="000000"/>
+              <w:right w:val="nil" w:color="000000"/>
+            </w:tcBorders>
+            <w:vAlign w:val="bottom"/>
+          </w:tcPr>
+          <w:p>
+            <w:pPr>
+              <w:spacing w:after="0"/>
+              <w:jc w:val="center"/>
+            </w:pPr>
+            <w:r>
+              <w:t xml:space="preserve">290</w:t>
+            </w:r>
+          </w:p>
+        </w:tc>
+        <w:tc>
+          <w:tcPr>
+            <w:tcW w:w="1337" w:type="dxa"/>
+            <w:tcBorders>
+              <w:top w:val="nil" w:color="000000"/>
+              <w:left w:val="nil" w:color="000000"/>
+              <w:bottom w:val="nil" w:color="000000"/>
+              <w:right w:val="nil" w:color="000000"/>
+            </w:tcBorders>
+            <w:vAlign w:val="bottom"/>
+          </w:tcPr>
+          <w:p>
+            <w:pPr>
+              <w:spacing w:after="0"/>
+              <w:jc w:val="center"/>
+            </w:pPr>
+            <w:r>
+              <w:t xml:space="preserve">271</w:t>
+            </w:r>
+          </w:p>
+        </w:tc>
+        <w:tc>
+          <w:tcPr>
+            <w:tcW w:w="1337" w:type="dxa"/>
+            <w:tcBorders>
+              <w:top w:val="nil" w:color="000000"/>
+              <w:left w:val="nil" w:color="000000"/>
+              <w:bottom w:val="nil" w:color="000000"/>
+              <w:right w:val="nil" w:color="000000"/>
+            </w:tcBorders>
+            <w:vAlign w:val="bottom"/>
+          </w:tcPr>
+          <w:p>
+            <w:pPr>
+              <w:spacing w:after="0"/>
+              <w:jc w:val="center"/>
+            </w:pPr>
+            <w:r>
+              <w:t xml:space="preserve">271</w:t>
+            </w:r>
+          </w:p>
+        </w:tc>
+        <w:tc>
+          <w:tcPr>
+            <w:tcW w:w="1337" w:type="dxa"/>
+            <w:tcBorders>
+              <w:top w:val="nil" w:color="000000"/>
+              <w:left w:val="nil" w:color="000000"/>
+              <w:bottom w:val="nil" w:color="000000"/>
+              <w:right w:val="nil" w:color="000000"/>
+            </w:tcBorders>
+            <w:vAlign w:val="bottom"/>
+          </w:tcPr>
+          <w:p>
+            <w:pPr>
+              <w:spacing w:after="0"/>
+              <w:jc w:val="center"/>
+            </w:pPr>
+            <w:r>
+              <w:t xml:space="preserve">271</w:t>
             </w:r>
           </w:p>
         </w:tc>
@@ -4845,11 +4830,16 @@
               <w:bottom w:val="nil" w:color="000000"/>
               <w:right w:val="single" w:color="000000"/>
             </w:tcBorders>
-          </w:tcPr>
-          <w:p>
-            <w:pPr>
-              <w:spacing w:after="0"/>
-            </w:pPr>
+            <w:vAlign w:val="bottom"/>
+          </w:tcPr>
+          <w:p>
+            <w:pPr>
+              <w:spacing w:after="0"/>
+              <w:jc w:val="left"/>
+            </w:pPr>
+            <w:r>
+              <w:t xml:space="preserve">R-squared</w:t>
+            </w:r>
           </w:p>
         </w:tc>
         <w:tc>
@@ -4861,95 +4851,120 @@
               <w:bottom w:val="nil" w:color="000000"/>
               <w:right w:val="nil" w:color="000000"/>
             </w:tcBorders>
-          </w:tcPr>
-          <w:p>
-            <w:pPr>
-              <w:spacing w:after="0"/>
-            </w:pPr>
-          </w:p>
-        </w:tc>
-        <w:tc>
-          <w:tcPr>
-            <w:tcW w:w="1337" w:type="dxa"/>
-            <w:tcBorders>
-              <w:top w:val="nil" w:color="000000"/>
-              <w:left w:val="nil" w:color="000000"/>
-              <w:bottom w:val="nil" w:color="000000"/>
-              <w:right w:val="nil" w:color="000000"/>
-            </w:tcBorders>
-          </w:tcPr>
-          <w:p>
-            <w:pPr>
-              <w:spacing w:after="0"/>
-            </w:pPr>
-          </w:p>
-        </w:tc>
-        <w:tc>
-          <w:tcPr>
-            <w:tcW w:w="1337" w:type="dxa"/>
-            <w:tcBorders>
-              <w:top w:val="nil" w:color="000000"/>
-              <w:left w:val="nil" w:color="000000"/>
-              <w:bottom w:val="nil" w:color="000000"/>
-              <w:right w:val="nil" w:color="000000"/>
-            </w:tcBorders>
-          </w:tcPr>
-          <w:p>
-            <w:pPr>
-              <w:spacing w:after="0"/>
-            </w:pPr>
-          </w:p>
-        </w:tc>
-        <w:tc>
-          <w:tcPr>
-            <w:tcW w:w="1337" w:type="dxa"/>
-            <w:tcBorders>
-              <w:top w:val="nil" w:color="000000"/>
-              <w:left w:val="nil" w:color="000000"/>
-              <w:bottom w:val="nil" w:color="000000"/>
-              <w:right w:val="nil" w:color="000000"/>
-            </w:tcBorders>
-          </w:tcPr>
-          <w:p>
-            <w:pPr>
-              <w:spacing w:after="0"/>
-            </w:pPr>
-          </w:p>
-        </w:tc>
-        <w:tc>
-          <w:tcPr>
-            <w:tcW w:w="1337" w:type="dxa"/>
-            <w:tcBorders>
-              <w:top w:val="nil" w:color="000000"/>
-              <w:left w:val="nil" w:color="000000"/>
-              <w:bottom w:val="nil" w:color="000000"/>
-              <w:right w:val="nil" w:color="000000"/>
-            </w:tcBorders>
-          </w:tcPr>
-          <w:p>
-            <w:pPr>
-              <w:spacing w:after="0"/>
-            </w:pPr>
-          </w:p>
-        </w:tc>
-        <w:tc>
-          <w:tcPr>
-            <w:tcW w:w="1337" w:type="dxa"/>
-            <w:tcBorders>
-              <w:top w:val="nil" w:color="000000"/>
-              <w:left w:val="nil" w:color="000000"/>
-              <w:bottom w:val="nil" w:color="000000"/>
-              <w:right w:val="nil" w:color="000000"/>
-            </w:tcBorders>
-            <w:vAlign w:val="bottom"/>
-          </w:tcPr>
-          <w:p>
-            <w:pPr>
-              <w:spacing w:after="0"/>
-              <w:jc w:val="center"/>
-            </w:pPr>
-            <w:r>
-              <w:t xml:space="preserve">[-0.00,0.00]</w:t>
+            <w:vAlign w:val="bottom"/>
+          </w:tcPr>
+          <w:p>
+            <w:pPr>
+              <w:spacing w:after="0"/>
+              <w:jc w:val="center"/>
+            </w:pPr>
+            <w:r>
+              <w:t xml:space="preserve">0.02</w:t>
+            </w:r>
+          </w:p>
+        </w:tc>
+        <w:tc>
+          <w:tcPr>
+            <w:tcW w:w="1337" w:type="dxa"/>
+            <w:tcBorders>
+              <w:top w:val="nil" w:color="000000"/>
+              <w:left w:val="nil" w:color="000000"/>
+              <w:bottom w:val="nil" w:color="000000"/>
+              <w:right w:val="nil" w:color="000000"/>
+            </w:tcBorders>
+            <w:vAlign w:val="bottom"/>
+          </w:tcPr>
+          <w:p>
+            <w:pPr>
+              <w:spacing w:after="0"/>
+              <w:jc w:val="center"/>
+            </w:pPr>
+            <w:r>
+              <w:t xml:space="preserve">0.04</w:t>
+            </w:r>
+          </w:p>
+        </w:tc>
+        <w:tc>
+          <w:tcPr>
+            <w:tcW w:w="1337" w:type="dxa"/>
+            <w:tcBorders>
+              <w:top w:val="nil" w:color="000000"/>
+              <w:left w:val="nil" w:color="000000"/>
+              <w:bottom w:val="nil" w:color="000000"/>
+              <w:right w:val="nil" w:color="000000"/>
+            </w:tcBorders>
+            <w:vAlign w:val="bottom"/>
+          </w:tcPr>
+          <w:p>
+            <w:pPr>
+              <w:spacing w:after="0"/>
+              <w:jc w:val="center"/>
+            </w:pPr>
+            <w:r>
+              <w:t xml:space="preserve">0.14</w:t>
+            </w:r>
+          </w:p>
+        </w:tc>
+        <w:tc>
+          <w:tcPr>
+            <w:tcW w:w="1337" w:type="dxa"/>
+            <w:tcBorders>
+              <w:top w:val="nil" w:color="000000"/>
+              <w:left w:val="nil" w:color="000000"/>
+              <w:bottom w:val="nil" w:color="000000"/>
+              <w:right w:val="nil" w:color="000000"/>
+            </w:tcBorders>
+            <w:vAlign w:val="bottom"/>
+          </w:tcPr>
+          <w:p>
+            <w:pPr>
+              <w:spacing w:after="0"/>
+              <w:jc w:val="center"/>
+            </w:pPr>
+            <w:r>
+              <w:t xml:space="preserve">0.06</w:t>
+            </w:r>
+          </w:p>
+        </w:tc>
+        <w:tc>
+          <w:tcPr>
+            <w:tcW w:w="1337" w:type="dxa"/>
+            <w:tcBorders>
+              <w:top w:val="nil" w:color="000000"/>
+              <w:left w:val="nil" w:color="000000"/>
+              <w:bottom w:val="nil" w:color="000000"/>
+              <w:right w:val="nil" w:color="000000"/>
+            </w:tcBorders>
+            <w:vAlign w:val="bottom"/>
+          </w:tcPr>
+          <w:p>
+            <w:pPr>
+              <w:spacing w:after="0"/>
+              <w:jc w:val="center"/>
+            </w:pPr>
+            <w:r>
+              <w:t xml:space="preserve">0.17</w:t>
+            </w:r>
+          </w:p>
+        </w:tc>
+        <w:tc>
+          <w:tcPr>
+            <w:tcW w:w="1337" w:type="dxa"/>
+            <w:tcBorders>
+              <w:top w:val="nil" w:color="000000"/>
+              <w:left w:val="nil" w:color="000000"/>
+              <w:bottom w:val="nil" w:color="000000"/>
+              <w:right w:val="nil" w:color="000000"/>
+            </w:tcBorders>
+            <w:vAlign w:val="bottom"/>
+          </w:tcPr>
+          <w:p>
+            <w:pPr>
+              <w:spacing w:after="0"/>
+              <w:jc w:val="center"/>
+            </w:pPr>
+            <w:r>
+              <w:t xml:space="preserve">0.20</w:t>
             </w:r>
           </w:p>
         </w:tc>
@@ -4961,1083 +4976,6 @@
             <w:tcBorders>
               <w:top w:val="nil" w:color="000000"/>
               <w:left w:val="nil" w:color="000000"/>
-              <w:bottom w:val="nil" w:color="000000"/>
-              <w:right w:val="single" w:color="000000"/>
-            </w:tcBorders>
-            <w:vAlign w:val="bottom"/>
-          </w:tcPr>
-          <w:p>
-            <w:pPr>
-              <w:spacing w:after="0"/>
-              <w:jc w:val="left"/>
-            </w:pPr>
-            <w:r>
-              <w:t xml:space="preserve">Not the first voyage of the outfitter in the region</w:t>
-            </w:r>
-          </w:p>
-        </w:tc>
-        <w:tc>
-          <w:tcPr>
-            <w:tcW w:w="1337" w:type="dxa"/>
-            <w:tcBorders>
-              <w:top w:val="nil" w:color="000000"/>
-              <w:left w:val="single" w:color="000000"/>
-              <w:bottom w:val="nil" w:color="000000"/>
-              <w:right w:val="nil" w:color="000000"/>
-            </w:tcBorders>
-          </w:tcPr>
-          <w:p>
-            <w:pPr>
-              <w:spacing w:after="0"/>
-            </w:pPr>
-          </w:p>
-        </w:tc>
-        <w:tc>
-          <w:tcPr>
-            <w:tcW w:w="1337" w:type="dxa"/>
-            <w:tcBorders>
-              <w:top w:val="nil" w:color="000000"/>
-              <w:left w:val="nil" w:color="000000"/>
-              <w:bottom w:val="nil" w:color="000000"/>
-              <w:right w:val="nil" w:color="000000"/>
-            </w:tcBorders>
-          </w:tcPr>
-          <w:p>
-            <w:pPr>
-              <w:spacing w:after="0"/>
-            </w:pPr>
-          </w:p>
-        </w:tc>
-        <w:tc>
-          <w:tcPr>
-            <w:tcW w:w="1337" w:type="dxa"/>
-            <w:tcBorders>
-              <w:top w:val="nil" w:color="000000"/>
-              <w:left w:val="nil" w:color="000000"/>
-              <w:bottom w:val="nil" w:color="000000"/>
-              <w:right w:val="nil" w:color="000000"/>
-            </w:tcBorders>
-          </w:tcPr>
-          <w:p>
-            <w:pPr>
-              <w:spacing w:after="0"/>
-            </w:pPr>
-          </w:p>
-        </w:tc>
-        <w:tc>
-          <w:tcPr>
-            <w:tcW w:w="1337" w:type="dxa"/>
-            <w:tcBorders>
-              <w:top w:val="nil" w:color="000000"/>
-              <w:left w:val="nil" w:color="000000"/>
-              <w:bottom w:val="nil" w:color="000000"/>
-              <w:right w:val="nil" w:color="000000"/>
-            </w:tcBorders>
-          </w:tcPr>
-          <w:p>
-            <w:pPr>
-              <w:spacing w:after="0"/>
-            </w:pPr>
-          </w:p>
-        </w:tc>
-        <w:tc>
-          <w:tcPr>
-            <w:tcW w:w="1337" w:type="dxa"/>
-            <w:tcBorders>
-              <w:top w:val="nil" w:color="000000"/>
-              <w:left w:val="nil" w:color="000000"/>
-              <w:bottom w:val="nil" w:color="000000"/>
-              <w:right w:val="nil" w:color="000000"/>
-            </w:tcBorders>
-          </w:tcPr>
-          <w:p>
-            <w:pPr>
-              <w:spacing w:after="0"/>
-            </w:pPr>
-          </w:p>
-        </w:tc>
-        <w:tc>
-          <w:tcPr>
-            <w:tcW w:w="1337" w:type="dxa"/>
-            <w:tcBorders>
-              <w:top w:val="nil" w:color="000000"/>
-              <w:left w:val="nil" w:color="000000"/>
-              <w:bottom w:val="nil" w:color="000000"/>
-              <w:right w:val="nil" w:color="000000"/>
-            </w:tcBorders>
-            <w:vAlign w:val="bottom"/>
-          </w:tcPr>
-          <w:p>
-            <w:pPr>
-              <w:spacing w:after="0"/>
-              <w:jc w:val="center"/>
-            </w:pPr>
-            <w:r>
-              <w:t xml:space="preserve">0.05</w:t>
-            </w:r>
-          </w:p>
-        </w:tc>
-      </w:tr>
-      <w:tr>
-        <w:tc>
-          <w:tcPr>
-            <w:tcW w:w="1337" w:type="dxa"/>
-            <w:tcBorders>
-              <w:top w:val="nil" w:color="000000"/>
-              <w:left w:val="nil" w:color="000000"/>
-              <w:bottom w:val="nil" w:color="000000"/>
-              <w:right w:val="single" w:color="000000"/>
-            </w:tcBorders>
-          </w:tcPr>
-          <w:p>
-            <w:pPr>
-              <w:spacing w:after="0"/>
-            </w:pPr>
-          </w:p>
-        </w:tc>
-        <w:tc>
-          <w:tcPr>
-            <w:tcW w:w="1337" w:type="dxa"/>
-            <w:tcBorders>
-              <w:top w:val="nil" w:color="000000"/>
-              <w:left w:val="single" w:color="000000"/>
-              <w:bottom w:val="nil" w:color="000000"/>
-              <w:right w:val="nil" w:color="000000"/>
-            </w:tcBorders>
-          </w:tcPr>
-          <w:p>
-            <w:pPr>
-              <w:spacing w:after="0"/>
-            </w:pPr>
-          </w:p>
-        </w:tc>
-        <w:tc>
-          <w:tcPr>
-            <w:tcW w:w="1337" w:type="dxa"/>
-            <w:tcBorders>
-              <w:top w:val="nil" w:color="000000"/>
-              <w:left w:val="nil" w:color="000000"/>
-              <w:bottom w:val="nil" w:color="000000"/>
-              <w:right w:val="nil" w:color="000000"/>
-            </w:tcBorders>
-          </w:tcPr>
-          <w:p>
-            <w:pPr>
-              <w:spacing w:after="0"/>
-            </w:pPr>
-          </w:p>
-        </w:tc>
-        <w:tc>
-          <w:tcPr>
-            <w:tcW w:w="1337" w:type="dxa"/>
-            <w:tcBorders>
-              <w:top w:val="nil" w:color="000000"/>
-              <w:left w:val="nil" w:color="000000"/>
-              <w:bottom w:val="nil" w:color="000000"/>
-              <w:right w:val="nil" w:color="000000"/>
-            </w:tcBorders>
-          </w:tcPr>
-          <w:p>
-            <w:pPr>
-              <w:spacing w:after="0"/>
-            </w:pPr>
-          </w:p>
-        </w:tc>
-        <w:tc>
-          <w:tcPr>
-            <w:tcW w:w="1337" w:type="dxa"/>
-            <w:tcBorders>
-              <w:top w:val="nil" w:color="000000"/>
-              <w:left w:val="nil" w:color="000000"/>
-              <w:bottom w:val="nil" w:color="000000"/>
-              <w:right w:val="nil" w:color="000000"/>
-            </w:tcBorders>
-          </w:tcPr>
-          <w:p>
-            <w:pPr>
-              <w:spacing w:after="0"/>
-            </w:pPr>
-          </w:p>
-        </w:tc>
-        <w:tc>
-          <w:tcPr>
-            <w:tcW w:w="1337" w:type="dxa"/>
-            <w:tcBorders>
-              <w:top w:val="nil" w:color="000000"/>
-              <w:left w:val="nil" w:color="000000"/>
-              <w:bottom w:val="nil" w:color="000000"/>
-              <w:right w:val="nil" w:color="000000"/>
-            </w:tcBorders>
-          </w:tcPr>
-          <w:p>
-            <w:pPr>
-              <w:spacing w:after="0"/>
-            </w:pPr>
-          </w:p>
-        </w:tc>
-        <w:tc>
-          <w:tcPr>
-            <w:tcW w:w="1337" w:type="dxa"/>
-            <w:tcBorders>
-              <w:top w:val="nil" w:color="000000"/>
-              <w:left w:val="nil" w:color="000000"/>
-              <w:bottom w:val="nil" w:color="000000"/>
-              <w:right w:val="nil" w:color="000000"/>
-            </w:tcBorders>
-            <w:vAlign w:val="bottom"/>
-          </w:tcPr>
-          <w:p>
-            <w:pPr>
-              <w:spacing w:after="0"/>
-              <w:jc w:val="center"/>
-            </w:pPr>
-            <w:r>
-              <w:t xml:space="preserve">[-0.20,0.30]</w:t>
-            </w:r>
-          </w:p>
-        </w:tc>
-      </w:tr>
-      <w:tr>
-        <w:tc>
-          <w:tcPr>
-            <w:tcW w:w="1337" w:type="dxa"/>
-            <w:tcBorders>
-              <w:top w:val="nil" w:color="000000"/>
-              <w:left w:val="nil" w:color="000000"/>
-              <w:bottom w:val="nil" w:color="000000"/>
-              <w:right w:val="single" w:color="000000"/>
-            </w:tcBorders>
-            <w:vAlign w:val="bottom"/>
-          </w:tcPr>
-          <w:p>
-            <w:pPr>
-              <w:spacing w:after="0"/>
-              <w:jc w:val="left"/>
-            </w:pPr>
-            <w:r>
-              <w:t xml:space="preserve">Not the first voyage of the captain in the region</w:t>
-            </w:r>
-          </w:p>
-        </w:tc>
-        <w:tc>
-          <w:tcPr>
-            <w:tcW w:w="1337" w:type="dxa"/>
-            <w:tcBorders>
-              <w:top w:val="nil" w:color="000000"/>
-              <w:left w:val="single" w:color="000000"/>
-              <w:bottom w:val="nil" w:color="000000"/>
-              <w:right w:val="nil" w:color="000000"/>
-            </w:tcBorders>
-          </w:tcPr>
-          <w:p>
-            <w:pPr>
-              <w:spacing w:after="0"/>
-            </w:pPr>
-          </w:p>
-        </w:tc>
-        <w:tc>
-          <w:tcPr>
-            <w:tcW w:w="1337" w:type="dxa"/>
-            <w:tcBorders>
-              <w:top w:val="nil" w:color="000000"/>
-              <w:left w:val="nil" w:color="000000"/>
-              <w:bottom w:val="nil" w:color="000000"/>
-              <w:right w:val="nil" w:color="000000"/>
-            </w:tcBorders>
-          </w:tcPr>
-          <w:p>
-            <w:pPr>
-              <w:spacing w:after="0"/>
-            </w:pPr>
-          </w:p>
-        </w:tc>
-        <w:tc>
-          <w:tcPr>
-            <w:tcW w:w="1337" w:type="dxa"/>
-            <w:tcBorders>
-              <w:top w:val="nil" w:color="000000"/>
-              <w:left w:val="nil" w:color="000000"/>
-              <w:bottom w:val="nil" w:color="000000"/>
-              <w:right w:val="nil" w:color="000000"/>
-            </w:tcBorders>
-          </w:tcPr>
-          <w:p>
-            <w:pPr>
-              <w:spacing w:after="0"/>
-            </w:pPr>
-          </w:p>
-        </w:tc>
-        <w:tc>
-          <w:tcPr>
-            <w:tcW w:w="1337" w:type="dxa"/>
-            <w:tcBorders>
-              <w:top w:val="nil" w:color="000000"/>
-              <w:left w:val="nil" w:color="000000"/>
-              <w:bottom w:val="nil" w:color="000000"/>
-              <w:right w:val="nil" w:color="000000"/>
-            </w:tcBorders>
-          </w:tcPr>
-          <w:p>
-            <w:pPr>
-              <w:spacing w:after="0"/>
-            </w:pPr>
-          </w:p>
-        </w:tc>
-        <w:tc>
-          <w:tcPr>
-            <w:tcW w:w="1337" w:type="dxa"/>
-            <w:tcBorders>
-              <w:top w:val="nil" w:color="000000"/>
-              <w:left w:val="nil" w:color="000000"/>
-              <w:bottom w:val="nil" w:color="000000"/>
-              <w:right w:val="nil" w:color="000000"/>
-            </w:tcBorders>
-          </w:tcPr>
-          <w:p>
-            <w:pPr>
-              <w:spacing w:after="0"/>
-            </w:pPr>
-          </w:p>
-        </w:tc>
-        <w:tc>
-          <w:tcPr>
-            <w:tcW w:w="1337" w:type="dxa"/>
-            <w:tcBorders>
-              <w:top w:val="nil" w:color="000000"/>
-              <w:left w:val="nil" w:color="000000"/>
-              <w:bottom w:val="nil" w:color="000000"/>
-              <w:right w:val="nil" w:color="000000"/>
-            </w:tcBorders>
-            <w:vAlign w:val="bottom"/>
-          </w:tcPr>
-          <w:p>
-            <w:pPr>
-              <w:spacing w:after="0"/>
-              <w:jc w:val="center"/>
-            </w:pPr>
-            <w:r>
-              <w:t xml:space="preserve">0.01</w:t>
-            </w:r>
-          </w:p>
-        </w:tc>
-      </w:tr>
-      <w:tr>
-        <w:tc>
-          <w:tcPr>
-            <w:tcW w:w="1337" w:type="dxa"/>
-            <w:tcBorders>
-              <w:top w:val="nil" w:color="000000"/>
-              <w:left w:val="nil" w:color="000000"/>
-              <w:bottom w:val="nil" w:color="000000"/>
-              <w:right w:val="single" w:color="000000"/>
-            </w:tcBorders>
-          </w:tcPr>
-          <w:p>
-            <w:pPr>
-              <w:spacing w:after="0"/>
-            </w:pPr>
-          </w:p>
-        </w:tc>
-        <w:tc>
-          <w:tcPr>
-            <w:tcW w:w="1337" w:type="dxa"/>
-            <w:tcBorders>
-              <w:top w:val="nil" w:color="000000"/>
-              <w:left w:val="single" w:color="000000"/>
-              <w:bottom w:val="nil" w:color="000000"/>
-              <w:right w:val="nil" w:color="000000"/>
-            </w:tcBorders>
-          </w:tcPr>
-          <w:p>
-            <w:pPr>
-              <w:spacing w:after="0"/>
-            </w:pPr>
-          </w:p>
-        </w:tc>
-        <w:tc>
-          <w:tcPr>
-            <w:tcW w:w="1337" w:type="dxa"/>
-            <w:tcBorders>
-              <w:top w:val="nil" w:color="000000"/>
-              <w:left w:val="nil" w:color="000000"/>
-              <w:bottom w:val="nil" w:color="000000"/>
-              <w:right w:val="nil" w:color="000000"/>
-            </w:tcBorders>
-          </w:tcPr>
-          <w:p>
-            <w:pPr>
-              <w:spacing w:after="0"/>
-            </w:pPr>
-          </w:p>
-        </w:tc>
-        <w:tc>
-          <w:tcPr>
-            <w:tcW w:w="1337" w:type="dxa"/>
-            <w:tcBorders>
-              <w:top w:val="nil" w:color="000000"/>
-              <w:left w:val="nil" w:color="000000"/>
-              <w:bottom w:val="nil" w:color="000000"/>
-              <w:right w:val="nil" w:color="000000"/>
-            </w:tcBorders>
-          </w:tcPr>
-          <w:p>
-            <w:pPr>
-              <w:spacing w:after="0"/>
-            </w:pPr>
-          </w:p>
-        </w:tc>
-        <w:tc>
-          <w:tcPr>
-            <w:tcW w:w="1337" w:type="dxa"/>
-            <w:tcBorders>
-              <w:top w:val="nil" w:color="000000"/>
-              <w:left w:val="nil" w:color="000000"/>
-              <w:bottom w:val="nil" w:color="000000"/>
-              <w:right w:val="nil" w:color="000000"/>
-            </w:tcBorders>
-          </w:tcPr>
-          <w:p>
-            <w:pPr>
-              <w:spacing w:after="0"/>
-            </w:pPr>
-          </w:p>
-        </w:tc>
-        <w:tc>
-          <w:tcPr>
-            <w:tcW w:w="1337" w:type="dxa"/>
-            <w:tcBorders>
-              <w:top w:val="nil" w:color="000000"/>
-              <w:left w:val="nil" w:color="000000"/>
-              <w:bottom w:val="nil" w:color="000000"/>
-              <w:right w:val="nil" w:color="000000"/>
-            </w:tcBorders>
-          </w:tcPr>
-          <w:p>
-            <w:pPr>
-              <w:spacing w:after="0"/>
-            </w:pPr>
-          </w:p>
-        </w:tc>
-        <w:tc>
-          <w:tcPr>
-            <w:tcW w:w="1337" w:type="dxa"/>
-            <w:tcBorders>
-              <w:top w:val="nil" w:color="000000"/>
-              <w:left w:val="nil" w:color="000000"/>
-              <w:bottom w:val="nil" w:color="000000"/>
-              <w:right w:val="nil" w:color="000000"/>
-            </w:tcBorders>
-            <w:vAlign w:val="bottom"/>
-          </w:tcPr>
-          <w:p>
-            <w:pPr>
-              <w:spacing w:after="0"/>
-              <w:jc w:val="center"/>
-            </w:pPr>
-            <w:r>
-              <w:t xml:space="preserve">[-0.19,0.21]</w:t>
-            </w:r>
-          </w:p>
-        </w:tc>
-      </w:tr>
-      <w:tr>
-        <w:tc>
-          <w:tcPr>
-            <w:tcW w:w="1337" w:type="dxa"/>
-            <w:tcBorders>
-              <w:top w:val="nil" w:color="000000"/>
-              <w:left w:val="nil" w:color="000000"/>
-              <w:bottom w:val="nil" w:color="000000"/>
-              <w:right w:val="single" w:color="000000"/>
-            </w:tcBorders>
-            <w:vAlign w:val="bottom"/>
-          </w:tcPr>
-          <w:p>
-            <w:pPr>
-              <w:spacing w:after="0"/>
-              <w:jc w:val="left"/>
-            </w:pPr>
-            <w:r>
-              <w:t xml:space="preserve">Intercept</w:t>
-            </w:r>
-          </w:p>
-        </w:tc>
-        <w:tc>
-          <w:tcPr>
-            <w:tcW w:w="1337" w:type="dxa"/>
-            <w:tcBorders>
-              <w:top w:val="nil" w:color="000000"/>
-              <w:left w:val="single" w:color="000000"/>
-              <w:bottom w:val="nil" w:color="000000"/>
-              <w:right w:val="nil" w:color="000000"/>
-            </w:tcBorders>
-            <w:vAlign w:val="bottom"/>
-          </w:tcPr>
-          <w:p>
-            <w:pPr>
-              <w:spacing w:after="0"/>
-              <w:jc w:val="center"/>
-            </w:pPr>
-            <w:r>
-              <w:t xml:space="preserve">0.07**</w:t>
-            </w:r>
-          </w:p>
-        </w:tc>
-        <w:tc>
-          <w:tcPr>
-            <w:tcW w:w="1337" w:type="dxa"/>
-            <w:tcBorders>
-              <w:top w:val="nil" w:color="000000"/>
-              <w:left w:val="nil" w:color="000000"/>
-              <w:bottom w:val="nil" w:color="000000"/>
-              <w:right w:val="nil" w:color="000000"/>
-            </w:tcBorders>
-            <w:vAlign w:val="bottom"/>
-          </w:tcPr>
-          <w:p>
-            <w:pPr>
-              <w:spacing w:after="0"/>
-              <w:jc w:val="center"/>
-            </w:pPr>
-            <w:r>
-              <w:t xml:space="preserve">0.08*</w:t>
-            </w:r>
-          </w:p>
-        </w:tc>
-        <w:tc>
-          <w:tcPr>
-            <w:tcW w:w="1337" w:type="dxa"/>
-            <w:tcBorders>
-              <w:top w:val="nil" w:color="000000"/>
-              <w:left w:val="nil" w:color="000000"/>
-              <w:bottom w:val="nil" w:color="000000"/>
-              <w:right w:val="nil" w:color="000000"/>
-            </w:tcBorders>
-            <w:vAlign w:val="bottom"/>
-          </w:tcPr>
-          <w:p>
-            <w:pPr>
-              <w:spacing w:after="0"/>
-              <w:jc w:val="center"/>
-            </w:pPr>
-            <w:r>
-              <w:t xml:space="preserve">1.75***</w:t>
-            </w:r>
-          </w:p>
-        </w:tc>
-        <w:tc>
-          <w:tcPr>
-            <w:tcW w:w="1337" w:type="dxa"/>
-            <w:tcBorders>
-              <w:top w:val="nil" w:color="000000"/>
-              <w:left w:val="nil" w:color="000000"/>
-              <w:bottom w:val="nil" w:color="000000"/>
-              <w:right w:val="nil" w:color="000000"/>
-            </w:tcBorders>
-            <w:vAlign w:val="bottom"/>
-          </w:tcPr>
-          <w:p>
-            <w:pPr>
-              <w:spacing w:after="0"/>
-              <w:jc w:val="center"/>
-            </w:pPr>
-            <w:r>
-              <w:t xml:space="preserve">-0.07</w:t>
-            </w:r>
-          </w:p>
-        </w:tc>
-        <w:tc>
-          <w:tcPr>
-            <w:tcW w:w="1337" w:type="dxa"/>
-            <w:tcBorders>
-              <w:top w:val="nil" w:color="000000"/>
-              <w:left w:val="nil" w:color="000000"/>
-              <w:bottom w:val="nil" w:color="000000"/>
-              <w:right w:val="nil" w:color="000000"/>
-            </w:tcBorders>
-            <w:vAlign w:val="bottom"/>
-          </w:tcPr>
-          <w:p>
-            <w:pPr>
-              <w:spacing w:after="0"/>
-              <w:jc w:val="center"/>
-            </w:pPr>
-            <w:r>
-              <w:t xml:space="preserve">2.56***</w:t>
-            </w:r>
-          </w:p>
-        </w:tc>
-        <w:tc>
-          <w:tcPr>
-            <w:tcW w:w="1337" w:type="dxa"/>
-            <w:tcBorders>
-              <w:top w:val="nil" w:color="000000"/>
-              <w:left w:val="nil" w:color="000000"/>
-              <w:bottom w:val="nil" w:color="000000"/>
-              <w:right w:val="nil" w:color="000000"/>
-            </w:tcBorders>
-            <w:vAlign w:val="bottom"/>
-          </w:tcPr>
-          <w:p>
-            <w:pPr>
-              <w:spacing w:after="0"/>
-              <w:jc w:val="center"/>
-            </w:pPr>
-            <w:r>
-              <w:t xml:space="preserve">2.53***</w:t>
-            </w:r>
-          </w:p>
-        </w:tc>
-      </w:tr>
-      <w:tr>
-        <w:tc>
-          <w:tcPr>
-            <w:tcW w:w="1337" w:type="dxa"/>
-            <w:tcBorders>
-              <w:top w:val="nil" w:color="000000"/>
-              <w:left w:val="nil" w:color="000000"/>
-              <w:bottom w:val="nil" w:color="000000"/>
-              <w:right w:val="single" w:color="000000"/>
-            </w:tcBorders>
-          </w:tcPr>
-          <w:p>
-            <w:pPr>
-              <w:spacing w:after="0"/>
-            </w:pPr>
-          </w:p>
-        </w:tc>
-        <w:tc>
-          <w:tcPr>
-            <w:tcW w:w="1337" w:type="dxa"/>
-            <w:tcBorders>
-              <w:top w:val="nil" w:color="000000"/>
-              <w:left w:val="single" w:color="000000"/>
-              <w:bottom w:val="nil" w:color="000000"/>
-              <w:right w:val="nil" w:color="000000"/>
-            </w:tcBorders>
-            <w:vAlign w:val="bottom"/>
-          </w:tcPr>
-          <w:p>
-            <w:pPr>
-              <w:spacing w:after="0"/>
-              <w:jc w:val="center"/>
-            </w:pPr>
-            <w:r>
-              <w:t xml:space="preserve">[0.01,0.12]</w:t>
-            </w:r>
-          </w:p>
-        </w:tc>
-        <w:tc>
-          <w:tcPr>
-            <w:tcW w:w="1337" w:type="dxa"/>
-            <w:tcBorders>
-              <w:top w:val="nil" w:color="000000"/>
-              <w:left w:val="nil" w:color="000000"/>
-              <w:bottom w:val="nil" w:color="000000"/>
-              <w:right w:val="nil" w:color="000000"/>
-            </w:tcBorders>
-            <w:vAlign w:val="bottom"/>
-          </w:tcPr>
-          <w:p>
-            <w:pPr>
-              <w:spacing w:after="0"/>
-              <w:jc w:val="center"/>
-            </w:pPr>
-            <w:r>
-              <w:t xml:space="preserve">[-0.00,0.16]</w:t>
-            </w:r>
-          </w:p>
-        </w:tc>
-        <w:tc>
-          <w:tcPr>
-            <w:tcW w:w="1337" w:type="dxa"/>
-            <w:tcBorders>
-              <w:top w:val="nil" w:color="000000"/>
-              <w:left w:val="nil" w:color="000000"/>
-              <w:bottom w:val="nil" w:color="000000"/>
-              <w:right w:val="nil" w:color="000000"/>
-            </w:tcBorders>
-            <w:vAlign w:val="bottom"/>
-          </w:tcPr>
-          <w:p>
-            <w:pPr>
-              <w:spacing w:after="0"/>
-              <w:jc w:val="center"/>
-            </w:pPr>
-            <w:r>
-              <w:t xml:space="preserve">[0.47,3.03]</w:t>
-            </w:r>
-          </w:p>
-        </w:tc>
-        <w:tc>
-          <w:tcPr>
-            <w:tcW w:w="1337" w:type="dxa"/>
-            <w:tcBorders>
-              <w:top w:val="nil" w:color="000000"/>
-              <w:left w:val="nil" w:color="000000"/>
-              <w:bottom w:val="nil" w:color="000000"/>
-              <w:right w:val="nil" w:color="000000"/>
-            </w:tcBorders>
-            <w:vAlign w:val="bottom"/>
-          </w:tcPr>
-          <w:p>
-            <w:pPr>
-              <w:spacing w:after="0"/>
-              <w:jc w:val="center"/>
-            </w:pPr>
-            <w:r>
-              <w:t xml:space="preserve">[-0.34,0.19]</w:t>
-            </w:r>
-          </w:p>
-        </w:tc>
-        <w:tc>
-          <w:tcPr>
-            <w:tcW w:w="1337" w:type="dxa"/>
-            <w:tcBorders>
-              <w:top w:val="nil" w:color="000000"/>
-              <w:left w:val="nil" w:color="000000"/>
-              <w:bottom w:val="nil" w:color="000000"/>
-              <w:right w:val="nil" w:color="000000"/>
-            </w:tcBorders>
-            <w:vAlign w:val="bottom"/>
-          </w:tcPr>
-          <w:p>
-            <w:pPr>
-              <w:spacing w:after="0"/>
-              <w:jc w:val="center"/>
-            </w:pPr>
-            <w:r>
-              <w:t xml:space="preserve">[1.02,4.10]</w:t>
-            </w:r>
-          </w:p>
-        </w:tc>
-        <w:tc>
-          <w:tcPr>
-            <w:tcW w:w="1337" w:type="dxa"/>
-            <w:tcBorders>
-              <w:top w:val="nil" w:color="000000"/>
-              <w:left w:val="nil" w:color="000000"/>
-              <w:bottom w:val="nil" w:color="000000"/>
-              <w:right w:val="nil" w:color="000000"/>
-            </w:tcBorders>
-            <w:vAlign w:val="bottom"/>
-          </w:tcPr>
-          <w:p>
-            <w:pPr>
-              <w:spacing w:after="0"/>
-              <w:jc w:val="center"/>
-            </w:pPr>
-            <w:r>
-              <w:t xml:space="preserve">[0.98,4.08]</w:t>
-            </w:r>
-          </w:p>
-        </w:tc>
-      </w:tr>
-      <w:tr>
-        <w:tc>
-          <w:tcPr>
-            <w:tcW w:w="1337" w:type="dxa"/>
-            <w:tcBorders>
-              <w:top w:val="nil" w:color="000000"/>
-              <w:left w:val="nil" w:color="000000"/>
-              <w:bottom w:val="nil" w:color="000000"/>
-              <w:right w:val="single" w:color="000000"/>
-            </w:tcBorders>
-            <w:vAlign w:val="bottom"/>
-          </w:tcPr>
-          <w:p>
-            <w:pPr>
-              <w:spacing w:after="0"/>
-              <w:jc w:val="left"/>
-            </w:pPr>
-            <w:r>
-              <w:t xml:space="preserve">Number of observations</w:t>
-            </w:r>
-          </w:p>
-        </w:tc>
-        <w:tc>
-          <w:tcPr>
-            <w:tcW w:w="1337" w:type="dxa"/>
-            <w:tcBorders>
-              <w:top w:val="nil" w:color="000000"/>
-              <w:left w:val="single" w:color="000000"/>
-              <w:bottom w:val="nil" w:color="000000"/>
-              <w:right w:val="nil" w:color="000000"/>
-            </w:tcBorders>
-            <w:vAlign w:val="bottom"/>
-          </w:tcPr>
-          <w:p>
-            <w:pPr>
-              <w:spacing w:after="0"/>
-              <w:jc w:val="center"/>
-            </w:pPr>
-            <w:r>
-              <w:t xml:space="preserve">332</w:t>
-            </w:r>
-          </w:p>
-        </w:tc>
-        <w:tc>
-          <w:tcPr>
-            <w:tcW w:w="1337" w:type="dxa"/>
-            <w:tcBorders>
-              <w:top w:val="nil" w:color="000000"/>
-              <w:left w:val="nil" w:color="000000"/>
-              <w:bottom w:val="nil" w:color="000000"/>
-              <w:right w:val="nil" w:color="000000"/>
-            </w:tcBorders>
-            <w:vAlign w:val="bottom"/>
-          </w:tcPr>
-          <w:p>
-            <w:pPr>
-              <w:spacing w:after="0"/>
-              <w:jc w:val="center"/>
-            </w:pPr>
-            <w:r>
-              <w:t xml:space="preserve">290</w:t>
-            </w:r>
-          </w:p>
-        </w:tc>
-        <w:tc>
-          <w:tcPr>
-            <w:tcW w:w="1337" w:type="dxa"/>
-            <w:tcBorders>
-              <w:top w:val="nil" w:color="000000"/>
-              <w:left w:val="nil" w:color="000000"/>
-              <w:bottom w:val="nil" w:color="000000"/>
-              <w:right w:val="nil" w:color="000000"/>
-            </w:tcBorders>
-            <w:vAlign w:val="bottom"/>
-          </w:tcPr>
-          <w:p>
-            <w:pPr>
-              <w:spacing w:after="0"/>
-              <w:jc w:val="center"/>
-            </w:pPr>
-            <w:r>
-              <w:t xml:space="preserve">271</w:t>
-            </w:r>
-          </w:p>
-        </w:tc>
-        <w:tc>
-          <w:tcPr>
-            <w:tcW w:w="1337" w:type="dxa"/>
-            <w:tcBorders>
-              <w:top w:val="nil" w:color="000000"/>
-              <w:left w:val="nil" w:color="000000"/>
-              <w:bottom w:val="nil" w:color="000000"/>
-              <w:right w:val="nil" w:color="000000"/>
-            </w:tcBorders>
-            <w:vAlign w:val="bottom"/>
-          </w:tcPr>
-          <w:p>
-            <w:pPr>
-              <w:spacing w:after="0"/>
-              <w:jc w:val="center"/>
-            </w:pPr>
-            <w:r>
-              <w:t xml:space="preserve">271</w:t>
-            </w:r>
-          </w:p>
-        </w:tc>
-        <w:tc>
-          <w:tcPr>
-            <w:tcW w:w="1337" w:type="dxa"/>
-            <w:tcBorders>
-              <w:top w:val="nil" w:color="000000"/>
-              <w:left w:val="nil" w:color="000000"/>
-              <w:bottom w:val="nil" w:color="000000"/>
-              <w:right w:val="nil" w:color="000000"/>
-            </w:tcBorders>
-            <w:vAlign w:val="bottom"/>
-          </w:tcPr>
-          <w:p>
-            <w:pPr>
-              <w:spacing w:after="0"/>
-              <w:jc w:val="center"/>
-            </w:pPr>
-            <w:r>
-              <w:t xml:space="preserve">271</w:t>
-            </w:r>
-          </w:p>
-        </w:tc>
-        <w:tc>
-          <w:tcPr>
-            <w:tcW w:w="1337" w:type="dxa"/>
-            <w:tcBorders>
-              <w:top w:val="nil" w:color="000000"/>
-              <w:left w:val="nil" w:color="000000"/>
-              <w:bottom w:val="nil" w:color="000000"/>
-              <w:right w:val="nil" w:color="000000"/>
-            </w:tcBorders>
-            <w:vAlign w:val="bottom"/>
-          </w:tcPr>
-          <w:p>
-            <w:pPr>
-              <w:spacing w:after="0"/>
-              <w:jc w:val="center"/>
-            </w:pPr>
-            <w:r>
-              <w:t xml:space="preserve">271</w:t>
-            </w:r>
-          </w:p>
-        </w:tc>
-      </w:tr>
-      <w:tr>
-        <w:tc>
-          <w:tcPr>
-            <w:tcW w:w="1337" w:type="dxa"/>
-            <w:tcBorders>
-              <w:top w:val="nil" w:color="000000"/>
-              <w:left w:val="nil" w:color="000000"/>
-              <w:bottom w:val="nil" w:color="000000"/>
-              <w:right w:val="single" w:color="000000"/>
-            </w:tcBorders>
-            <w:vAlign w:val="bottom"/>
-          </w:tcPr>
-          <w:p>
-            <w:pPr>
-              <w:spacing w:after="0"/>
-              <w:jc w:val="left"/>
-            </w:pPr>
-            <w:r>
-              <w:t xml:space="preserve">R-squared</w:t>
-            </w:r>
-          </w:p>
-        </w:tc>
-        <w:tc>
-          <w:tcPr>
-            <w:tcW w:w="1337" w:type="dxa"/>
-            <w:tcBorders>
-              <w:top w:val="nil" w:color="000000"/>
-              <w:left w:val="single" w:color="000000"/>
-              <w:bottom w:val="nil" w:color="000000"/>
-              <w:right w:val="nil" w:color="000000"/>
-            </w:tcBorders>
-            <w:vAlign w:val="bottom"/>
-          </w:tcPr>
-          <w:p>
-            <w:pPr>
-              <w:spacing w:after="0"/>
-              <w:jc w:val="center"/>
-            </w:pPr>
-            <w:r>
-              <w:t xml:space="preserve">0.02</w:t>
-            </w:r>
-          </w:p>
-        </w:tc>
-        <w:tc>
-          <w:tcPr>
-            <w:tcW w:w="1337" w:type="dxa"/>
-            <w:tcBorders>
-              <w:top w:val="nil" w:color="000000"/>
-              <w:left w:val="nil" w:color="000000"/>
-              <w:bottom w:val="nil" w:color="000000"/>
-              <w:right w:val="nil" w:color="000000"/>
-            </w:tcBorders>
-            <w:vAlign w:val="bottom"/>
-          </w:tcPr>
-          <w:p>
-            <w:pPr>
-              <w:spacing w:after="0"/>
-              <w:jc w:val="center"/>
-            </w:pPr>
-            <w:r>
-              <w:t xml:space="preserve">0.04</w:t>
-            </w:r>
-          </w:p>
-        </w:tc>
-        <w:tc>
-          <w:tcPr>
-            <w:tcW w:w="1337" w:type="dxa"/>
-            <w:tcBorders>
-              <w:top w:val="nil" w:color="000000"/>
-              <w:left w:val="nil" w:color="000000"/>
-              <w:bottom w:val="nil" w:color="000000"/>
-              <w:right w:val="nil" w:color="000000"/>
-            </w:tcBorders>
-            <w:vAlign w:val="bottom"/>
-          </w:tcPr>
-          <w:p>
-            <w:pPr>
-              <w:spacing w:after="0"/>
-              <w:jc w:val="center"/>
-            </w:pPr>
-            <w:r>
-              <w:t xml:space="preserve">0.18</w:t>
-            </w:r>
-          </w:p>
-        </w:tc>
-        <w:tc>
-          <w:tcPr>
-            <w:tcW w:w="1337" w:type="dxa"/>
-            <w:tcBorders>
-              <w:top w:val="nil" w:color="000000"/>
-              <w:left w:val="nil" w:color="000000"/>
-              <w:bottom w:val="nil" w:color="000000"/>
-              <w:right w:val="nil" w:color="000000"/>
-            </w:tcBorders>
-            <w:vAlign w:val="bottom"/>
-          </w:tcPr>
-          <w:p>
-            <w:pPr>
-              <w:spacing w:after="0"/>
-              <w:jc w:val="center"/>
-            </w:pPr>
-            <w:r>
-              <w:t xml:space="preserve">0.07</w:t>
-            </w:r>
-          </w:p>
-        </w:tc>
-        <w:tc>
-          <w:tcPr>
-            <w:tcW w:w="1337" w:type="dxa"/>
-            <w:tcBorders>
-              <w:top w:val="nil" w:color="000000"/>
-              <w:left w:val="nil" w:color="000000"/>
-              <w:bottom w:val="nil" w:color="000000"/>
-              <w:right w:val="nil" w:color="000000"/>
-            </w:tcBorders>
-            <w:vAlign w:val="bottom"/>
-          </w:tcPr>
-          <w:p>
-            <w:pPr>
-              <w:spacing w:after="0"/>
-              <w:jc w:val="center"/>
-            </w:pPr>
-            <w:r>
-              <w:t xml:space="preserve">0.24</w:t>
-            </w:r>
-          </w:p>
-        </w:tc>
-        <w:tc>
-          <w:tcPr>
-            <w:tcW w:w="1337" w:type="dxa"/>
-            <w:tcBorders>
-              <w:top w:val="nil" w:color="000000"/>
-              <w:left w:val="nil" w:color="000000"/>
-              <w:bottom w:val="nil" w:color="000000"/>
-              <w:right w:val="nil" w:color="000000"/>
-            </w:tcBorders>
-            <w:vAlign w:val="bottom"/>
-          </w:tcPr>
-          <w:p>
-            <w:pPr>
-              <w:spacing w:after="0"/>
-              <w:jc w:val="center"/>
-            </w:pPr>
-            <w:r>
-              <w:t xml:space="preserve">0.24</w:t>
-            </w:r>
-          </w:p>
-        </w:tc>
-      </w:tr>
-      <w:tr>
-        <w:tc>
-          <w:tcPr>
-            <w:tcW w:w="1337" w:type="dxa"/>
-            <w:tcBorders>
-              <w:top w:val="nil" w:color="000000"/>
-              <w:left w:val="nil" w:color="000000"/>
               <w:bottom w:val="single" w:color="000000"/>
               <w:right w:val="single" w:color="000000"/>
             </w:tcBorders>
@@ -6112,7 +5050,7 @@
               <w:jc w:val="center"/>
             </w:pPr>
             <w:r>
-              <w:t xml:space="preserve">0.14</w:t>
+              <w:t xml:space="preserve">0.11</w:t>
             </w:r>
           </w:p>
         </w:tc>
@@ -6154,7 +5092,7 @@
               <w:jc w:val="center"/>
             </w:pPr>
             <w:r>
-              <w:t xml:space="preserve">0.20</w:t>
+              <w:t xml:space="preserve">0.13</w:t>
             </w:r>
           </w:p>
         </w:tc>
@@ -6175,7 +5113,7 @@
               <w:jc w:val="center"/>
             </w:pPr>
             <w:r>
-              <w:t xml:space="preserve">0.19</w:t>
+              <w:t xml:space="preserve">0.15</w:t>
             </w:r>
           </w:p>
         </w:tc>

--- a/output/regv2_Baseline_BBsample.docx
+++ b/output/regv2_Baseline_BBsample.docx
@@ -380,49 +380,49 @@
               <w:jc w:val="center"/>
             </w:pPr>
             <w:r>
-              <w:t xml:space="preserve">-0.00</w:t>
-            </w:r>
-          </w:p>
-        </w:tc>
-        <w:tc>
-          <w:tcPr>
-            <w:tcW w:w="1337" w:type="dxa"/>
-            <w:tcBorders>
-              <w:top w:val="nil" w:color="000000"/>
-              <w:left w:val="nil" w:color="000000"/>
-              <w:bottom w:val="nil" w:color="000000"/>
-              <w:right w:val="nil" w:color="000000"/>
-            </w:tcBorders>
-            <w:vAlign w:val="bottom"/>
-          </w:tcPr>
-          <w:p>
-            <w:pPr>
-              <w:spacing w:after="0"/>
-              <w:jc w:val="center"/>
-            </w:pPr>
-            <w:r>
-              <w:t xml:space="preserve">-0.11</w:t>
-            </w:r>
-          </w:p>
-        </w:tc>
-        <w:tc>
-          <w:tcPr>
-            <w:tcW w:w="1337" w:type="dxa"/>
-            <w:tcBorders>
-              <w:top w:val="nil" w:color="000000"/>
-              <w:left w:val="nil" w:color="000000"/>
-              <w:bottom w:val="nil" w:color="000000"/>
-              <w:right w:val="nil" w:color="000000"/>
-            </w:tcBorders>
-            <w:vAlign w:val="bottom"/>
-          </w:tcPr>
-          <w:p>
-            <w:pPr>
-              <w:spacing w:after="0"/>
-              <w:jc w:val="center"/>
-            </w:pPr>
-            <w:r>
-              <w:t xml:space="preserve">-0.12</w:t>
+              <w:t xml:space="preserve">-0.04</w:t>
+            </w:r>
+          </w:p>
+        </w:tc>
+        <w:tc>
+          <w:tcPr>
+            <w:tcW w:w="1337" w:type="dxa"/>
+            <w:tcBorders>
+              <w:top w:val="nil" w:color="000000"/>
+              <w:left w:val="nil" w:color="000000"/>
+              <w:bottom w:val="nil" w:color="000000"/>
+              <w:right w:val="nil" w:color="000000"/>
+            </w:tcBorders>
+            <w:vAlign w:val="bottom"/>
+          </w:tcPr>
+          <w:p>
+            <w:pPr>
+              <w:spacing w:after="0"/>
+              <w:jc w:val="center"/>
+            </w:pPr>
+            <w:r>
+              <w:t xml:space="preserve">-0.15*</w:t>
+            </w:r>
+          </w:p>
+        </w:tc>
+        <w:tc>
+          <w:tcPr>
+            <w:tcW w:w="1337" w:type="dxa"/>
+            <w:tcBorders>
+              <w:top w:val="nil" w:color="000000"/>
+              <w:left w:val="nil" w:color="000000"/>
+              <w:bottom w:val="nil" w:color="000000"/>
+              <w:right w:val="nil" w:color="000000"/>
+            </w:tcBorders>
+            <w:vAlign w:val="bottom"/>
+          </w:tcPr>
+          <w:p>
+            <w:pPr>
+              <w:spacing w:after="0"/>
+              <w:jc w:val="center"/>
+            </w:pPr>
+            <w:r>
+              <w:t xml:space="preserve">-0.16*</w:t>
             </w:r>
           </w:p>
         </w:tc>
@@ -524,49 +524,49 @@
               <w:jc w:val="center"/>
             </w:pPr>
             <w:r>
-              <w:t xml:space="preserve">[-0.15,0.15]</w:t>
-            </w:r>
-          </w:p>
-        </w:tc>
-        <w:tc>
-          <w:tcPr>
-            <w:tcW w:w="1337" w:type="dxa"/>
-            <w:tcBorders>
-              <w:top w:val="nil" w:color="000000"/>
-              <w:left w:val="nil" w:color="000000"/>
-              <w:bottom w:val="nil" w:color="000000"/>
-              <w:right w:val="nil" w:color="000000"/>
-            </w:tcBorders>
-            <w:vAlign w:val="bottom"/>
-          </w:tcPr>
-          <w:p>
-            <w:pPr>
-              <w:spacing w:after="0"/>
-              <w:jc w:val="center"/>
-            </w:pPr>
-            <w:r>
-              <w:t xml:space="preserve">[-0.28,0.06]</w:t>
-            </w:r>
-          </w:p>
-        </w:tc>
-        <w:tc>
-          <w:tcPr>
-            <w:tcW w:w="1337" w:type="dxa"/>
-            <w:tcBorders>
-              <w:top w:val="nil" w:color="000000"/>
-              <w:left w:val="nil" w:color="000000"/>
-              <w:bottom w:val="nil" w:color="000000"/>
-              <w:right w:val="nil" w:color="000000"/>
-            </w:tcBorders>
-            <w:vAlign w:val="bottom"/>
-          </w:tcPr>
-          <w:p>
-            <w:pPr>
-              <w:spacing w:after="0"/>
-              <w:jc w:val="center"/>
-            </w:pPr>
-            <w:r>
-              <w:t xml:space="preserve">[-0.30,0.05]</w:t>
+              <w:t xml:space="preserve">[-0.19,0.11]</w:t>
+            </w:r>
+          </w:p>
+        </w:tc>
+        <w:tc>
+          <w:tcPr>
+            <w:tcW w:w="1337" w:type="dxa"/>
+            <w:tcBorders>
+              <w:top w:val="nil" w:color="000000"/>
+              <w:left w:val="nil" w:color="000000"/>
+              <w:bottom w:val="nil" w:color="000000"/>
+              <w:right w:val="nil" w:color="000000"/>
+            </w:tcBorders>
+            <w:vAlign w:val="bottom"/>
+          </w:tcPr>
+          <w:p>
+            <w:pPr>
+              <w:spacing w:after="0"/>
+              <w:jc w:val="center"/>
+            </w:pPr>
+            <w:r>
+              <w:t xml:space="preserve">[-0.31,0.02]</w:t>
+            </w:r>
+          </w:p>
+        </w:tc>
+        <w:tc>
+          <w:tcPr>
+            <w:tcW w:w="1337" w:type="dxa"/>
+            <w:tcBorders>
+              <w:top w:val="nil" w:color="000000"/>
+              <w:left w:val="nil" w:color="000000"/>
+              <w:bottom w:val="nil" w:color="000000"/>
+              <w:right w:val="nil" w:color="000000"/>
+            </w:tcBorders>
+            <w:vAlign w:val="bottom"/>
+          </w:tcPr>
+          <w:p>
+            <w:pPr>
+              <w:spacing w:after="0"/>
+              <w:jc w:val="center"/>
+            </w:pPr>
+            <w:r>
+              <w:t xml:space="preserve">[-0.33,0.02]</w:t>
             </w:r>
           </w:p>
         </w:tc>
@@ -673,7 +673,7 @@
               <w:jc w:val="center"/>
             </w:pPr>
             <w:r>
-              <w:t xml:space="preserve">0.10</w:t>
+              <w:t xml:space="preserve">0.09</w:t>
             </w:r>
           </w:p>
         </w:tc>
@@ -817,49 +817,49 @@
               <w:jc w:val="center"/>
             </w:pPr>
             <w:r>
-              <w:t xml:space="preserve">[-0.13,0.34]</w:t>
-            </w:r>
-          </w:p>
-        </w:tc>
-        <w:tc>
-          <w:tcPr>
-            <w:tcW w:w="1337" w:type="dxa"/>
-            <w:tcBorders>
-              <w:top w:val="nil" w:color="000000"/>
-              <w:left w:val="nil" w:color="000000"/>
-              <w:bottom w:val="nil" w:color="000000"/>
-              <w:right w:val="nil" w:color="000000"/>
-            </w:tcBorders>
-            <w:vAlign w:val="bottom"/>
-          </w:tcPr>
-          <w:p>
-            <w:pPr>
-              <w:spacing w:after="0"/>
-              <w:jc w:val="center"/>
-            </w:pPr>
-            <w:r>
-              <w:t xml:space="preserve">[-0.06,0.37]</w:t>
-            </w:r>
-          </w:p>
-        </w:tc>
-        <w:tc>
-          <w:tcPr>
-            <w:tcW w:w="1337" w:type="dxa"/>
-            <w:tcBorders>
-              <w:top w:val="nil" w:color="000000"/>
-              <w:left w:val="nil" w:color="000000"/>
-              <w:bottom w:val="nil" w:color="000000"/>
-              <w:right w:val="nil" w:color="000000"/>
-            </w:tcBorders>
-            <w:vAlign w:val="bottom"/>
-          </w:tcPr>
-          <w:p>
-            <w:pPr>
-              <w:spacing w:after="0"/>
-              <w:jc w:val="center"/>
-            </w:pPr>
-            <w:r>
-              <w:t xml:space="preserve">[0.02,0.45]</w:t>
+              <w:t xml:space="preserve">[-0.15,0.32]</w:t>
+            </w:r>
+          </w:p>
+        </w:tc>
+        <w:tc>
+          <w:tcPr>
+            <w:tcW w:w="1337" w:type="dxa"/>
+            <w:tcBorders>
+              <w:top w:val="nil" w:color="000000"/>
+              <w:left w:val="nil" w:color="000000"/>
+              <w:bottom w:val="nil" w:color="000000"/>
+              <w:right w:val="nil" w:color="000000"/>
+            </w:tcBorders>
+            <w:vAlign w:val="bottom"/>
+          </w:tcPr>
+          <w:p>
+            <w:pPr>
+              <w:spacing w:after="0"/>
+              <w:jc w:val="center"/>
+            </w:pPr>
+            <w:r>
+              <w:t xml:space="preserve">[-0.07,0.37]</w:t>
+            </w:r>
+          </w:p>
+        </w:tc>
+        <w:tc>
+          <w:tcPr>
+            <w:tcW w:w="1337" w:type="dxa"/>
+            <w:tcBorders>
+              <w:top w:val="nil" w:color="000000"/>
+              <w:left w:val="nil" w:color="000000"/>
+              <w:bottom w:val="nil" w:color="000000"/>
+              <w:right w:val="nil" w:color="000000"/>
+            </w:tcBorders>
+            <w:vAlign w:val="bottom"/>
+          </w:tcPr>
+          <w:p>
+            <w:pPr>
+              <w:spacing w:after="0"/>
+              <w:jc w:val="center"/>
+            </w:pPr>
+            <w:r>
+              <w:t xml:space="preserve">[0.02,0.46]</w:t>
             </w:r>
           </w:p>
         </w:tc>
@@ -966,7 +966,28 @@
               <w:jc w:val="center"/>
             </w:pPr>
             <w:r>
-              <w:t xml:space="preserve">0.04</w:t>
+              <w:t xml:space="preserve">0.05</w:t>
+            </w:r>
+          </w:p>
+        </w:tc>
+        <w:tc>
+          <w:tcPr>
+            <w:tcW w:w="1337" w:type="dxa"/>
+            <w:tcBorders>
+              <w:top w:val="nil" w:color="000000"/>
+              <w:left w:val="nil" w:color="000000"/>
+              <w:bottom w:val="nil" w:color="000000"/>
+              <w:right w:val="nil" w:color="000000"/>
+            </w:tcBorders>
+            <w:vAlign w:val="bottom"/>
+          </w:tcPr>
+          <w:p>
+            <w:pPr>
+              <w:spacing w:after="0"/>
+              <w:jc w:val="center"/>
+            </w:pPr>
+            <w:r>
+              <w:t xml:space="preserve">0.10</w:t>
             </w:r>
           </w:p>
         </w:tc>
@@ -988,27 +1009,6 @@
             </w:pPr>
             <w:r>
               <w:t xml:space="preserve">0.09</w:t>
-            </w:r>
-          </w:p>
-        </w:tc>
-        <w:tc>
-          <w:tcPr>
-            <w:tcW w:w="1337" w:type="dxa"/>
-            <w:tcBorders>
-              <w:top w:val="nil" w:color="000000"/>
-              <w:left w:val="nil" w:color="000000"/>
-              <w:bottom w:val="nil" w:color="000000"/>
-              <w:right w:val="nil" w:color="000000"/>
-            </w:tcBorders>
-            <w:vAlign w:val="bottom"/>
-          </w:tcPr>
-          <w:p>
-            <w:pPr>
-              <w:spacing w:after="0"/>
-              <w:jc w:val="center"/>
-            </w:pPr>
-            <w:r>
-              <w:t xml:space="preserve">0.08</w:t>
             </w:r>
           </w:p>
         </w:tc>
@@ -1110,49 +1110,49 @@
               <w:jc w:val="center"/>
             </w:pPr>
             <w:r>
-              <w:t xml:space="preserve">[-0.08,0.17]</w:t>
-            </w:r>
-          </w:p>
-        </w:tc>
-        <w:tc>
-          <w:tcPr>
-            <w:tcW w:w="1337" w:type="dxa"/>
-            <w:tcBorders>
-              <w:top w:val="nil" w:color="000000"/>
-              <w:left w:val="nil" w:color="000000"/>
-              <w:bottom w:val="nil" w:color="000000"/>
-              <w:right w:val="nil" w:color="000000"/>
-            </w:tcBorders>
-            <w:vAlign w:val="bottom"/>
-          </w:tcPr>
-          <w:p>
-            <w:pPr>
-              <w:spacing w:after="0"/>
-              <w:jc w:val="center"/>
-            </w:pPr>
-            <w:r>
-              <w:t xml:space="preserve">[-0.04,0.22]</w:t>
-            </w:r>
-          </w:p>
-        </w:tc>
-        <w:tc>
-          <w:tcPr>
-            <w:tcW w:w="1337" w:type="dxa"/>
-            <w:tcBorders>
-              <w:top w:val="nil" w:color="000000"/>
-              <w:left w:val="nil" w:color="000000"/>
-              <w:bottom w:val="nil" w:color="000000"/>
-              <w:right w:val="nil" w:color="000000"/>
-            </w:tcBorders>
-            <w:vAlign w:val="bottom"/>
-          </w:tcPr>
-          <w:p>
-            <w:pPr>
-              <w:spacing w:after="0"/>
-              <w:jc w:val="center"/>
-            </w:pPr>
-            <w:r>
-              <w:t xml:space="preserve">[-0.05,0.22]</w:t>
+              <w:t xml:space="preserve">[-0.08,0.18]</w:t>
+            </w:r>
+          </w:p>
+        </w:tc>
+        <w:tc>
+          <w:tcPr>
+            <w:tcW w:w="1337" w:type="dxa"/>
+            <w:tcBorders>
+              <w:top w:val="nil" w:color="000000"/>
+              <w:left w:val="nil" w:color="000000"/>
+              <w:bottom w:val="nil" w:color="000000"/>
+              <w:right w:val="nil" w:color="000000"/>
+            </w:tcBorders>
+            <w:vAlign w:val="bottom"/>
+          </w:tcPr>
+          <w:p>
+            <w:pPr>
+              <w:spacing w:after="0"/>
+              <w:jc w:val="center"/>
+            </w:pPr>
+            <w:r>
+              <w:t xml:space="preserve">[-0.04,0.23]</w:t>
+            </w:r>
+          </w:p>
+        </w:tc>
+        <w:tc>
+          <w:tcPr>
+            <w:tcW w:w="1337" w:type="dxa"/>
+            <w:tcBorders>
+              <w:top w:val="nil" w:color="000000"/>
+              <w:left w:val="nil" w:color="000000"/>
+              <w:bottom w:val="nil" w:color="000000"/>
+              <w:right w:val="nil" w:color="000000"/>
+            </w:tcBorders>
+            <w:vAlign w:val="bottom"/>
+          </w:tcPr>
+          <w:p>
+            <w:pPr>
+              <w:spacing w:after="0"/>
+              <w:jc w:val="center"/>
+            </w:pPr>
+            <w:r>
+              <w:t xml:space="preserve">[-0.04,0.23]</w:t>
             </w:r>
           </w:p>
         </w:tc>
@@ -1280,28 +1280,28 @@
               <w:jc w:val="center"/>
             </w:pPr>
             <w:r>
+              <w:t xml:space="preserve">0.04</w:t>
+            </w:r>
+          </w:p>
+        </w:tc>
+        <w:tc>
+          <w:tcPr>
+            <w:tcW w:w="1337" w:type="dxa"/>
+            <w:tcBorders>
+              <w:top w:val="nil" w:color="000000"/>
+              <w:left w:val="nil" w:color="000000"/>
+              <w:bottom w:val="nil" w:color="000000"/>
+              <w:right w:val="nil" w:color="000000"/>
+            </w:tcBorders>
+            <w:vAlign w:val="bottom"/>
+          </w:tcPr>
+          <w:p>
+            <w:pPr>
+              <w:spacing w:after="0"/>
+              <w:jc w:val="center"/>
+            </w:pPr>
+            <w:r>
               <w:t xml:space="preserve">0.02</w:t>
-            </w:r>
-          </w:p>
-        </w:tc>
-        <w:tc>
-          <w:tcPr>
-            <w:tcW w:w="1337" w:type="dxa"/>
-            <w:tcBorders>
-              <w:top w:val="nil" w:color="000000"/>
-              <w:left w:val="nil" w:color="000000"/>
-              <w:bottom w:val="nil" w:color="000000"/>
-              <w:right w:val="nil" w:color="000000"/>
-            </w:tcBorders>
-            <w:vAlign w:val="bottom"/>
-          </w:tcPr>
-          <w:p>
-            <w:pPr>
-              <w:spacing w:after="0"/>
-              <w:jc w:val="center"/>
-            </w:pPr>
-            <w:r>
-              <w:t xml:space="preserve">0.00</w:t>
             </w:r>
           </w:p>
         </w:tc>
@@ -1403,49 +1403,49 @@
               <w:jc w:val="center"/>
             </w:pPr>
             <w:r>
-              <w:t xml:space="preserve">[-0.16,0.12]</w:t>
-            </w:r>
-          </w:p>
-        </w:tc>
-        <w:tc>
-          <w:tcPr>
-            <w:tcW w:w="1337" w:type="dxa"/>
-            <w:tcBorders>
-              <w:top w:val="nil" w:color="000000"/>
-              <w:left w:val="nil" w:color="000000"/>
-              <w:bottom w:val="nil" w:color="000000"/>
-              <w:right w:val="nil" w:color="000000"/>
-            </w:tcBorders>
-            <w:vAlign w:val="bottom"/>
-          </w:tcPr>
-          <w:p>
-            <w:pPr>
-              <w:spacing w:after="0"/>
-              <w:jc w:val="center"/>
-            </w:pPr>
-            <w:r>
-              <w:t xml:space="preserve">[-0.10,0.15]</w:t>
-            </w:r>
-          </w:p>
-        </w:tc>
-        <w:tc>
-          <w:tcPr>
-            <w:tcW w:w="1337" w:type="dxa"/>
-            <w:tcBorders>
-              <w:top w:val="nil" w:color="000000"/>
-              <w:left w:val="nil" w:color="000000"/>
-              <w:bottom w:val="nil" w:color="000000"/>
-              <w:right w:val="nil" w:color="000000"/>
-            </w:tcBorders>
-            <w:vAlign w:val="bottom"/>
-          </w:tcPr>
-          <w:p>
-            <w:pPr>
-              <w:spacing w:after="0"/>
-              <w:jc w:val="center"/>
-            </w:pPr>
-            <w:r>
-              <w:t xml:space="preserve">[-0.13,0.13]</w:t>
+              <w:t xml:space="preserve">[-0.15,0.12]</w:t>
+            </w:r>
+          </w:p>
+        </w:tc>
+        <w:tc>
+          <w:tcPr>
+            <w:tcW w:w="1337" w:type="dxa"/>
+            <w:tcBorders>
+              <w:top w:val="nil" w:color="000000"/>
+              <w:left w:val="nil" w:color="000000"/>
+              <w:bottom w:val="nil" w:color="000000"/>
+              <w:right w:val="nil" w:color="000000"/>
+            </w:tcBorders>
+            <w:vAlign w:val="bottom"/>
+          </w:tcPr>
+          <w:p>
+            <w:pPr>
+              <w:spacing w:after="0"/>
+              <w:jc w:val="center"/>
+            </w:pPr>
+            <w:r>
+              <w:t xml:space="preserve">[-0.08,0.16]</w:t>
+            </w:r>
+          </w:p>
+        </w:tc>
+        <w:tc>
+          <w:tcPr>
+            <w:tcW w:w="1337" w:type="dxa"/>
+            <w:tcBorders>
+              <w:top w:val="nil" w:color="000000"/>
+              <w:left w:val="nil" w:color="000000"/>
+              <w:bottom w:val="nil" w:color="000000"/>
+              <w:right w:val="nil" w:color="000000"/>
+            </w:tcBorders>
+            <w:vAlign w:val="bottom"/>
+          </w:tcPr>
+          <w:p>
+            <w:pPr>
+              <w:spacing w:after="0"/>
+              <w:jc w:val="center"/>
+            </w:pPr>
+            <w:r>
+              <w:t xml:space="preserve">[-0.11,0.14]</w:t>
             </w:r>
           </w:p>
         </w:tc>
@@ -1671,49 +1671,49 @@
               <w:jc w:val="center"/>
             </w:pPr>
             <w:r>
-              <w:t xml:space="preserve">-0.02</w:t>
-            </w:r>
-          </w:p>
-        </w:tc>
-        <w:tc>
-          <w:tcPr>
-            <w:tcW w:w="1337" w:type="dxa"/>
-            <w:tcBorders>
-              <w:top w:val="nil" w:color="000000"/>
-              <w:left w:val="nil" w:color="000000"/>
-              <w:bottom w:val="nil" w:color="000000"/>
-              <w:right w:val="nil" w:color="000000"/>
-            </w:tcBorders>
-            <w:vAlign w:val="bottom"/>
-          </w:tcPr>
-          <w:p>
-            <w:pPr>
-              <w:spacing w:after="0"/>
-              <w:jc w:val="center"/>
-            </w:pPr>
-            <w:r>
-              <w:t xml:space="preserve">0.01</w:t>
-            </w:r>
-          </w:p>
-        </w:tc>
-        <w:tc>
-          <w:tcPr>
-            <w:tcW w:w="1337" w:type="dxa"/>
-            <w:tcBorders>
-              <w:top w:val="nil" w:color="000000"/>
-              <w:left w:val="nil" w:color="000000"/>
-              <w:bottom w:val="nil" w:color="000000"/>
-              <w:right w:val="nil" w:color="000000"/>
-            </w:tcBorders>
-            <w:vAlign w:val="bottom"/>
-          </w:tcPr>
-          <w:p>
-            <w:pPr>
-              <w:spacing w:after="0"/>
-              <w:jc w:val="center"/>
-            </w:pPr>
-            <w:r>
-              <w:t xml:space="preserve">0.01</w:t>
+              <w:t xml:space="preserve">-0.01</w:t>
+            </w:r>
+          </w:p>
+        </w:tc>
+        <w:tc>
+          <w:tcPr>
+            <w:tcW w:w="1337" w:type="dxa"/>
+            <w:tcBorders>
+              <w:top w:val="nil" w:color="000000"/>
+              <w:left w:val="nil" w:color="000000"/>
+              <w:bottom w:val="nil" w:color="000000"/>
+              <w:right w:val="nil" w:color="000000"/>
+            </w:tcBorders>
+            <w:vAlign w:val="bottom"/>
+          </w:tcPr>
+          <w:p>
+            <w:pPr>
+              <w:spacing w:after="0"/>
+              <w:jc w:val="center"/>
+            </w:pPr>
+            <w:r>
+              <w:t xml:space="preserve">0.02</w:t>
+            </w:r>
+          </w:p>
+        </w:tc>
+        <w:tc>
+          <w:tcPr>
+            <w:tcW w:w="1337" w:type="dxa"/>
+            <w:tcBorders>
+              <w:top w:val="nil" w:color="000000"/>
+              <w:left w:val="nil" w:color="000000"/>
+              <w:bottom w:val="nil" w:color="000000"/>
+              <w:right w:val="nil" w:color="000000"/>
+            </w:tcBorders>
+            <w:vAlign w:val="bottom"/>
+          </w:tcPr>
+          <w:p>
+            <w:pPr>
+              <w:spacing w:after="0"/>
+              <w:jc w:val="center"/>
+            </w:pPr>
+            <w:r>
+              <w:t xml:space="preserve">0.02</w:t>
             </w:r>
           </w:p>
         </w:tc>
@@ -1815,49 +1815,49 @@
               <w:jc w:val="center"/>
             </w:pPr>
             <w:r>
-              <w:t xml:space="preserve">[-0.10,0.07]</w:t>
-            </w:r>
-          </w:p>
-        </w:tc>
-        <w:tc>
-          <w:tcPr>
-            <w:tcW w:w="1337" w:type="dxa"/>
-            <w:tcBorders>
-              <w:top w:val="nil" w:color="000000"/>
-              <w:left w:val="nil" w:color="000000"/>
-              <w:bottom w:val="nil" w:color="000000"/>
-              <w:right w:val="nil" w:color="000000"/>
-            </w:tcBorders>
-            <w:vAlign w:val="bottom"/>
-          </w:tcPr>
-          <w:p>
-            <w:pPr>
-              <w:spacing w:after="0"/>
-              <w:jc w:val="center"/>
-            </w:pPr>
-            <w:r>
-              <w:t xml:space="preserve">[-0.07,0.09]</w:t>
-            </w:r>
-          </w:p>
-        </w:tc>
-        <w:tc>
-          <w:tcPr>
-            <w:tcW w:w="1337" w:type="dxa"/>
-            <w:tcBorders>
-              <w:top w:val="nil" w:color="000000"/>
-              <w:left w:val="nil" w:color="000000"/>
-              <w:bottom w:val="nil" w:color="000000"/>
-              <w:right w:val="nil" w:color="000000"/>
-            </w:tcBorders>
-            <w:vAlign w:val="bottom"/>
-          </w:tcPr>
-          <w:p>
-            <w:pPr>
-              <w:spacing w:after="0"/>
-              <w:jc w:val="center"/>
-            </w:pPr>
-            <w:r>
-              <w:t xml:space="preserve">[-0.07,0.09]</w:t>
+              <w:t xml:space="preserve">[-0.10,0.08]</w:t>
+            </w:r>
+          </w:p>
+        </w:tc>
+        <w:tc>
+          <w:tcPr>
+            <w:tcW w:w="1337" w:type="dxa"/>
+            <w:tcBorders>
+              <w:top w:val="nil" w:color="000000"/>
+              <w:left w:val="nil" w:color="000000"/>
+              <w:bottom w:val="nil" w:color="000000"/>
+              <w:right w:val="nil" w:color="000000"/>
+            </w:tcBorders>
+            <w:vAlign w:val="bottom"/>
+          </w:tcPr>
+          <w:p>
+            <w:pPr>
+              <w:spacing w:after="0"/>
+              <w:jc w:val="center"/>
+            </w:pPr>
+            <w:r>
+              <w:t xml:space="preserve">[-0.06,0.11]</w:t>
+            </w:r>
+          </w:p>
+        </w:tc>
+        <w:tc>
+          <w:tcPr>
+            <w:tcW w:w="1337" w:type="dxa"/>
+            <w:tcBorders>
+              <w:top w:val="nil" w:color="000000"/>
+              <w:left w:val="nil" w:color="000000"/>
+              <w:bottom w:val="nil" w:color="000000"/>
+              <w:right w:val="nil" w:color="000000"/>
+            </w:tcBorders>
+            <w:vAlign w:val="bottom"/>
+          </w:tcPr>
+          <w:p>
+            <w:pPr>
+              <w:spacing w:after="0"/>
+              <w:jc w:val="center"/>
+            </w:pPr>
+            <w:r>
+              <w:t xml:space="preserve">[-0.06,0.11]</w:t>
             </w:r>
           </w:p>
         </w:tc>
@@ -1964,49 +1964,49 @@
               <w:jc w:val="center"/>
             </w:pPr>
             <w:r>
-              <w:t xml:space="preserve">0.17*</w:t>
-            </w:r>
-          </w:p>
-        </w:tc>
-        <w:tc>
-          <w:tcPr>
-            <w:tcW w:w="1337" w:type="dxa"/>
-            <w:tcBorders>
-              <w:top w:val="nil" w:color="000000"/>
-              <w:left w:val="nil" w:color="000000"/>
-              <w:bottom w:val="nil" w:color="000000"/>
-              <w:right w:val="nil" w:color="000000"/>
-            </w:tcBorders>
-            <w:vAlign w:val="bottom"/>
-          </w:tcPr>
-          <w:p>
-            <w:pPr>
-              <w:spacing w:after="0"/>
-              <w:jc w:val="center"/>
-            </w:pPr>
-            <w:r>
-              <w:t xml:space="preserve">0.22**</w:t>
-            </w:r>
-          </w:p>
-        </w:tc>
-        <w:tc>
-          <w:tcPr>
-            <w:tcW w:w="1337" w:type="dxa"/>
-            <w:tcBorders>
-              <w:top w:val="nil" w:color="000000"/>
-              <w:left w:val="nil" w:color="000000"/>
-              <w:bottom w:val="nil" w:color="000000"/>
-              <w:right w:val="nil" w:color="000000"/>
-            </w:tcBorders>
-            <w:vAlign w:val="bottom"/>
-          </w:tcPr>
-          <w:p>
-            <w:pPr>
-              <w:spacing w:after="0"/>
-              <w:jc w:val="center"/>
-            </w:pPr>
-            <w:r>
-              <w:t xml:space="preserve">0.24**</w:t>
+              <w:t xml:space="preserve">0.16</w:t>
+            </w:r>
+          </w:p>
+        </w:tc>
+        <w:tc>
+          <w:tcPr>
+            <w:tcW w:w="1337" w:type="dxa"/>
+            <w:tcBorders>
+              <w:top w:val="nil" w:color="000000"/>
+              <w:left w:val="nil" w:color="000000"/>
+              <w:bottom w:val="nil" w:color="000000"/>
+              <w:right w:val="nil" w:color="000000"/>
+            </w:tcBorders>
+            <w:vAlign w:val="bottom"/>
+          </w:tcPr>
+          <w:p>
+            <w:pPr>
+              <w:spacing w:after="0"/>
+              <w:jc w:val="center"/>
+            </w:pPr>
+            <w:r>
+              <w:t xml:space="preserve">0.23**</w:t>
+            </w:r>
+          </w:p>
+        </w:tc>
+        <w:tc>
+          <w:tcPr>
+            <w:tcW w:w="1337" w:type="dxa"/>
+            <w:tcBorders>
+              <w:top w:val="nil" w:color="000000"/>
+              <w:left w:val="nil" w:color="000000"/>
+              <w:bottom w:val="nil" w:color="000000"/>
+              <w:right w:val="nil" w:color="000000"/>
+            </w:tcBorders>
+            <w:vAlign w:val="bottom"/>
+          </w:tcPr>
+          <w:p>
+            <w:pPr>
+              <w:spacing w:after="0"/>
+              <w:jc w:val="center"/>
+            </w:pPr>
+            <w:r>
+              <w:t xml:space="preserve">0.25**</w:t>
             </w:r>
           </w:p>
         </w:tc>
@@ -2108,49 +2108,49 @@
               <w:jc w:val="center"/>
             </w:pPr>
             <w:r>
-              <w:t xml:space="preserve">[-0.03,0.37]</w:t>
-            </w:r>
-          </w:p>
-        </w:tc>
-        <w:tc>
-          <w:tcPr>
-            <w:tcW w:w="1337" w:type="dxa"/>
-            <w:tcBorders>
-              <w:top w:val="nil" w:color="000000"/>
-              <w:left w:val="nil" w:color="000000"/>
-              <w:bottom w:val="nil" w:color="000000"/>
-              <w:right w:val="nil" w:color="000000"/>
-            </w:tcBorders>
-            <w:vAlign w:val="bottom"/>
-          </w:tcPr>
-          <w:p>
-            <w:pPr>
-              <w:spacing w:after="0"/>
-              <w:jc w:val="center"/>
-            </w:pPr>
-            <w:r>
-              <w:t xml:space="preserve">[0.02,0.41]</w:t>
-            </w:r>
-          </w:p>
-        </w:tc>
-        <w:tc>
-          <w:tcPr>
-            <w:tcW w:w="1337" w:type="dxa"/>
-            <w:tcBorders>
-              <w:top w:val="nil" w:color="000000"/>
-              <w:left w:val="nil" w:color="000000"/>
-              <w:bottom w:val="nil" w:color="000000"/>
-              <w:right w:val="nil" w:color="000000"/>
-            </w:tcBorders>
-            <w:vAlign w:val="bottom"/>
-          </w:tcPr>
-          <w:p>
-            <w:pPr>
-              <w:spacing w:after="0"/>
-              <w:jc w:val="center"/>
-            </w:pPr>
-            <w:r>
-              <w:t xml:space="preserve">[0.03,0.44]</w:t>
+              <w:t xml:space="preserve">[-0.04,0.35]</w:t>
+            </w:r>
+          </w:p>
+        </w:tc>
+        <w:tc>
+          <w:tcPr>
+            <w:tcW w:w="1337" w:type="dxa"/>
+            <w:tcBorders>
+              <w:top w:val="nil" w:color="000000"/>
+              <w:left w:val="nil" w:color="000000"/>
+              <w:bottom w:val="nil" w:color="000000"/>
+              <w:right w:val="nil" w:color="000000"/>
+            </w:tcBorders>
+            <w:vAlign w:val="bottom"/>
+          </w:tcPr>
+          <w:p>
+            <w:pPr>
+              <w:spacing w:after="0"/>
+              <w:jc w:val="center"/>
+            </w:pPr>
+            <w:r>
+              <w:t xml:space="preserve">[0.03,0.43]</w:t>
+            </w:r>
+          </w:p>
+        </w:tc>
+        <w:tc>
+          <w:tcPr>
+            <w:tcW w:w="1337" w:type="dxa"/>
+            <w:tcBorders>
+              <w:top w:val="nil" w:color="000000"/>
+              <w:left w:val="nil" w:color="000000"/>
+              <w:bottom w:val="nil" w:color="000000"/>
+              <w:right w:val="nil" w:color="000000"/>
+            </w:tcBorders>
+            <w:vAlign w:val="bottom"/>
+          </w:tcPr>
+          <w:p>
+            <w:pPr>
+              <w:spacing w:after="0"/>
+              <w:jc w:val="center"/>
+            </w:pPr>
+            <w:r>
+              <w:t xml:space="preserve">[0.05,0.46]</w:t>
             </w:r>
           </w:p>
         </w:tc>
@@ -2392,28 +2392,28 @@
               <w:jc w:val="center"/>
             </w:pPr>
             <w:r>
-              <w:t xml:space="preserve">0.16</w:t>
-            </w:r>
-          </w:p>
-        </w:tc>
-        <w:tc>
-          <w:tcPr>
-            <w:tcW w:w="1337" w:type="dxa"/>
-            <w:tcBorders>
-              <w:top w:val="nil" w:color="000000"/>
-              <w:left w:val="nil" w:color="000000"/>
-              <w:bottom w:val="nil" w:color="000000"/>
-              <w:right w:val="nil" w:color="000000"/>
-            </w:tcBorders>
-            <w:vAlign w:val="bottom"/>
-          </w:tcPr>
-          <w:p>
-            <w:pPr>
-              <w:spacing w:after="0"/>
-              <w:jc w:val="center"/>
-            </w:pPr>
-            <w:r>
               <w:t xml:space="preserve">0.17*</w:t>
+            </w:r>
+          </w:p>
+        </w:tc>
+        <w:tc>
+          <w:tcPr>
+            <w:tcW w:w="1337" w:type="dxa"/>
+            <w:tcBorders>
+              <w:top w:val="nil" w:color="000000"/>
+              <w:left w:val="nil" w:color="000000"/>
+              <w:bottom w:val="nil" w:color="000000"/>
+              <w:right w:val="nil" w:color="000000"/>
+            </w:tcBorders>
+            <w:vAlign w:val="bottom"/>
+          </w:tcPr>
+          <w:p>
+            <w:pPr>
+              <w:spacing w:after="0"/>
+              <w:jc w:val="center"/>
+            </w:pPr>
+            <w:r>
+              <w:t xml:space="preserve">0.18*</w:t>
             </w:r>
           </w:p>
         </w:tc>
@@ -2510,28 +2510,7 @@
               <w:jc w:val="center"/>
             </w:pPr>
             <w:r>
-              <w:t xml:space="preserve">[-0.09,0.35]</w:t>
-            </w:r>
-          </w:p>
-        </w:tc>
-        <w:tc>
-          <w:tcPr>
-            <w:tcW w:w="1337" w:type="dxa"/>
-            <w:tcBorders>
-              <w:top w:val="nil" w:color="000000"/>
-              <w:left w:val="nil" w:color="000000"/>
-              <w:bottom w:val="nil" w:color="000000"/>
-              <w:right w:val="nil" w:color="000000"/>
-            </w:tcBorders>
-            <w:vAlign w:val="bottom"/>
-          </w:tcPr>
-          <w:p>
-            <w:pPr>
-              <w:spacing w:after="0"/>
-              <w:jc w:val="center"/>
-            </w:pPr>
-            <w:r>
-              <w:t xml:space="preserve">[-0.04,0.36]</w:t>
+              <w:t xml:space="preserve">[-0.09,0.36]</w:t>
             </w:r>
           </w:p>
         </w:tc>
@@ -2553,6 +2532,27 @@
             </w:pPr>
             <w:r>
               <w:t xml:space="preserve">[-0.03,0.37]</w:t>
+            </w:r>
+          </w:p>
+        </w:tc>
+        <w:tc>
+          <w:tcPr>
+            <w:tcW w:w="1337" w:type="dxa"/>
+            <w:tcBorders>
+              <w:top w:val="nil" w:color="000000"/>
+              <w:left w:val="nil" w:color="000000"/>
+              <w:bottom w:val="nil" w:color="000000"/>
+              <w:right w:val="nil" w:color="000000"/>
+            </w:tcBorders>
+            <w:vAlign w:val="bottom"/>
+          </w:tcPr>
+          <w:p>
+            <w:pPr>
+              <w:spacing w:after="0"/>
+              <w:jc w:val="center"/>
+            </w:pPr>
+            <w:r>
+              <w:t xml:space="preserve">[-0.02,0.38]</w:t>
             </w:r>
           </w:p>
         </w:tc>
@@ -2675,28 +2675,28 @@
               <w:jc w:val="center"/>
             </w:pPr>
             <w:r>
-              <w:t xml:space="preserve">-0.05</w:t>
-            </w:r>
-          </w:p>
-        </w:tc>
-        <w:tc>
-          <w:tcPr>
-            <w:tcW w:w="1337" w:type="dxa"/>
-            <w:tcBorders>
-              <w:top w:val="nil" w:color="000000"/>
-              <w:left w:val="nil" w:color="000000"/>
-              <w:bottom w:val="nil" w:color="000000"/>
-              <w:right w:val="nil" w:color="000000"/>
-            </w:tcBorders>
-            <w:vAlign w:val="bottom"/>
-          </w:tcPr>
-          <w:p>
-            <w:pPr>
-              <w:spacing w:after="0"/>
-              <w:jc w:val="center"/>
-            </w:pPr>
-            <w:r>
-              <w:t xml:space="preserve">-0.05</w:t>
+              <w:t xml:space="preserve">-0.02</w:t>
+            </w:r>
+          </w:p>
+        </w:tc>
+        <w:tc>
+          <w:tcPr>
+            <w:tcW w:w="1337" w:type="dxa"/>
+            <w:tcBorders>
+              <w:top w:val="nil" w:color="000000"/>
+              <w:left w:val="nil" w:color="000000"/>
+              <w:bottom w:val="nil" w:color="000000"/>
+              <w:right w:val="nil" w:color="000000"/>
+            </w:tcBorders>
+            <w:vAlign w:val="bottom"/>
+          </w:tcPr>
+          <w:p>
+            <w:pPr>
+              <w:spacing w:after="0"/>
+              <w:jc w:val="center"/>
+            </w:pPr>
+            <w:r>
+              <w:t xml:space="preserve">-0.02</w:t>
             </w:r>
           </w:p>
         </w:tc>
@@ -2814,28 +2814,28 @@
               <w:jc w:val="center"/>
             </w:pPr>
             <w:r>
-              <w:t xml:space="preserve">[-0.14,0.04]</w:t>
-            </w:r>
-          </w:p>
-        </w:tc>
-        <w:tc>
-          <w:tcPr>
-            <w:tcW w:w="1337" w:type="dxa"/>
-            <w:tcBorders>
-              <w:top w:val="nil" w:color="000000"/>
-              <w:left w:val="nil" w:color="000000"/>
-              <w:bottom w:val="nil" w:color="000000"/>
-              <w:right w:val="nil" w:color="000000"/>
-            </w:tcBorders>
-            <w:vAlign w:val="bottom"/>
-          </w:tcPr>
-          <w:p>
-            <w:pPr>
-              <w:spacing w:after="0"/>
-              <w:jc w:val="center"/>
-            </w:pPr>
-            <w:r>
-              <w:t xml:space="preserve">[-0.14,0.05]</w:t>
+              <w:t xml:space="preserve">[-0.11,0.07]</w:t>
+            </w:r>
+          </w:p>
+        </w:tc>
+        <w:tc>
+          <w:tcPr>
+            <w:tcW w:w="1337" w:type="dxa"/>
+            <w:tcBorders>
+              <w:top w:val="nil" w:color="000000"/>
+              <w:left w:val="nil" w:color="000000"/>
+              <w:bottom w:val="nil" w:color="000000"/>
+              <w:right w:val="nil" w:color="000000"/>
+            </w:tcBorders>
+            <w:vAlign w:val="bottom"/>
+          </w:tcPr>
+          <w:p>
+            <w:pPr>
+              <w:spacing w:after="0"/>
+              <w:jc w:val="center"/>
+            </w:pPr>
+            <w:r>
+              <w:t xml:space="preserve">[-0.11,0.07]</w:t>
             </w:r>
           </w:p>
         </w:tc>
@@ -3076,7 +3076,7 @@
               <w:jc w:val="center"/>
             </w:pPr>
             <w:r>
-              <w:t xml:space="preserve">[-0.18,0.03]</w:t>
+              <w:t xml:space="preserve">[-0.18,0.04]</w:t>
             </w:r>
           </w:p>
         </w:tc>
@@ -3118,7 +3118,7 @@
               <w:jc w:val="center"/>
             </w:pPr>
             <w:r>
-              <w:t xml:space="preserve">[-0.16,0.02]</w:t>
+              <w:t xml:space="preserve">[-0.17,0.02]</w:t>
             </w:r>
           </w:p>
         </w:tc>
@@ -3231,28 +3231,28 @@
               <w:jc w:val="center"/>
             </w:pPr>
             <w:r>
-              <w:t xml:space="preserve">-0.40***</w:t>
-            </w:r>
-          </w:p>
-        </w:tc>
-        <w:tc>
-          <w:tcPr>
-            <w:tcW w:w="1337" w:type="dxa"/>
-            <w:tcBorders>
-              <w:top w:val="nil" w:color="000000"/>
-              <w:left w:val="nil" w:color="000000"/>
-              <w:bottom w:val="nil" w:color="000000"/>
-              <w:right w:val="nil" w:color="000000"/>
-            </w:tcBorders>
-            <w:vAlign w:val="bottom"/>
-          </w:tcPr>
-          <w:p>
-            <w:pPr>
-              <w:spacing w:after="0"/>
-              <w:jc w:val="center"/>
-            </w:pPr>
-            <w:r>
-              <w:t xml:space="preserve">-0.42***</w:t>
+              <w:t xml:space="preserve">-0.46***</w:t>
+            </w:r>
+          </w:p>
+        </w:tc>
+        <w:tc>
+          <w:tcPr>
+            <w:tcW w:w="1337" w:type="dxa"/>
+            <w:tcBorders>
+              <w:top w:val="nil" w:color="000000"/>
+              <w:left w:val="nil" w:color="000000"/>
+              <w:bottom w:val="nil" w:color="000000"/>
+              <w:right w:val="nil" w:color="000000"/>
+            </w:tcBorders>
+            <w:vAlign w:val="bottom"/>
+          </w:tcPr>
+          <w:p>
+            <w:pPr>
+              <w:spacing w:after="0"/>
+              <w:jc w:val="center"/>
+            </w:pPr>
+            <w:r>
+              <w:t xml:space="preserve">-0.48***</w:t>
             </w:r>
           </w:p>
         </w:tc>
@@ -3360,28 +3360,28 @@
               <w:jc w:val="center"/>
             </w:pPr>
             <w:r>
-              <w:t xml:space="preserve">[-0.69,-0.11]</w:t>
-            </w:r>
-          </w:p>
-        </w:tc>
-        <w:tc>
-          <w:tcPr>
-            <w:tcW w:w="1337" w:type="dxa"/>
-            <w:tcBorders>
-              <w:top w:val="nil" w:color="000000"/>
-              <w:left w:val="nil" w:color="000000"/>
-              <w:bottom w:val="nil" w:color="000000"/>
-              <w:right w:val="nil" w:color="000000"/>
-            </w:tcBorders>
-            <w:vAlign w:val="bottom"/>
-          </w:tcPr>
-          <w:p>
-            <w:pPr>
-              <w:spacing w:after="0"/>
-              <w:jc w:val="center"/>
-            </w:pPr>
-            <w:r>
-              <w:t xml:space="preserve">[-0.70,-0.13]</w:t>
+              <w:t xml:space="preserve">[-0.76,-0.15]</w:t>
+            </w:r>
+          </w:p>
+        </w:tc>
+        <w:tc>
+          <w:tcPr>
+            <w:tcW w:w="1337" w:type="dxa"/>
+            <w:tcBorders>
+              <w:top w:val="nil" w:color="000000"/>
+              <w:left w:val="nil" w:color="000000"/>
+              <w:bottom w:val="nil" w:color="000000"/>
+              <w:right w:val="nil" w:color="000000"/>
+            </w:tcBorders>
+            <w:vAlign w:val="bottom"/>
+          </w:tcPr>
+          <w:p>
+            <w:pPr>
+              <w:spacing w:after="0"/>
+              <w:jc w:val="center"/>
+            </w:pPr>
+            <w:r>
+              <w:t xml:space="preserve">[-0.78,-0.17]</w:t>
             </w:r>
           </w:p>
         </w:tc>
@@ -3404,7 +3404,7 @@
               <w:jc w:val="left"/>
             </w:pPr>
             <w:r>
-              <w:t xml:space="preserve">Tonnage standardized on British measured tons, 1773-1835</w:t>
+              <w:t xml:space="preserve">Tonnage standardized on British measured tons, 1773-1835 (ln)</w:t>
             </w:r>
           </w:p>
         </w:tc>
@@ -3473,49 +3473,49 @@
               <w:jc w:val="center"/>
             </w:pPr>
             <w:r>
-              <w:t xml:space="preserve">-0.0004</w:t>
-            </w:r>
-          </w:p>
-        </w:tc>
-        <w:tc>
-          <w:tcPr>
-            <w:tcW w:w="1337" w:type="dxa"/>
-            <w:tcBorders>
-              <w:top w:val="nil" w:color="000000"/>
-              <w:left w:val="nil" w:color="000000"/>
-              <w:bottom w:val="nil" w:color="000000"/>
-              <w:right w:val="nil" w:color="000000"/>
-            </w:tcBorders>
-            <w:vAlign w:val="bottom"/>
-          </w:tcPr>
-          <w:p>
-            <w:pPr>
-              <w:spacing w:after="0"/>
-              <w:jc w:val="center"/>
-            </w:pPr>
-            <w:r>
-              <w:t xml:space="preserve">0.0011*</w:t>
-            </w:r>
-          </w:p>
-        </w:tc>
-        <w:tc>
-          <w:tcPr>
-            <w:tcW w:w="1337" w:type="dxa"/>
-            <w:tcBorders>
-              <w:top w:val="nil" w:color="000000"/>
-              <w:left w:val="nil" w:color="000000"/>
-              <w:bottom w:val="nil" w:color="000000"/>
-              <w:right w:val="nil" w:color="000000"/>
-            </w:tcBorders>
-            <w:vAlign w:val="bottom"/>
-          </w:tcPr>
-          <w:p>
-            <w:pPr>
-              <w:spacing w:after="0"/>
-              <w:jc w:val="center"/>
-            </w:pPr>
-            <w:r>
-              <w:t xml:space="preserve">0.0012**</w:t>
+              <w:t xml:space="preserve">-0.0529</w:t>
+            </w:r>
+          </w:p>
+        </w:tc>
+        <w:tc>
+          <w:tcPr>
+            <w:tcW w:w="1337" w:type="dxa"/>
+            <w:tcBorders>
+              <w:top w:val="nil" w:color="000000"/>
+              <w:left w:val="nil" w:color="000000"/>
+              <w:bottom w:val="nil" w:color="000000"/>
+              <w:right w:val="nil" w:color="000000"/>
+            </w:tcBorders>
+            <w:vAlign w:val="bottom"/>
+          </w:tcPr>
+          <w:p>
+            <w:pPr>
+              <w:spacing w:after="0"/>
+              <w:jc w:val="center"/>
+            </w:pPr>
+            <w:r>
+              <w:t xml:space="preserve">0.3290**</w:t>
+            </w:r>
+          </w:p>
+        </w:tc>
+        <w:tc>
+          <w:tcPr>
+            <w:tcW w:w="1337" w:type="dxa"/>
+            <w:tcBorders>
+              <w:top w:val="nil" w:color="000000"/>
+              <w:left w:val="nil" w:color="000000"/>
+              <w:bottom w:val="nil" w:color="000000"/>
+              <w:right w:val="nil" w:color="000000"/>
+            </w:tcBorders>
+            <w:vAlign w:val="bottom"/>
+          </w:tcPr>
+          <w:p>
+            <w:pPr>
+              <w:spacing w:after="0"/>
+              <w:jc w:val="center"/>
+            </w:pPr>
+            <w:r>
+              <w:t xml:space="preserve">0.3423**</w:t>
             </w:r>
           </w:p>
         </w:tc>
@@ -3602,49 +3602,49 @@
               <w:jc w:val="center"/>
             </w:pPr>
             <w:r>
-              <w:t xml:space="preserve">[-0.00,0.00]</w:t>
-            </w:r>
-          </w:p>
-        </w:tc>
-        <w:tc>
-          <w:tcPr>
-            <w:tcW w:w="1337" w:type="dxa"/>
-            <w:tcBorders>
-              <w:top w:val="nil" w:color="000000"/>
-              <w:left w:val="nil" w:color="000000"/>
-              <w:bottom w:val="nil" w:color="000000"/>
-              <w:right w:val="nil" w:color="000000"/>
-            </w:tcBorders>
-            <w:vAlign w:val="bottom"/>
-          </w:tcPr>
-          <w:p>
-            <w:pPr>
-              <w:spacing w:after="0"/>
-              <w:jc w:val="center"/>
-            </w:pPr>
-            <w:r>
-              <w:t xml:space="preserve">[-0.00,0.00]</w:t>
-            </w:r>
-          </w:p>
-        </w:tc>
-        <w:tc>
-          <w:tcPr>
-            <w:tcW w:w="1337" w:type="dxa"/>
-            <w:tcBorders>
-              <w:top w:val="nil" w:color="000000"/>
-              <w:left w:val="nil" w:color="000000"/>
-              <w:bottom w:val="nil" w:color="000000"/>
-              <w:right w:val="nil" w:color="000000"/>
-            </w:tcBorders>
-            <w:vAlign w:val="bottom"/>
-          </w:tcPr>
-          <w:p>
-            <w:pPr>
-              <w:spacing w:after="0"/>
-              <w:jc w:val="center"/>
-            </w:pPr>
-            <w:r>
-              <w:t xml:space="preserve">[0.00,0.00]</w:t>
+              <w:t xml:space="preserve">[-0.22,0.12]</w:t>
+            </w:r>
+          </w:p>
+        </w:tc>
+        <w:tc>
+          <w:tcPr>
+            <w:tcW w:w="1337" w:type="dxa"/>
+            <w:tcBorders>
+              <w:top w:val="nil" w:color="000000"/>
+              <w:left w:val="nil" w:color="000000"/>
+              <w:bottom w:val="nil" w:color="000000"/>
+              <w:right w:val="nil" w:color="000000"/>
+            </w:tcBorders>
+            <w:vAlign w:val="bottom"/>
+          </w:tcPr>
+          <w:p>
+            <w:pPr>
+              <w:spacing w:after="0"/>
+              <w:jc w:val="center"/>
+            </w:pPr>
+            <w:r>
+              <w:t xml:space="preserve">[0.05,0.61]</w:t>
+            </w:r>
+          </w:p>
+        </w:tc>
+        <w:tc>
+          <w:tcPr>
+            <w:tcW w:w="1337" w:type="dxa"/>
+            <w:tcBorders>
+              <w:top w:val="nil" w:color="000000"/>
+              <w:left w:val="nil" w:color="000000"/>
+              <w:bottom w:val="nil" w:color="000000"/>
+              <w:right w:val="nil" w:color="000000"/>
+            </w:tcBorders>
+            <w:vAlign w:val="bottom"/>
+          </w:tcPr>
+          <w:p>
+            <w:pPr>
+              <w:spacing w:after="0"/>
+              <w:jc w:val="center"/>
+            </w:pPr>
+            <w:r>
+              <w:t xml:space="preserve">[0.06,0.62]</w:t>
             </w:r>
           </w:p>
         </w:tc>
@@ -3887,7 +3887,7 @@
               <w:jc w:val="center"/>
             </w:pPr>
             <w:r>
-              <w:t xml:space="preserve">[-0.19,0.06]</w:t>
+              <w:t xml:space="preserve">[-0.20,0.05]</w:t>
             </w:r>
           </w:p>
         </w:tc>
@@ -4011,7 +4011,7 @@
               <w:jc w:val="center"/>
             </w:pPr>
             <w:r>
-              <w:t xml:space="preserve">-0.05</w:t>
+              <w:t xml:space="preserve">-0.04</w:t>
             </w:r>
           </w:p>
         </w:tc>
@@ -4130,7 +4130,7 @@
               <w:jc w:val="center"/>
             </w:pPr>
             <w:r>
-              <w:t xml:space="preserve">[-0.16,0.07]</w:t>
+              <w:t xml:space="preserve">[-0.15,0.06]</w:t>
             </w:r>
           </w:p>
         </w:tc>
@@ -4254,7 +4254,7 @@
               <w:jc w:val="center"/>
             </w:pPr>
             <w:r>
-              <w:t xml:space="preserve">0.46***</w:t>
+              <w:t xml:space="preserve">0.47***</w:t>
             </w:r>
           </w:p>
         </w:tc>
@@ -4373,7 +4373,7 @@
               <w:jc w:val="center"/>
             </w:pPr>
             <w:r>
-              <w:t xml:space="preserve">[0.15,0.77]</w:t>
+              <w:t xml:space="preserve">[0.17,0.78]</w:t>
             </w:r>
           </w:p>
         </w:tc>
@@ -4480,49 +4480,49 @@
               <w:jc w:val="center"/>
             </w:pPr>
             <w:r>
-              <w:t xml:space="preserve">0.16**</w:t>
-            </w:r>
-          </w:p>
-        </w:tc>
-        <w:tc>
-          <w:tcPr>
-            <w:tcW w:w="1337" w:type="dxa"/>
-            <w:tcBorders>
-              <w:top w:val="nil" w:color="000000"/>
-              <w:left w:val="nil" w:color="000000"/>
-              <w:bottom w:val="nil" w:color="000000"/>
-              <w:right w:val="nil" w:color="000000"/>
-            </w:tcBorders>
-            <w:vAlign w:val="bottom"/>
-          </w:tcPr>
-          <w:p>
-            <w:pPr>
-              <w:spacing w:after="0"/>
-              <w:jc w:val="center"/>
-            </w:pPr>
-            <w:r>
-              <w:t xml:space="preserve">2.37***</w:t>
-            </w:r>
-          </w:p>
-        </w:tc>
-        <w:tc>
-          <w:tcPr>
-            <w:tcW w:w="1337" w:type="dxa"/>
-            <w:tcBorders>
-              <w:top w:val="nil" w:color="000000"/>
-              <w:left w:val="nil" w:color="000000"/>
-              <w:bottom w:val="nil" w:color="000000"/>
-              <w:right w:val="nil" w:color="000000"/>
-            </w:tcBorders>
-            <w:vAlign w:val="bottom"/>
-          </w:tcPr>
-          <w:p>
-            <w:pPr>
-              <w:spacing w:after="0"/>
-              <w:jc w:val="center"/>
-            </w:pPr>
-            <w:r>
-              <w:t xml:space="preserve">2.11***</w:t>
+              <w:t xml:space="preserve">0.35</w:t>
+            </w:r>
+          </w:p>
+        </w:tc>
+        <w:tc>
+          <w:tcPr>
+            <w:tcW w:w="1337" w:type="dxa"/>
+            <w:tcBorders>
+              <w:top w:val="nil" w:color="000000"/>
+              <w:left w:val="nil" w:color="000000"/>
+              <w:bottom w:val="nil" w:color="000000"/>
+              <w:right w:val="nil" w:color="000000"/>
+            </w:tcBorders>
+            <w:vAlign w:val="bottom"/>
+          </w:tcPr>
+          <w:p>
+            <w:pPr>
+              <w:spacing w:after="0"/>
+              <w:jc w:val="center"/>
+            </w:pPr>
+            <w:r>
+              <w:t xml:space="preserve">1.23**</w:t>
+            </w:r>
+          </w:p>
+        </w:tc>
+        <w:tc>
+          <w:tcPr>
+            <w:tcW w:w="1337" w:type="dxa"/>
+            <w:tcBorders>
+              <w:top w:val="nil" w:color="000000"/>
+              <w:left w:val="nil" w:color="000000"/>
+              <w:bottom w:val="nil" w:color="000000"/>
+              <w:right w:val="nil" w:color="000000"/>
+            </w:tcBorders>
+            <w:vAlign w:val="bottom"/>
+          </w:tcPr>
+          <w:p>
+            <w:pPr>
+              <w:spacing w:after="0"/>
+              <w:jc w:val="center"/>
+            </w:pPr>
+            <w:r>
+              <w:t xml:space="preserve">0.92*</w:t>
             </w:r>
           </w:p>
         </w:tc>
@@ -4624,49 +4624,49 @@
               <w:jc w:val="center"/>
             </w:pPr>
             <w:r>
-              <w:t xml:space="preserve">[0.01,0.31]</w:t>
-            </w:r>
-          </w:p>
-        </w:tc>
-        <w:tc>
-          <w:tcPr>
-            <w:tcW w:w="1337" w:type="dxa"/>
-            <w:tcBorders>
-              <w:top w:val="nil" w:color="000000"/>
-              <w:left w:val="nil" w:color="000000"/>
-              <w:bottom w:val="nil" w:color="000000"/>
-              <w:right w:val="nil" w:color="000000"/>
-            </w:tcBorders>
-            <w:vAlign w:val="bottom"/>
-          </w:tcPr>
-          <w:p>
-            <w:pPr>
-              <w:spacing w:after="0"/>
-              <w:jc w:val="center"/>
-            </w:pPr>
-            <w:r>
-              <w:t xml:space="preserve">[0.74,3.99]</w:t>
-            </w:r>
-          </w:p>
-        </w:tc>
-        <w:tc>
-          <w:tcPr>
-            <w:tcW w:w="1337" w:type="dxa"/>
-            <w:tcBorders>
-              <w:top w:val="nil" w:color="000000"/>
-              <w:left w:val="nil" w:color="000000"/>
-              <w:bottom w:val="nil" w:color="000000"/>
-              <w:right w:val="nil" w:color="000000"/>
-            </w:tcBorders>
-            <w:vAlign w:val="bottom"/>
-          </w:tcPr>
-          <w:p>
-            <w:pPr>
-              <w:spacing w:after="0"/>
-              <w:jc w:val="center"/>
-            </w:pPr>
-            <w:r>
-              <w:t xml:space="preserve">[0.53,3.69]</w:t>
+              <w:t xml:space="preserve">[-0.53,1.24]</w:t>
+            </w:r>
+          </w:p>
+        </w:tc>
+        <w:tc>
+          <w:tcPr>
+            <w:tcW w:w="1337" w:type="dxa"/>
+            <w:tcBorders>
+              <w:top w:val="nil" w:color="000000"/>
+              <w:left w:val="nil" w:color="000000"/>
+              <w:bottom w:val="nil" w:color="000000"/>
+              <w:right w:val="nil" w:color="000000"/>
+            </w:tcBorders>
+            <w:vAlign w:val="bottom"/>
+          </w:tcPr>
+          <w:p>
+            <w:pPr>
+              <w:spacing w:after="0"/>
+              <w:jc w:val="center"/>
+            </w:pPr>
+            <w:r>
+              <w:t xml:space="preserve">[0.18,2.27]</w:t>
+            </w:r>
+          </w:p>
+        </w:tc>
+        <w:tc>
+          <w:tcPr>
+            <w:tcW w:w="1337" w:type="dxa"/>
+            <w:tcBorders>
+              <w:top w:val="nil" w:color="000000"/>
+              <w:left w:val="nil" w:color="000000"/>
+              <w:bottom w:val="nil" w:color="000000"/>
+              <w:right w:val="nil" w:color="000000"/>
+            </w:tcBorders>
+            <w:vAlign w:val="bottom"/>
+          </w:tcPr>
+          <w:p>
+            <w:pPr>
+              <w:spacing w:after="0"/>
+              <w:jc w:val="center"/>
+            </w:pPr>
+            <w:r>
+              <w:t xml:space="preserve">[-0.15,1.98]</w:t>
             </w:r>
           </w:p>
         </w:tc>
@@ -4922,49 +4922,49 @@
               <w:jc w:val="center"/>
             </w:pPr>
             <w:r>
-              <w:t xml:space="preserve">0.06</w:t>
-            </w:r>
-          </w:p>
-        </w:tc>
-        <w:tc>
-          <w:tcPr>
-            <w:tcW w:w="1337" w:type="dxa"/>
-            <w:tcBorders>
-              <w:top w:val="nil" w:color="000000"/>
-              <w:left w:val="nil" w:color="000000"/>
-              <w:bottom w:val="nil" w:color="000000"/>
-              <w:right w:val="nil" w:color="000000"/>
-            </w:tcBorders>
-            <w:vAlign w:val="bottom"/>
-          </w:tcPr>
-          <w:p>
-            <w:pPr>
-              <w:spacing w:after="0"/>
-              <w:jc w:val="center"/>
-            </w:pPr>
-            <w:r>
-              <w:t xml:space="preserve">0.17</w:t>
-            </w:r>
-          </w:p>
-        </w:tc>
-        <w:tc>
-          <w:tcPr>
-            <w:tcW w:w="1337" w:type="dxa"/>
-            <w:tcBorders>
-              <w:top w:val="nil" w:color="000000"/>
-              <w:left w:val="nil" w:color="000000"/>
-              <w:bottom w:val="nil" w:color="000000"/>
-              <w:right w:val="nil" w:color="000000"/>
-            </w:tcBorders>
-            <w:vAlign w:val="bottom"/>
-          </w:tcPr>
-          <w:p>
-            <w:pPr>
-              <w:spacing w:after="0"/>
-              <w:jc w:val="center"/>
-            </w:pPr>
-            <w:r>
-              <w:t xml:space="preserve">0.20</w:t>
+              <w:t xml:space="preserve">0.05</w:t>
+            </w:r>
+          </w:p>
+        </w:tc>
+        <w:tc>
+          <w:tcPr>
+            <w:tcW w:w="1337" w:type="dxa"/>
+            <w:tcBorders>
+              <w:top w:val="nil" w:color="000000"/>
+              <w:left w:val="nil" w:color="000000"/>
+              <w:bottom w:val="nil" w:color="000000"/>
+              <w:right w:val="nil" w:color="000000"/>
+            </w:tcBorders>
+            <w:vAlign w:val="bottom"/>
+          </w:tcPr>
+          <w:p>
+            <w:pPr>
+              <w:spacing w:after="0"/>
+              <w:jc w:val="center"/>
+            </w:pPr>
+            <w:r>
+              <w:t xml:space="preserve">0.19</w:t>
+            </w:r>
+          </w:p>
+        </w:tc>
+        <w:tc>
+          <w:tcPr>
+            <w:tcW w:w="1337" w:type="dxa"/>
+            <w:tcBorders>
+              <w:top w:val="nil" w:color="000000"/>
+              <w:left w:val="nil" w:color="000000"/>
+              <w:bottom w:val="nil" w:color="000000"/>
+              <w:right w:val="nil" w:color="000000"/>
+            </w:tcBorders>
+            <w:vAlign w:val="bottom"/>
+          </w:tcPr>
+          <w:p>
+            <w:pPr>
+              <w:spacing w:after="0"/>
+              <w:jc w:val="center"/>
+            </w:pPr>
+            <w:r>
+              <w:t xml:space="preserve">0.22</w:t>
             </w:r>
           </w:p>
         </w:tc>
@@ -5092,7 +5092,7 @@
               <w:jc w:val="center"/>
             </w:pPr>
             <w:r>
-              <w:t xml:space="preserve">0.13</w:t>
+              <w:t xml:space="preserve">0.15</w:t>
             </w:r>
           </w:p>
         </w:tc>
@@ -5113,7 +5113,7 @@
               <w:jc w:val="center"/>
             </w:pPr>
             <w:r>
-              <w:t xml:space="preserve">0.15</w:t>
+              <w:t xml:space="preserve">0.18</w:t>
             </w:r>
           </w:p>
         </w:tc>

--- a/output/regv2_Baseline_BBsample.docx
+++ b/output/regv2_Baseline_BBsample.docx
@@ -1,6 +1,6 @@
 
 <file path=word/document.xml><?xml version="1.0" encoding="utf-8"?>
-<w:document xmlns:w="http://schemas.openxmlformats.org/wordprocessingml/2006/main" xmlns:m="http://schemas.openxmlformats.org/officeDocument/2006/math" xmlns:w14="http://schemas.microsoft.com/office/word/2010/wordml" xmlns:r="http://schemas.openxmlformats.org/officeDocument/2006/relationships" xmlns:wp="http://schemas.openxmlformats.org/drawingml/2006/wordprocessingDrawing" xmlns:a="http://schemas.openxmlformats.org/drawingml/2006/main" xmlns:wp14="http://schemas.microsoft.com/office/word/2010/wordprocessingDrawing" xmlns:w15="http://schemas.microsoft.com/office/word/2012/wordml" xmlns:mc="http://schemas.openxmlformats.org/markup-compatibility/2006" xmlns:a14="http://schemas.microsoft.com/office/drawing/2010/main" xmlns:sl="http://schemas.openxmlformats.org/schemaLibrary/2006/main" xmlns:wne="http://schemas.microsoft.com/office/word/2006/wordml" xmlns:c="http://schemas.openxmlformats.org/drawingml/2006/chart" xmlns:cdr="http://schemas.openxmlformats.org/drawingml/2006/chartDrawing" xmlns:c14="http://schemas.microsoft.com/office/drawing/2007/8/2/chart" xmlns:dgm="http://schemas.openxmlformats.org/drawingml/2006/diagram" xmlns:pic="http://schemas.openxmlformats.org/drawingml/2006/picture" xmlns:xdr="http://schemas.openxmlformats.org/drawingml/2006/spreadsheetDrawing" xmlns:dsp="http://schemas.microsoft.com/office/drawing/2008/diagram" xmlns:xvml="urn:schemas-microsoft-com:office:excel" xmlns:o="urn:schemas-microsoft-com:office:office" xmlns:v="urn:schemas-microsoft-com:vml" xmlns:w10="urn:schemas-microsoft-com:office:word" xmlns:pvml="urn:schemas-microsoft-com:office:powerpoint" xmlns:cppr="http://schemas.microsoft.com/office/2006/coverPageProps" xmlns:odx="http://opendope.org/xpaths" xmlns:odc="http://opendope.org/conditions" xmlns:odq="http://opendope.org/questions" xmlns:oda="http://opendope.org/answers" xmlns:odi="http://opendope.org/components" xmlns:odgm="http://opendope.org/SmartArt/DataHierarchy" xmlns:b="http://schemas.openxmlformats.org/officeDocument/2006/bibliography" xmlns:msink="http://schemas.microsoft.com/ink/2010/main" xmlns:cdr14="http://schemas.microsoft.com/office/drawing/2010/chartDrawing" xmlns:c15="http://schemas.microsoft.com/office/drawing/2012/chart" xmlns:cs="http://schemas.microsoft.com/office/drawing/2012/chartStyle" xmlns:ns38="http://www.w3.org/1998/Math/MathML" xmlns:ns39="http://www.w3.org/2003/InkML" xmlns:a13cmd="http://schemas.microsoft.com/office/drawing/2013/main/command" xmlns:cx="http://schemas.microsoft.com/office/drawing/2014/chartex" xmlns:c16="http://schemas.microsoft.com/office/drawing/2014/chart" xmlns:dgm1611="http://schemas.microsoft.com/office/drawing/2016/11/diagram" xmlns:c173="http://schemas.microsoft.com/office/drawing/2017/03/chart" xmlns:am3d="http://schemas.microsoft.com/office/drawing/2017/model3d" xmlns:an18="http://schemas.microsoft.com/office/drawing/2018/animation" xmlns:anam3d="http://schemas.microsoft.com/office/drawing/2018/animation/model3d" xmlns:iact="http://schemas.microsoft.com/office/powerpoint/2014/inkAction" xmlns:thm15="http://schemas.microsoft.com/office/thememl/2012/main" xmlns:wps="http://schemas.microsoft.com/office/word/2010/wordprocessingShape" xmlns:wpc="http://schemas.microsoft.com/office/word/2010/wordprocessingCanvas" xmlns:wpg="http://schemas.microsoft.com/office/word/2010/wordprocessingGroup" xmlns:w16se="http://schemas.microsoft.com/office/word/2015/wordml/symex" xmlns:w16cid="http://schemas.microsoft.com/office/word/2016/wordml/cid" xmlns:wetp="http://schemas.microsoft.com/office/webextensions/taskpanes/2010/11" xmlns:we="http://schemas.microsoft.com/office/webextensions/webextension/2010/11" xmlns:comp="http://schemas.openxmlformats.org/drawingml/2006/compatibility" xmlns:lc="http://schemas.openxmlformats.org/drawingml/2006/lockedCanvas" xmlns:dgm14="http://schemas.microsoft.com/office/drawing/2010/diagram" xmlns:a15="http://schemas.microsoft.com/office/drawing/2012/main" xmlns:pic14="http://schemas.microsoft.com/office/drawing/2010/picture" xmlns:c16ac="http://schemas.microsoft.com/office/drawing/2014/chart/ac" xmlns:a16="http://schemas.microsoft.com/office/drawing/2014/main" xmlns:a1611="http://schemas.microsoft.com/office/drawing/2016/11/main" xmlns:dgm1612="http://schemas.microsoft.com/office/drawing/2016/12/diagram" xmlns:a16svg="http://schemas.microsoft.com/office/drawing/2016/SVG/main" xmlns:adec="http://schemas.microsoft.com/office/drawing/2017/decorative" xmlns:a18hc="http://schemas.microsoft.com/office/drawing/2018/hyperlinkcolor" xmlns:wp15="http://schemas.microsoft.com/office/word/2012/wordprocessingDrawing">
+<w:document xmlns:r="http://schemas.openxmlformats.org/officeDocument/2006/relationships" xmlns:w="http://schemas.openxmlformats.org/wordprocessingml/2006/main" xmlns:w14="http://schemas.microsoft.com/office/word/2010/wordml" xmlns:wp="http://schemas.openxmlformats.org/drawingml/2006/wordprocessingDrawing" xmlns:a="http://schemas.openxmlformats.org/drawingml/2006/main" xmlns:wp14="http://schemas.microsoft.com/office/word/2010/wordprocessingDrawing" xmlns:w15="http://schemas.microsoft.com/office/word/2012/wordml" xmlns:mc="http://schemas.openxmlformats.org/markup-compatibility/2006" xmlns:a14="http://schemas.microsoft.com/office/drawing/2010/main" xmlns:m="http://schemas.openxmlformats.org/officeDocument/2006/math" xmlns:sl="http://schemas.openxmlformats.org/schemaLibrary/2006/main" xmlns:wne="http://schemas.microsoft.com/office/word/2006/wordml" xmlns:c="http://schemas.openxmlformats.org/drawingml/2006/chart" xmlns:cdr="http://schemas.openxmlformats.org/drawingml/2006/chartDrawing" xmlns:c14="http://schemas.microsoft.com/office/drawing/2007/8/2/chart" xmlns:dgm="http://schemas.openxmlformats.org/drawingml/2006/diagram" xmlns:pic="http://schemas.openxmlformats.org/drawingml/2006/picture" xmlns:xdr="http://schemas.openxmlformats.org/drawingml/2006/spreadsheetDrawing" xmlns:dsp="http://schemas.microsoft.com/office/drawing/2008/diagram" xmlns:v="urn:schemas-microsoft-com:vml" xmlns:o="urn:schemas-microsoft-com:office:office" xmlns:xvml="urn:schemas-microsoft-com:office:excel" xmlns:w10="urn:schemas-microsoft-com:office:word" xmlns:pvml="urn:schemas-microsoft-com:office:powerpoint" xmlns:cppr="http://schemas.microsoft.com/office/2006/coverPageProps" xmlns:odx="http://opendope.org/xpaths" xmlns:odc="http://opendope.org/conditions" xmlns:odq="http://opendope.org/questions" xmlns:oda="http://opendope.org/answers" xmlns:odi="http://opendope.org/components" xmlns:odgm="http://opendope.org/SmartArt/DataHierarchy" xmlns:b="http://schemas.openxmlformats.org/officeDocument/2006/bibliography" xmlns:msink="http://schemas.microsoft.com/ink/2010/main" xmlns:cdr14="http://schemas.microsoft.com/office/drawing/2010/chartDrawing" xmlns:c15="http://schemas.microsoft.com/office/drawing/2012/chart" xmlns:cs="http://schemas.microsoft.com/office/drawing/2012/chartStyle" xmlns:ns38="http://www.w3.org/1998/Math/MathML" xmlns:ns39="http://www.w3.org/2003/InkML" xmlns:a13cmd="http://schemas.microsoft.com/office/drawing/2013/main/command" xmlns:cx="http://schemas.microsoft.com/office/drawing/2014/chartex" xmlns:c16="http://schemas.microsoft.com/office/drawing/2014/chart" xmlns:dgm1611="http://schemas.microsoft.com/office/drawing/2016/11/diagram" xmlns:c173="http://schemas.microsoft.com/office/drawing/2017/03/chart" xmlns:am3d="http://schemas.microsoft.com/office/drawing/2017/model3d" xmlns:an18="http://schemas.microsoft.com/office/drawing/2018/animation" xmlns:anam3d="http://schemas.microsoft.com/office/drawing/2018/animation/model3d" xmlns:iact="http://schemas.microsoft.com/office/powerpoint/2014/inkAction" xmlns:thm15="http://schemas.microsoft.com/office/thememl/2012/main" xmlns:wps="http://schemas.microsoft.com/office/word/2010/wordprocessingShape" xmlns:wpc="http://schemas.microsoft.com/office/word/2010/wordprocessingCanvas" xmlns:wpg="http://schemas.microsoft.com/office/word/2010/wordprocessingGroup" xmlns:w16se="http://schemas.microsoft.com/office/word/2015/wordml/symex" xmlns:w16cid="http://schemas.microsoft.com/office/word/2016/wordml/cid" xmlns:wetp="http://schemas.microsoft.com/office/webextensions/taskpanes/2010/11" xmlns:we="http://schemas.microsoft.com/office/webextensions/webextension/2010/11" xmlns:comp="http://schemas.openxmlformats.org/drawingml/2006/compatibility" xmlns:lc="http://schemas.openxmlformats.org/drawingml/2006/lockedCanvas" xmlns:dgm14="http://schemas.microsoft.com/office/drawing/2010/diagram" xmlns:a15="http://schemas.microsoft.com/office/drawing/2012/main" xmlns:pic14="http://schemas.microsoft.com/office/drawing/2010/picture" xmlns:c16ac="http://schemas.microsoft.com/office/drawing/2014/chart/ac" xmlns:a16="http://schemas.microsoft.com/office/drawing/2014/main" xmlns:a1611="http://schemas.microsoft.com/office/drawing/2016/11/main" xmlns:dgm1612="http://schemas.microsoft.com/office/drawing/2016/12/diagram" xmlns:a16svg="http://schemas.microsoft.com/office/drawing/2016/SVG/main" xmlns:adec="http://schemas.microsoft.com/office/drawing/2017/decorative" xmlns:a18hc="http://schemas.microsoft.com/office/drawing/2018/hyperlinkcolor" xmlns:wp15="http://schemas.microsoft.com/office/word/2012/wordprocessingDrawing">
   <w:body>
     <w:tbl>
       <w:tblPr>
@@ -5133,7 +5133,7 @@
 </file>
 
 <file path=word/styles.xml><?xml version="1.0" encoding="utf-8"?>
-<w:styles xmlns:w="http://schemas.openxmlformats.org/wordprocessingml/2006/main" xmlns:m="http://schemas.openxmlformats.org/officeDocument/2006/math" xmlns:w14="http://schemas.microsoft.com/office/word/2010/wordml" xmlns:r="http://schemas.openxmlformats.org/officeDocument/2006/relationships" xmlns:wp="http://schemas.openxmlformats.org/drawingml/2006/wordprocessingDrawing" xmlns:a="http://schemas.openxmlformats.org/drawingml/2006/main" xmlns:wp14="http://schemas.microsoft.com/office/word/2010/wordprocessingDrawing" xmlns:w15="http://schemas.microsoft.com/office/word/2012/wordml" xmlns:mc="http://schemas.openxmlformats.org/markup-compatibility/2006" xmlns:a14="http://schemas.microsoft.com/office/drawing/2010/main" xmlns:sl="http://schemas.openxmlformats.org/schemaLibrary/2006/main" xmlns:wne="http://schemas.microsoft.com/office/word/2006/wordml" xmlns:c="http://schemas.openxmlformats.org/drawingml/2006/chart" xmlns:cdr="http://schemas.openxmlformats.org/drawingml/2006/chartDrawing" xmlns:c14="http://schemas.microsoft.com/office/drawing/2007/8/2/chart" xmlns:dgm="http://schemas.openxmlformats.org/drawingml/2006/diagram" xmlns:pic="http://schemas.openxmlformats.org/drawingml/2006/picture" xmlns:xdr="http://schemas.openxmlformats.org/drawingml/2006/spreadsheetDrawing" xmlns:dsp="http://schemas.microsoft.com/office/drawing/2008/diagram" xmlns:xvml="urn:schemas-microsoft-com:office:excel" xmlns:o="urn:schemas-microsoft-com:office:office" xmlns:v="urn:schemas-microsoft-com:vml" xmlns:w10="urn:schemas-microsoft-com:office:word" xmlns:pvml="urn:schemas-microsoft-com:office:powerpoint" xmlns:cppr="http://schemas.microsoft.com/office/2006/coverPageProps" xmlns:odx="http://opendope.org/xpaths" xmlns:odc="http://opendope.org/conditions" xmlns:odq="http://opendope.org/questions" xmlns:oda="http://opendope.org/answers" xmlns:odi="http://opendope.org/components" xmlns:odgm="http://opendope.org/SmartArt/DataHierarchy" xmlns:b="http://schemas.openxmlformats.org/officeDocument/2006/bibliography" xmlns:msink="http://schemas.microsoft.com/ink/2010/main" xmlns:cdr14="http://schemas.microsoft.com/office/drawing/2010/chartDrawing" xmlns:c15="http://schemas.microsoft.com/office/drawing/2012/chart" xmlns:cs="http://schemas.microsoft.com/office/drawing/2012/chartStyle" xmlns:ns38="http://www.w3.org/1998/Math/MathML" xmlns:ns39="http://www.w3.org/2003/InkML" xmlns:a13cmd="http://schemas.microsoft.com/office/drawing/2013/main/command" xmlns:cx="http://schemas.microsoft.com/office/drawing/2014/chartex" xmlns:c16="http://schemas.microsoft.com/office/drawing/2014/chart" xmlns:dgm1611="http://schemas.microsoft.com/office/drawing/2016/11/diagram" xmlns:c173="http://schemas.microsoft.com/office/drawing/2017/03/chart" xmlns:am3d="http://schemas.microsoft.com/office/drawing/2017/model3d" xmlns:an18="http://schemas.microsoft.com/office/drawing/2018/animation" xmlns:anam3d="http://schemas.microsoft.com/office/drawing/2018/animation/model3d" xmlns:iact="http://schemas.microsoft.com/office/powerpoint/2014/inkAction" xmlns:thm15="http://schemas.microsoft.com/office/thememl/2012/main" xmlns:wps="http://schemas.microsoft.com/office/word/2010/wordprocessingShape" xmlns:wpc="http://schemas.microsoft.com/office/word/2010/wordprocessingCanvas" xmlns:wpg="http://schemas.microsoft.com/office/word/2010/wordprocessingGroup" xmlns:w16se="http://schemas.microsoft.com/office/word/2015/wordml/symex" xmlns:w16cid="http://schemas.microsoft.com/office/word/2016/wordml/cid" xmlns:wetp="http://schemas.microsoft.com/office/webextensions/taskpanes/2010/11" xmlns:we="http://schemas.microsoft.com/office/webextensions/webextension/2010/11" xmlns:comp="http://schemas.openxmlformats.org/drawingml/2006/compatibility" xmlns:lc="http://schemas.openxmlformats.org/drawingml/2006/lockedCanvas" xmlns:dgm14="http://schemas.microsoft.com/office/drawing/2010/diagram" xmlns:a15="http://schemas.microsoft.com/office/drawing/2012/main" xmlns:pic14="http://schemas.microsoft.com/office/drawing/2010/picture" xmlns:c16ac="http://schemas.microsoft.com/office/drawing/2014/chart/ac" xmlns:a16="http://schemas.microsoft.com/office/drawing/2014/main" xmlns:a1611="http://schemas.microsoft.com/office/drawing/2016/11/main" xmlns:dgm1612="http://schemas.microsoft.com/office/drawing/2016/12/diagram" xmlns:a16svg="http://schemas.microsoft.com/office/drawing/2016/SVG/main" xmlns:adec="http://schemas.microsoft.com/office/drawing/2017/decorative" xmlns:a18hc="http://schemas.microsoft.com/office/drawing/2018/hyperlinkcolor" xmlns:wp15="http://schemas.microsoft.com/office/word/2012/wordprocessingDrawing">
+<w:styles xmlns:r="http://schemas.openxmlformats.org/officeDocument/2006/relationships" xmlns:w="http://schemas.openxmlformats.org/wordprocessingml/2006/main" xmlns:w14="http://schemas.microsoft.com/office/word/2010/wordml" xmlns:wp="http://schemas.openxmlformats.org/drawingml/2006/wordprocessingDrawing" xmlns:a="http://schemas.openxmlformats.org/drawingml/2006/main" xmlns:wp14="http://schemas.microsoft.com/office/word/2010/wordprocessingDrawing" xmlns:w15="http://schemas.microsoft.com/office/word/2012/wordml" xmlns:mc="http://schemas.openxmlformats.org/markup-compatibility/2006" xmlns:a14="http://schemas.microsoft.com/office/drawing/2010/main" xmlns:m="http://schemas.openxmlformats.org/officeDocument/2006/math" xmlns:sl="http://schemas.openxmlformats.org/schemaLibrary/2006/main" xmlns:wne="http://schemas.microsoft.com/office/word/2006/wordml" xmlns:c="http://schemas.openxmlformats.org/drawingml/2006/chart" xmlns:cdr="http://schemas.openxmlformats.org/drawingml/2006/chartDrawing" xmlns:c14="http://schemas.microsoft.com/office/drawing/2007/8/2/chart" xmlns:dgm="http://schemas.openxmlformats.org/drawingml/2006/diagram" xmlns:pic="http://schemas.openxmlformats.org/drawingml/2006/picture" xmlns:xdr="http://schemas.openxmlformats.org/drawingml/2006/spreadsheetDrawing" xmlns:dsp="http://schemas.microsoft.com/office/drawing/2008/diagram" xmlns:v="urn:schemas-microsoft-com:vml" xmlns:o="urn:schemas-microsoft-com:office:office" xmlns:xvml="urn:schemas-microsoft-com:office:excel" xmlns:w10="urn:schemas-microsoft-com:office:word" xmlns:pvml="urn:schemas-microsoft-com:office:powerpoint" xmlns:cppr="http://schemas.microsoft.com/office/2006/coverPageProps" xmlns:odx="http://opendope.org/xpaths" xmlns:odc="http://opendope.org/conditions" xmlns:odq="http://opendope.org/questions" xmlns:oda="http://opendope.org/answers" xmlns:odi="http://opendope.org/components" xmlns:odgm="http://opendope.org/SmartArt/DataHierarchy" xmlns:b="http://schemas.openxmlformats.org/officeDocument/2006/bibliography" xmlns:msink="http://schemas.microsoft.com/ink/2010/main" xmlns:cdr14="http://schemas.microsoft.com/office/drawing/2010/chartDrawing" xmlns:c15="http://schemas.microsoft.com/office/drawing/2012/chart" xmlns:cs="http://schemas.microsoft.com/office/drawing/2012/chartStyle" xmlns:ns38="http://www.w3.org/1998/Math/MathML" xmlns:ns39="http://www.w3.org/2003/InkML" xmlns:a13cmd="http://schemas.microsoft.com/office/drawing/2013/main/command" xmlns:cx="http://schemas.microsoft.com/office/drawing/2014/chartex" xmlns:c16="http://schemas.microsoft.com/office/drawing/2014/chart" xmlns:dgm1611="http://schemas.microsoft.com/office/drawing/2016/11/diagram" xmlns:c173="http://schemas.microsoft.com/office/drawing/2017/03/chart" xmlns:am3d="http://schemas.microsoft.com/office/drawing/2017/model3d" xmlns:an18="http://schemas.microsoft.com/office/drawing/2018/animation" xmlns:anam3d="http://schemas.microsoft.com/office/drawing/2018/animation/model3d" xmlns:iact="http://schemas.microsoft.com/office/powerpoint/2014/inkAction" xmlns:thm15="http://schemas.microsoft.com/office/thememl/2012/main" xmlns:wps="http://schemas.microsoft.com/office/word/2010/wordprocessingShape" xmlns:wpc="http://schemas.microsoft.com/office/word/2010/wordprocessingCanvas" xmlns:wpg="http://schemas.microsoft.com/office/word/2010/wordprocessingGroup" xmlns:w16se="http://schemas.microsoft.com/office/word/2015/wordml/symex" xmlns:w16cid="http://schemas.microsoft.com/office/word/2016/wordml/cid" xmlns:wetp="http://schemas.microsoft.com/office/webextensions/taskpanes/2010/11" xmlns:we="http://schemas.microsoft.com/office/webextensions/webextension/2010/11" xmlns:comp="http://schemas.openxmlformats.org/drawingml/2006/compatibility" xmlns:lc="http://schemas.openxmlformats.org/drawingml/2006/lockedCanvas" xmlns:dgm14="http://schemas.microsoft.com/office/drawing/2010/diagram" xmlns:a15="http://schemas.microsoft.com/office/drawing/2012/main" xmlns:pic14="http://schemas.microsoft.com/office/drawing/2010/picture" xmlns:c16ac="http://schemas.microsoft.com/office/drawing/2014/chart/ac" xmlns:a16="http://schemas.microsoft.com/office/drawing/2014/main" xmlns:a1611="http://schemas.microsoft.com/office/drawing/2016/11/main" xmlns:dgm1612="http://schemas.microsoft.com/office/drawing/2016/12/diagram" xmlns:a16svg="http://schemas.microsoft.com/office/drawing/2016/SVG/main" xmlns:adec="http://schemas.microsoft.com/office/drawing/2017/decorative" xmlns:a18hc="http://schemas.microsoft.com/office/drawing/2018/hyperlinkcolor" xmlns:wp15="http://schemas.microsoft.com/office/word/2012/wordprocessingDrawing">
   <w:docDefaults>
     <w:rPrDefault>
       <w:rPr>
